--- a/documentation/NPSP_High_Level_Design_Document_2026-05-14.docx
+++ b/documentation/NPSP_High_Level_Design_Document_2026-05-14.docx
@@ -2381,32 +2381,30 @@
             </w:pPr>
             <w:r>
               <w:rPr>
-                <w:rFonts w:asciiTheme="majorHAnsi" w:hAnsiTheme="majorHAnsi" w:eastAsiaTheme="majorEastAsia" w:cstheme="majorBidi"/>
+                <w:rFonts w:asciiTheme="majorHAnsi" w:hAnsiTheme="majorHAnsi" w:eastAsiaTheme="majorEastAsia" w:cstheme="majorBidi" w:ascii="Calibri" w:hAnsi="Calibri"/>
                 <w:color w:val="943634" w:themeColor="accent2" w:themeShade="BF"/>
                 <w:sz w:val="22"/>
                 <w:szCs w:val="22"/>
               </w:rPr>
-              <w:t>&lt;</w:t>
-            </w:r>
-            <w:r>
-              <w:rPr>
-                <w:rFonts w:asciiTheme="majorHAnsi" w:hAnsiTheme="majorHAnsi" w:eastAsiaTheme="majorEastAsia" w:cstheme="majorBidi"/>
+              <w:t>Nonprofit Success Pack (NPSP)</w:t>
+            </w:r>
+            <w:r>
+              <w:rPr>
+                <w:rFonts w:asciiTheme="majorHAnsi" w:hAnsiTheme="majorHAnsi" w:eastAsiaTheme="majorEastAsia" w:cstheme="majorBidi" w:ascii="Calibri" w:hAnsi="Calibri"/>
                 <w:color w:val="943634" w:themeColor="accent2" w:themeShade="BF"/>
                 <w:sz w:val="22"/>
                 <w:szCs w:val="22"/>
               </w:rPr>
-              <w:t>CARMA</w:t>
             </w:r>
             <w:r>
               <w:rPr>
                 <w:rStyle w:val="Hyperlink"/>
-                <w:rFonts w:asciiTheme="majorHAnsi" w:hAnsiTheme="majorHAnsi" w:eastAsiaTheme="majorEastAsia" w:cstheme="majorBidi"/>
+                <w:rFonts w:asciiTheme="majorHAnsi" w:hAnsiTheme="majorHAnsi" w:eastAsiaTheme="majorEastAsia" w:cstheme="majorBidi" w:ascii="Calibri" w:hAnsi="Calibri"/>
                 <w:color w:val="943634" w:themeColor="accent2" w:themeShade="BF"/>
                 <w:sz w:val="22"/>
                 <w:szCs w:val="22"/>
                 <w:u w:val="none"/>
               </w:rPr>
-              <w:t>&gt;</w:t>
             </w:r>
           </w:p>
         </w:tc>
@@ -2434,30 +2432,28 @@
             </w:pPr>
             <w:r>
               <w:rPr>
-                <w:rFonts w:asciiTheme="majorHAnsi" w:hAnsiTheme="majorHAnsi" w:eastAsiaTheme="majorEastAsia" w:cstheme="majorBidi"/>
+                <w:rFonts w:asciiTheme="majorHAnsi" w:hAnsiTheme="majorHAnsi" w:eastAsiaTheme="majorEastAsia" w:cstheme="majorBidi" w:ascii="Calibri" w:hAnsi="Calibri"/>
+                <w:color w:val="FF0000"/>
+                <w:sz w:val="22"/>
+                <w:szCs w:val="22"/>
+              </w:rPr>
+              <w:t>TBD — Pending Assignment</w:t>
+            </w:r>
+            <w:r>
+              <w:rPr>
+                <w:rFonts w:asciiTheme="majorHAnsi" w:hAnsiTheme="majorHAnsi" w:eastAsiaTheme="majorEastAsia" w:cstheme="majorBidi" w:ascii="Calibri" w:hAnsi="Calibri"/>
                 <w:color w:val="943634" w:themeColor="accent2" w:themeShade="BF"/>
                 <w:sz w:val="22"/>
                 <w:szCs w:val="22"/>
               </w:rPr>
-              <w:t>&lt;2</w:t>
-            </w:r>
-            <w:r>
-              <w:rPr>
-                <w:rFonts w:asciiTheme="majorHAnsi" w:hAnsiTheme="majorHAnsi" w:eastAsiaTheme="majorEastAsia" w:cstheme="majorBidi"/>
+            </w:r>
+            <w:r>
+              <w:rPr>
+                <w:rFonts w:asciiTheme="majorHAnsi" w:hAnsiTheme="majorHAnsi" w:eastAsiaTheme="majorEastAsia" w:cstheme="majorBidi" w:ascii="Calibri" w:hAnsi="Calibri"/>
                 <w:color w:val="943634" w:themeColor="accent2" w:themeShade="BF"/>
                 <w:sz w:val="22"/>
                 <w:szCs w:val="22"/>
               </w:rPr>
-              <w:t>475</w:t>
-            </w:r>
-            <w:r>
-              <w:rPr>
-                <w:rFonts w:asciiTheme="majorHAnsi" w:hAnsiTheme="majorHAnsi" w:eastAsiaTheme="majorEastAsia" w:cstheme="majorBidi"/>
-                <w:color w:val="943634" w:themeColor="accent2" w:themeShade="BF"/>
-                <w:sz w:val="22"/>
-                <w:szCs w:val="22"/>
-              </w:rPr>
-              <w:t>&gt;</w:t>
             </w:r>
           </w:p>
         </w:tc>
@@ -2490,75 +2486,68 @@
             </w:pPr>
             <w:r>
               <w:rPr>
-                <w:rFonts w:asciiTheme="majorHAnsi" w:hAnsiTheme="majorHAnsi" w:eastAsiaTheme="majorEastAsia" w:cstheme="majorBidi"/>
+                <w:rFonts w:asciiTheme="majorHAnsi" w:hAnsiTheme="majorHAnsi" w:eastAsiaTheme="majorEastAsia" w:cstheme="majorBidi" w:ascii="Calibri" w:hAnsi="Calibri"/>
                 <w:color w:val="943634" w:themeColor="accent2" w:themeShade="BF"/>
                 <w:sz w:val="22"/>
                 <w:szCs w:val="22"/>
               </w:rPr>
-              <w:t>&lt;</w:t>
-            </w:r>
-            <w:r>
-              <w:rPr>
-                <w:rFonts w:asciiTheme="majorHAnsi" w:hAnsiTheme="majorHAnsi" w:eastAsiaTheme="majorEastAsia" w:cstheme="majorBidi"/>
+              <w:t>Comprehensive nonprofit CRM for donor management, fundraising, and constituent engagement</w:t>
+            </w:r>
+            <w:r>
+              <w:rPr>
+                <w:rFonts w:asciiTheme="majorHAnsi" w:hAnsiTheme="majorHAnsi" w:eastAsiaTheme="majorEastAsia" w:cstheme="majorBidi" w:ascii="Calibri" w:hAnsi="Calibri"/>
                 <w:color w:val="943634" w:themeColor="accent2" w:themeShade="BF"/>
                 <w:sz w:val="22"/>
                 <w:szCs w:val="22"/>
               </w:rPr>
-              <w:t xml:space="preserve">The </w:t>
-            </w:r>
-            <w:r>
-              <w:rPr>
-                <w:rFonts w:asciiTheme="majorHAnsi" w:hAnsiTheme="majorHAnsi" w:eastAsiaTheme="majorEastAsia" w:cstheme="majorBidi"/>
+            </w:r>
+            <w:r>
+              <w:rPr>
+                <w:rFonts w:asciiTheme="majorHAnsi" w:hAnsiTheme="majorHAnsi" w:eastAsiaTheme="majorEastAsia" w:cstheme="majorBidi" w:ascii="Calibri" w:hAnsi="Calibri"/>
                 <w:color w:val="943634" w:themeColor="accent2" w:themeShade="BF"/>
                 <w:sz w:val="22"/>
                 <w:szCs w:val="22"/>
               </w:rPr>
-              <w:t>Caregiver Records Management Application (</w:t>
-            </w:r>
-            <w:r>
-              <w:rPr>
-                <w:rFonts w:asciiTheme="majorHAnsi" w:hAnsiTheme="majorHAnsi" w:eastAsiaTheme="majorEastAsia" w:cstheme="majorBidi"/>
+            </w:r>
+            <w:r>
+              <w:rPr>
+                <w:rFonts w:asciiTheme="majorHAnsi" w:hAnsiTheme="majorHAnsi" w:eastAsiaTheme="majorEastAsia" w:cstheme="majorBidi" w:ascii="Calibri" w:hAnsi="Calibri"/>
                 <w:color w:val="943634" w:themeColor="accent2" w:themeShade="BF"/>
                 <w:sz w:val="22"/>
                 <w:szCs w:val="22"/>
               </w:rPr>
-              <w:t>CARMA</w:t>
-            </w:r>
-            <w:r>
-              <w:rPr>
-                <w:rFonts w:asciiTheme="majorHAnsi" w:hAnsiTheme="majorHAnsi" w:eastAsiaTheme="majorEastAsia" w:cstheme="majorBidi"/>
+            </w:r>
+            <w:r>
+              <w:rPr>
+                <w:rFonts w:asciiTheme="majorHAnsi" w:hAnsiTheme="majorHAnsi" w:eastAsiaTheme="majorEastAsia" w:cstheme="majorBidi" w:ascii="Calibri" w:hAnsi="Calibri"/>
                 <w:color w:val="943634" w:themeColor="accent2" w:themeShade="BF"/>
                 <w:sz w:val="22"/>
                 <w:szCs w:val="22"/>
               </w:rPr>
-              <w:t>)</w:t>
-            </w:r>
-            <w:r>
-              <w:rPr>
-                <w:rFonts w:asciiTheme="majorHAnsi" w:hAnsiTheme="majorHAnsi" w:eastAsiaTheme="majorEastAsia" w:cstheme="majorBidi"/>
+            </w:r>
+            <w:r>
+              <w:rPr>
+                <w:rFonts w:asciiTheme="majorHAnsi" w:hAnsiTheme="majorHAnsi" w:eastAsiaTheme="majorEastAsia" w:cstheme="majorBidi" w:ascii="Calibri" w:hAnsi="Calibri"/>
                 <w:color w:val="943634" w:themeColor="accent2" w:themeShade="BF"/>
                 <w:sz w:val="22"/>
                 <w:szCs w:val="22"/>
               </w:rPr>
-              <w:t xml:space="preserve"> is designed to support the needs of an expanded Caregiver Support Program under the Mission Act</w:t>
-            </w:r>
-            <w:r>
-              <w:rPr>
-                <w:rFonts w:asciiTheme="majorHAnsi" w:hAnsiTheme="majorHAnsi" w:eastAsiaTheme="majorEastAsia" w:cstheme="majorBidi"/>
+            </w:r>
+            <w:r>
+              <w:rPr>
+                <w:rFonts w:asciiTheme="majorHAnsi" w:hAnsiTheme="majorHAnsi" w:eastAsiaTheme="majorEastAsia" w:cstheme="majorBidi" w:ascii="Calibri" w:hAnsi="Calibri"/>
                 <w:color w:val="943634" w:themeColor="accent2" w:themeShade="BF"/>
                 <w:sz w:val="22"/>
                 <w:szCs w:val="22"/>
               </w:rPr>
-              <w:t>.</w:t>
-            </w:r>
-            <w:r>
-              <w:rPr>
-                <w:rFonts w:asciiTheme="majorHAnsi" w:hAnsiTheme="majorHAnsi" w:eastAsiaTheme="majorEastAsia" w:cstheme="majorBidi"/>
+            </w:r>
+            <w:r>
+              <w:rPr>
+                <w:rFonts w:asciiTheme="majorHAnsi" w:hAnsiTheme="majorHAnsi" w:eastAsiaTheme="majorEastAsia" w:cstheme="majorBidi" w:ascii="Calibri" w:hAnsi="Calibri"/>
                 <w:color w:val="943634" w:themeColor="accent2" w:themeShade="BF"/>
                 <w:sz w:val="22"/>
                 <w:szCs w:val="22"/>
               </w:rPr>
-              <w:t>&gt;</w:t>
             </w:r>
           </w:p>
         </w:tc>
@@ -3120,8 +3109,7 @@
         <w:pStyle w:val="Response"/>
       </w:pPr>
       <w:r>
-        <w:lastRenderedPageBreak/>
-        <w:t>Response:</w:t>
+        <w:t>Response: See table below for major business processes.</w:t>
       </w:r>
       <w:bookmarkEnd w:id="15"/>
       <w:bookmarkEnd w:id="16"/>
@@ -3405,6 +3393,10 @@
           </w:tcPr>
           <w:p>
             <w:r>
+              <w:rPr>
+                <w:rFonts w:ascii="Calibri" w:hAnsi="Calibri"/>
+                <w:sz w:val="22"/>
+              </w:rPr>
               <w:t>Donation Processing</w:t>
             </w:r>
           </w:p>
@@ -3415,6 +3407,10 @@
           </w:tcPr>
           <w:p>
             <w:r>
+              <w:rPr>
+                <w:rFonts w:ascii="Calibri" w:hAnsi="Calibri"/>
+                <w:sz w:val="22"/>
+              </w:rPr>
               <w:t>End-to-end gift entry, matching, and payment allocation</w:t>
             </w:r>
           </w:p>
@@ -3425,6 +3421,10 @@
           </w:tcPr>
           <w:p>
             <w:r>
+              <w:rPr>
+                <w:rFonts w:ascii="Calibri" w:hAnsi="Calibri"/>
+                <w:sz w:val="22"/>
+              </w:rPr>
               <w:t>Gift submission via UI or batch import</w:t>
             </w:r>
           </w:p>
@@ -3435,6 +3435,10 @@
           </w:tcPr>
           <w:p>
             <w:r>
+              <w:rPr>
+                <w:rFonts w:ascii="Calibri" w:hAnsi="Calibri"/>
+                <w:sz w:val="22"/>
+              </w:rPr>
               <w:t>Opportunity created with associated Payment, Allocation, and Contact Roles</w:t>
             </w:r>
           </w:p>
@@ -3445,6 +3449,10 @@
           </w:tcPr>
           <w:p>
             <w:r>
+              <w:rPr>
+                <w:rFonts w:ascii="Calibri" w:hAnsi="Calibri"/>
+                <w:sz w:val="22"/>
+              </w:rPr>
               <w:t>500-10,000 gifts/month</w:t>
             </w:r>
           </w:p>
@@ -3457,6 +3465,10 @@
           </w:tcPr>
           <w:p>
             <w:r>
+              <w:rPr>
+                <w:rFonts w:ascii="Calibri" w:hAnsi="Calibri"/>
+                <w:sz w:val="22"/>
+              </w:rPr>
               <w:t>Recurring Donation Management</w:t>
             </w:r>
           </w:p>
@@ -3467,6 +3479,10 @@
           </w:tcPr>
           <w:p>
             <w:r>
+              <w:rPr>
+                <w:rFonts w:ascii="Calibri" w:hAnsi="Calibri"/>
+                <w:sz w:val="22"/>
+              </w:rPr>
               <w:t>Create, modify, pause, and close recurring gifts with Elevate integration</w:t>
             </w:r>
           </w:p>
@@ -3477,6 +3493,10 @@
           </w:tcPr>
           <w:p>
             <w:r>
+              <w:rPr>
+                <w:rFonts w:ascii="Calibri" w:hAnsi="Calibri"/>
+                <w:sz w:val="22"/>
+              </w:rPr>
               <w:t>Donor enrollment or schedule change</w:t>
             </w:r>
           </w:p>
@@ -3487,6 +3507,10 @@
           </w:tcPr>
           <w:p>
             <w:r>
+              <w:rPr>
+                <w:rFonts w:ascii="Calibri" w:hAnsi="Calibri"/>
+                <w:sz w:val="22"/>
+              </w:rPr>
               <w:t>Installment Opportunities auto-created per schedule</w:t>
             </w:r>
           </w:p>
@@ -3497,6 +3521,10 @@
           </w:tcPr>
           <w:p>
             <w:r>
+              <w:rPr>
+                <w:rFonts w:ascii="Calibri" w:hAnsi="Calibri"/>
+                <w:sz w:val="22"/>
+              </w:rPr>
               <w:t>100-2,000 active schedules</w:t>
             </w:r>
           </w:p>
@@ -3509,6 +3537,10 @@
           </w:tcPr>
           <w:p>
             <w:r>
+              <w:rPr>
+                <w:rFonts w:ascii="Calibri" w:hAnsi="Calibri"/>
+                <w:sz w:val="22"/>
+              </w:rPr>
               <w:t>Batch Data Import</w:t>
             </w:r>
           </w:p>
@@ -3519,6 +3551,10 @@
           </w:tcPr>
           <w:p>
             <w:r>
+              <w:rPr>
+                <w:rFonts w:ascii="Calibri" w:hAnsi="Calibri"/>
+                <w:sz w:val="22"/>
+              </w:rPr>
               <w:t>Map and import flat-file donation/contact data into complex object graphs</w:t>
             </w:r>
           </w:p>
@@ -3529,6 +3565,10 @@
           </w:tcPr>
           <w:p>
             <w:r>
+              <w:rPr>
+                <w:rFonts w:ascii="Calibri" w:hAnsi="Calibri"/>
+                <w:sz w:val="22"/>
+              </w:rPr>
               <w:t>CSV upload or API batch submission</w:t>
             </w:r>
           </w:p>
@@ -3539,6 +3579,10 @@
           </w:tcPr>
           <w:p>
             <w:r>
+              <w:rPr>
+                <w:rFonts w:ascii="Calibri" w:hAnsi="Calibri"/>
+                <w:sz w:val="22"/>
+              </w:rPr>
               <w:t>Matched or new Contacts, Accounts, Opportunities created</w:t>
             </w:r>
           </w:p>
@@ -3549,6 +3593,10 @@
           </w:tcPr>
           <w:p>
             <w:r>
+              <w:rPr>
+                <w:rFonts w:ascii="Calibri" w:hAnsi="Calibri"/>
+                <w:sz w:val="22"/>
+              </w:rPr>
               <w:t>1,000-50,000 records/batch</w:t>
             </w:r>
           </w:p>
@@ -3561,6 +3609,10 @@
           </w:tcPr>
           <w:p>
             <w:r>
+              <w:rPr>
+                <w:rFonts w:ascii="Calibri" w:hAnsi="Calibri"/>
+                <w:sz w:val="22"/>
+              </w:rPr>
               <w:t>Customizable Rollups</w:t>
             </w:r>
           </w:p>
@@ -3571,6 +3623,10 @@
           </w:tcPr>
           <w:p>
             <w:r>
+              <w:rPr>
+                <w:rFonts w:ascii="Calibri" w:hAnsi="Calibri"/>
+                <w:sz w:val="22"/>
+              </w:rPr>
               <w:t>Aggregate donation statistics across Contact, Account, GAU, and RD objects</w:t>
             </w:r>
           </w:p>
@@ -3581,6 +3637,10 @@
           </w:tcPr>
           <w:p>
             <w:r>
+              <w:rPr>
+                <w:rFonts w:ascii="Calibri" w:hAnsi="Calibri"/>
+                <w:sz w:val="22"/>
+              </w:rPr>
               <w:t>Opportunity insert/update/delete trigger or scheduled batch</w:t>
             </w:r>
           </w:p>
@@ -3591,6 +3651,10 @@
           </w:tcPr>
           <w:p>
             <w:r>
+              <w:rPr>
+                <w:rFonts w:ascii="Calibri" w:hAnsi="Calibri"/>
+                <w:sz w:val="22"/>
+              </w:rPr>
               <w:t>Rollup fields updated (Total Gifts, Largest Gift, etc.)</w:t>
             </w:r>
           </w:p>
@@ -3601,6 +3665,10 @@
           </w:tcPr>
           <w:p>
             <w:r>
+              <w:rPr>
+                <w:rFonts w:ascii="Calibri" w:hAnsi="Calibri"/>
+                <w:sz w:val="22"/>
+              </w:rPr>
               <w:t>Continuous + nightly batch</w:t>
             </w:r>
           </w:p>
@@ -3613,6 +3681,10 @@
           </w:tcPr>
           <w:p>
             <w:r>
+              <w:rPr>
+                <w:rFonts w:ascii="Calibri" w:hAnsi="Calibri"/>
+                <w:sz w:val="22"/>
+              </w:rPr>
               <w:t>Household Management</w:t>
             </w:r>
           </w:p>
@@ -3623,6 +3695,10 @@
           </w:tcPr>
           <w:p>
             <w:r>
+              <w:rPr>
+                <w:rFonts w:ascii="Calibri" w:hAnsi="Calibri"/>
+                <w:sz w:val="22"/>
+              </w:rPr>
               <w:t>Group contacts into households with shared addresses and combined naming</w:t>
             </w:r>
           </w:p>
@@ -3633,6 +3709,10 @@
           </w:tcPr>
           <w:p>
             <w:r>
+              <w:rPr>
+                <w:rFonts w:ascii="Calibri" w:hAnsi="Calibri"/>
+                <w:sz w:val="22"/>
+              </w:rPr>
               <w:t>Contact create/update</w:t>
             </w:r>
           </w:p>
@@ -3643,6 +3723,10 @@
           </w:tcPr>
           <w:p>
             <w:r>
+              <w:rPr>
+                <w:rFonts w:ascii="Calibri" w:hAnsi="Calibri"/>
+                <w:sz w:val="22"/>
+              </w:rPr>
               <w:t>Household Account with merged naming and primary address</w:t>
             </w:r>
           </w:p>
@@ -3653,6 +3737,10 @@
           </w:tcPr>
           <w:p>
             <w:r>
+              <w:rPr>
+                <w:rFonts w:ascii="Calibri" w:hAnsi="Calibri"/>
+                <w:sz w:val="22"/>
+              </w:rPr>
               <w:t>Ongoing with contact changes</w:t>
             </w:r>
           </w:p>
@@ -3665,6 +3753,10 @@
           </w:tcPr>
           <w:p>
             <w:r>
+              <w:rPr>
+                <w:rFonts w:ascii="Calibri" w:hAnsi="Calibri"/>
+                <w:sz w:val="22"/>
+              </w:rPr>
               <w:t>Engagement Plan Execution</w:t>
             </w:r>
           </w:p>
@@ -3675,6 +3767,10 @@
           </w:tcPr>
           <w:p>
             <w:r>
+              <w:rPr>
+                <w:rFonts w:ascii="Calibri" w:hAnsi="Calibri"/>
+                <w:sz w:val="22"/>
+              </w:rPr>
               <w:t>Auto-create task sequences for donor cultivation workflows</w:t>
             </w:r>
           </w:p>
@@ -3685,6 +3781,10 @@
           </w:tcPr>
           <w:p>
             <w:r>
+              <w:rPr>
+                <w:rFonts w:ascii="Calibri" w:hAnsi="Calibri"/>
+                <w:sz w:val="22"/>
+              </w:rPr>
               <w:t>Plan template applied to Contact/Account/Opportunity</w:t>
             </w:r>
           </w:p>
@@ -3695,6 +3795,10 @@
           </w:tcPr>
           <w:p>
             <w:r>
+              <w:rPr>
+                <w:rFonts w:ascii="Calibri" w:hAnsi="Calibri"/>
+                <w:sz w:val="22"/>
+              </w:rPr>
               <w:t>Tasks created and assigned per template schedule</w:t>
             </w:r>
           </w:p>
@@ -3705,6 +3809,10 @@
           </w:tcPr>
           <w:p>
             <w:r>
+              <w:rPr>
+                <w:rFonts w:ascii="Calibri" w:hAnsi="Calibri"/>
+                <w:sz w:val="22"/>
+              </w:rPr>
               <w:t>10-500 plans/month</w:t>
             </w:r>
           </w:p>
@@ -3717,6 +3825,10 @@
           </w:tcPr>
           <w:p>
             <w:r>
+              <w:rPr>
+                <w:rFonts w:ascii="Calibri" w:hAnsi="Calibri"/>
+                <w:sz w:val="22"/>
+              </w:rPr>
               <w:t>Address Verification</w:t>
             </w:r>
           </w:p>
@@ -3727,6 +3839,10 @@
           </w:tcPr>
           <w:p>
             <w:r>
+              <w:rPr>
+                <w:rFonts w:ascii="Calibri" w:hAnsi="Calibri"/>
+                <w:sz w:val="22"/>
+              </w:rPr>
               <w:t>Validate and standardize mailing addresses via external APIs</w:t>
             </w:r>
           </w:p>
@@ -3737,6 +3853,10 @@
           </w:tcPr>
           <w:p>
             <w:r>
+              <w:rPr>
+                <w:rFonts w:ascii="Calibri" w:hAnsi="Calibri"/>
+                <w:sz w:val="22"/>
+              </w:rPr>
               <w:t>Address record creation or batch verification job</w:t>
             </w:r>
           </w:p>
@@ -3747,6 +3867,10 @@
           </w:tcPr>
           <w:p>
             <w:r>
+              <w:rPr>
+                <w:rFonts w:ascii="Calibri" w:hAnsi="Calibri"/>
+                <w:sz w:val="22"/>
+              </w:rPr>
               <w:t>Verified addresses with standardized format</w:t>
             </w:r>
           </w:p>
@@ -3757,6 +3881,10 @@
           </w:tcPr>
           <w:p>
             <w:r>
+              <w:rPr>
+                <w:rFonts w:ascii="Calibri" w:hAnsi="Calibri"/>
+                <w:sz w:val="22"/>
+              </w:rPr>
               <w:t>On-demand + batch</w:t>
             </w:r>
           </w:p>
@@ -3769,6 +3897,10 @@
           </w:tcPr>
           <w:p>
             <w:r>
+              <w:rPr>
+                <w:rFonts w:ascii="Calibri" w:hAnsi="Calibri"/>
+                <w:sz w:val="22"/>
+              </w:rPr>
               <w:t>Level Assignment</w:t>
             </w:r>
           </w:p>
@@ -3779,6 +3911,10 @@
           </w:tcPr>
           <w:p>
             <w:r>
+              <w:rPr>
+                <w:rFonts w:ascii="Calibri" w:hAnsi="Calibri"/>
+                <w:sz w:val="22"/>
+              </w:rPr>
               <w:t>Categorize donors into tiers based on giving metrics</w:t>
             </w:r>
           </w:p>
@@ -3789,6 +3925,10 @@
           </w:tcPr>
           <w:p>
             <w:r>
+              <w:rPr>
+                <w:rFonts w:ascii="Calibri" w:hAnsi="Calibri"/>
+                <w:sz w:val="22"/>
+              </w:rPr>
               <w:t>Scheduled batch job</w:t>
             </w:r>
           </w:p>
@@ -3799,6 +3939,10 @@
           </w:tcPr>
           <w:p>
             <w:r>
+              <w:rPr>
+                <w:rFonts w:ascii="Calibri" w:hAnsi="Calibri"/>
+                <w:sz w:val="22"/>
+              </w:rPr>
               <w:t>Level field updated on Contact/Account records</w:t>
             </w:r>
           </w:p>
@@ -3809,6 +3953,10 @@
           </w:tcPr>
           <w:p>
             <w:r>
+              <w:rPr>
+                <w:rFonts w:ascii="Calibri" w:hAnsi="Calibri"/>
+                <w:sz w:val="22"/>
+              </w:rPr>
               <w:t>Nightly batch</w:t>
             </w:r>
           </w:p>
@@ -4019,7 +4167,7 @@
         <w:rPr>
           <w:rStyle w:val="ResponseChar"/>
         </w:rPr>
-        <w:t>Response:</w:t>
+        <w:t>Response: See risk table below.</w:t>
       </w:r>
       <w:bookmarkEnd w:id="23"/>
       <w:bookmarkEnd w:id="24"/>
@@ -4028,11 +4176,8 @@
         <w:rPr>
           <w:rStyle w:val="ResponseChar"/>
         </w:rPr>
-        <w:t xml:space="preserve"> </w:t>
-      </w:r>
-      <w:r>
-        <w:t xml:space="preserve"> </w:t>
-      </w:r>
+      </w:r>
+      <w:r/>
     </w:p>
     <w:p/>
     <w:tbl>
@@ -4234,6 +4379,10 @@
           </w:tcPr>
           <w:p>
             <w:r>
+              <w:rPr>
+                <w:rFonts w:ascii="Calibri" w:hAnsi="Calibri"/>
+                <w:sz w:val="22"/>
+              </w:rPr>
               <w:t>R-001</w:t>
             </w:r>
           </w:p>
@@ -4244,6 +4393,10 @@
           </w:tcPr>
           <w:p>
             <w:r>
+              <w:rPr>
+                <w:rFonts w:ascii="Calibri" w:hAnsi="Calibri"/>
+                <w:sz w:val="22"/>
+              </w:rPr>
               <w:t>Governor Limit Exposure: CRLP rollup batches process large data volumes; skew accounts with 10K+ Opportunities may hit SOQL row limits</w:t>
             </w:r>
           </w:p>
@@ -4254,6 +4407,10 @@
           </w:tcPr>
           <w:p>
             <w:r>
+              <w:rPr>
+                <w:rFonts w:ascii="Calibri" w:hAnsi="Calibri"/>
+                <w:sz w:val="22"/>
+              </w:rPr>
               <w:t>Possible</w:t>
             </w:r>
           </w:p>
@@ -4264,6 +4421,10 @@
           </w:tcPr>
           <w:p>
             <w:r>
+              <w:rPr>
+                <w:rFonts w:ascii="Calibri" w:hAnsi="Calibri"/>
+                <w:sz w:val="22"/>
+              </w:rPr>
               <w:t>High</w:t>
             </w:r>
           </w:p>
@@ -4274,6 +4435,10 @@
           </w:tcPr>
           <w:p>
             <w:r>
+              <w:rPr>
+                <w:rFonts w:ascii="Calibri" w:hAnsi="Calibri"/>
+                <w:sz w:val="22"/>
+              </w:rPr>
               <w:t>Skew-mode batch processing with chunked queries</w:t>
             </w:r>
           </w:p>
@@ -4286,6 +4451,10 @@
           </w:tcPr>
           <w:p>
             <w:r>
+              <w:rPr>
+                <w:rFonts w:ascii="Calibri" w:hAnsi="Calibri"/>
+                <w:sz w:val="22"/>
+              </w:rPr>
               <w:t>R-002</w:t>
             </w:r>
           </w:p>
@@ -4296,6 +4465,10 @@
           </w:tcPr>
           <w:p>
             <w:r>
+              <w:rPr>
+                <w:rFonts w:ascii="Calibri" w:hAnsi="Calibri"/>
+                <w:sz w:val="22"/>
+              </w:rPr>
               <w:t>Elevate Payment Dependency: RD2 commitment management depends on external Elevate API availability</w:t>
             </w:r>
           </w:p>
@@ -4306,6 +4479,10 @@
           </w:tcPr>
           <w:p>
             <w:r>
+              <w:rPr>
+                <w:rFonts w:ascii="Calibri" w:hAnsi="Calibri"/>
+                <w:sz w:val="22"/>
+              </w:rPr>
               <w:t>Possible</w:t>
             </w:r>
           </w:p>
@@ -4316,6 +4493,10 @@
           </w:tcPr>
           <w:p>
             <w:r>
+              <w:rPr>
+                <w:rFonts w:ascii="Calibri" w:hAnsi="Calibri"/>
+                <w:sz w:val="22"/>
+              </w:rPr>
               <w:t>Medium</w:t>
             </w:r>
           </w:p>
@@ -4326,6 +4507,10 @@
           </w:tcPr>
           <w:p>
             <w:r>
+              <w:rPr>
+                <w:rFonts w:ascii="Calibri" w:hAnsi="Calibri"/>
+                <w:sz w:val="22"/>
+              </w:rPr>
               <w:t>Retry mechanisms in RD2_QueueableService; error logging via Error__c</w:t>
             </w:r>
           </w:p>
@@ -4338,6 +4523,10 @@
           </w:tcPr>
           <w:p>
             <w:r>
+              <w:rPr>
+                <w:rFonts w:ascii="Calibri" w:hAnsi="Calibri"/>
+                <w:sz w:val="22"/>
+              </w:rPr>
               <w:t>R-003</w:t>
             </w:r>
           </w:p>
@@ -4348,6 +4537,10 @@
           </w:tcPr>
           <w:p>
             <w:r>
+              <w:rPr>
+                <w:rFonts w:ascii="Calibri" w:hAnsi="Calibri"/>
+                <w:sz w:val="22"/>
+              </w:rPr>
               <w:t>Data Import Volume: BDI batch imports with 50K+ records may cause timeout or locking issues</w:t>
             </w:r>
           </w:p>
@@ -4358,6 +4551,10 @@
           </w:tcPr>
           <w:p>
             <w:r>
+              <w:rPr>
+                <w:rFonts w:ascii="Calibri" w:hAnsi="Calibri"/>
+                <w:sz w:val="22"/>
+              </w:rPr>
               <w:t>Likely</w:t>
             </w:r>
           </w:p>
@@ -4368,6 +4565,10 @@
           </w:tcPr>
           <w:p>
             <w:r>
+              <w:rPr>
+                <w:rFonts w:ascii="Calibri" w:hAnsi="Calibri"/>
+                <w:sz w:val="22"/>
+              </w:rPr>
               <w:t>Medium</w:t>
             </w:r>
           </w:p>
@@ -4378,6 +4579,10 @@
           </w:tcPr>
           <w:p>
             <w:r>
+              <w:rPr>
+                <w:rFonts w:ascii="Calibri" w:hAnsi="Calibri"/>
+                <w:sz w:val="22"/>
+              </w:rPr>
               <w:t>Configurable batch sizes; async processing via BDI_DataImport_BATCH</w:t>
             </w:r>
           </w:p>
@@ -4390,6 +4595,10 @@
           </w:tcPr>
           <w:p>
             <w:r>
+              <w:rPr>
+                <w:rFonts w:ascii="Calibri" w:hAnsi="Calibri"/>
+                <w:sz w:val="22"/>
+              </w:rPr>
               <w:t>R-004</w:t>
             </w:r>
           </w:p>
@@ -4400,6 +4609,10 @@
           </w:tcPr>
           <w:p>
             <w:r>
+              <w:rPr>
+                <w:rFonts w:ascii="Calibri" w:hAnsi="Calibri"/>
+                <w:sz w:val="22"/>
+              </w:rPr>
               <w:t>Address Verification API Limits: External geocoding APIs (Google, SmartyStreets) have rate limits</w:t>
             </w:r>
           </w:p>
@@ -4410,6 +4623,10 @@
           </w:tcPr>
           <w:p>
             <w:r>
+              <w:rPr>
+                <w:rFonts w:ascii="Calibri" w:hAnsi="Calibri"/>
+                <w:sz w:val="22"/>
+              </w:rPr>
               <w:t>Unlikely</w:t>
             </w:r>
           </w:p>
@@ -4420,6 +4637,10 @@
           </w:tcPr>
           <w:p>
             <w:r>
+              <w:rPr>
+                <w:rFonts w:ascii="Calibri" w:hAnsi="Calibri"/>
+                <w:sz w:val="22"/>
+              </w:rPr>
               <w:t>Low</w:t>
             </w:r>
           </w:p>
@@ -4430,6 +4651,10 @@
           </w:tcPr>
           <w:p>
             <w:r>
+              <w:rPr>
+                <w:rFonts w:ascii="Calibri" w:hAnsi="Calibri"/>
+                <w:sz w:val="22"/>
+              </w:rPr>
               <w:t>Batch scheduling with ADDR_Seasonal_SCHED; configurable batch sizes</w:t>
             </w:r>
           </w:p>
@@ -4442,6 +4667,10 @@
           </w:tcPr>
           <w:p>
             <w:r>
+              <w:rPr>
+                <w:rFonts w:ascii="Calibri" w:hAnsi="Calibri"/>
+                <w:sz w:val="22"/>
+              </w:rPr>
               <w:t>R-005</w:t>
             </w:r>
           </w:p>
@@ -4452,6 +4681,10 @@
           </w:tcPr>
           <w:p>
             <w:r>
+              <w:rPr>
+                <w:rFonts w:ascii="Calibri" w:hAnsi="Calibri"/>
+                <w:sz w:val="22"/>
+              </w:rPr>
               <w:t>Custom Metadata Deployment: CRLP rollup definitions stored in Custom Metadata require deployment for changes</w:t>
             </w:r>
           </w:p>
@@ -4462,6 +4695,10 @@
           </w:tcPr>
           <w:p>
             <w:r>
+              <w:rPr>
+                <w:rFonts w:ascii="Calibri" w:hAnsi="Calibri"/>
+                <w:sz w:val="22"/>
+              </w:rPr>
               <w:t>Possible</w:t>
             </w:r>
           </w:p>
@@ -4472,6 +4709,10 @@
           </w:tcPr>
           <w:p>
             <w:r>
+              <w:rPr>
+                <w:rFonts w:ascii="Calibri" w:hAnsi="Calibri"/>
+                <w:sz w:val="22"/>
+              </w:rPr>
               <w:t>Medium</w:t>
             </w:r>
           </w:p>
@@ -4482,6 +4723,10 @@
           </w:tcPr>
           <w:p>
             <w:r>
+              <w:rPr>
+                <w:rFonts w:ascii="Calibri" w:hAnsi="Calibri"/>
+                <w:sz w:val="22"/>
+              </w:rPr>
               <w:t>CMT_MetadataAPI provides programmatic deployment capability</w:t>
             </w:r>
           </w:p>
@@ -4683,6 +4928,10 @@
           </w:tcPr>
           <w:p>
             <w:r>
+              <w:rPr>
+                <w:rFonts w:ascii="Calibri" w:hAnsi="Calibri"/>
+                <w:sz w:val="22"/>
+              </w:rPr>
               <w:t>Devin AI</w:t>
             </w:r>
           </w:p>
@@ -4693,6 +4942,10 @@
           </w:tcPr>
           <w:p>
             <w:r>
+              <w:rPr>
+                <w:rFonts w:ascii="Calibri" w:hAnsi="Calibri"/>
+                <w:sz w:val="22"/>
+              </w:rPr>
               <w:t>Auto-Generator</w:t>
             </w:r>
           </w:p>
@@ -4703,6 +4956,10 @@
           </w:tcPr>
           <w:p>
             <w:r>
+              <w:rPr>
+                <w:rFonts w:ascii="Calibri" w:hAnsi="Calibri"/>
+                <w:sz w:val="22"/>
+              </w:rPr>
               <w:t>N/A — Review Required</w:t>
             </w:r>
           </w:p>
@@ -5328,6 +5585,10 @@
           </w:tcPr>
           <w:p>
             <w:r>
+              <w:rPr>
+                <w:rFonts w:ascii="Calibri" w:hAnsi="Calibri"/>
+                <w:sz w:val="22"/>
+              </w:rPr>
               <w:t>Salesforce Elevate</w:t>
             </w:r>
           </w:p>
@@ -5339,7 +5600,9 @@
           <w:p>
             <w:r>
               <w:rPr>
+                <w:rFonts w:ascii="Calibri" w:hAnsi="Calibri"/>
                 <w:color w:val="FF0000"/>
+                <w:sz w:val="22"/>
               </w:rPr>
               <w:t>TBD</w:t>
             </w:r>
@@ -5351,6 +5614,10 @@
           </w:tcPr>
           <w:p>
             <w:r>
+              <w:rPr>
+                <w:rFonts w:ascii="Calibri" w:hAnsi="Calibri"/>
+                <w:sz w:val="22"/>
+              </w:rPr>
               <w:t>Payment processing platform for credit card and ACH transactions</w:t>
             </w:r>
           </w:p>
@@ -5363,6 +5630,10 @@
           </w:tcPr>
           <w:p>
             <w:r>
+              <w:rPr>
+                <w:rFonts w:ascii="Calibri" w:hAnsi="Calibri"/>
+                <w:sz w:val="22"/>
+              </w:rPr>
               <w:t>SmartyStreets</w:t>
             </w:r>
           </w:p>
@@ -5373,6 +5644,10 @@
           </w:tcPr>
           <w:p>
             <w:r>
+              <w:rPr>
+                <w:rFonts w:ascii="Calibri" w:hAnsi="Calibri"/>
+                <w:sz w:val="22"/>
+              </w:rPr>
               <w:t>N/A — External</w:t>
             </w:r>
           </w:p>
@@ -5383,6 +5658,10 @@
           </w:tcPr>
           <w:p>
             <w:r>
+              <w:rPr>
+                <w:rFonts w:ascii="Calibri" w:hAnsi="Calibri"/>
+                <w:sz w:val="22"/>
+              </w:rPr>
               <w:t>US address verification and standardization service</w:t>
             </w:r>
           </w:p>
@@ -5395,6 +5674,10 @@
           </w:tcPr>
           <w:p>
             <w:r>
+              <w:rPr>
+                <w:rFonts w:ascii="Calibri" w:hAnsi="Calibri"/>
+                <w:sz w:val="22"/>
+              </w:rPr>
               <w:t>Google Geocoding API</w:t>
             </w:r>
           </w:p>
@@ -5405,6 +5688,10 @@
           </w:tcPr>
           <w:p>
             <w:r>
+              <w:rPr>
+                <w:rFonts w:ascii="Calibri" w:hAnsi="Calibri"/>
+                <w:sz w:val="22"/>
+              </w:rPr>
               <w:t>N/A — External</w:t>
             </w:r>
           </w:p>
@@ -5415,6 +5702,10 @@
           </w:tcPr>
           <w:p>
             <w:r>
+              <w:rPr>
+                <w:rFonts w:ascii="Calibri" w:hAnsi="Calibri"/>
+                <w:sz w:val="22"/>
+              </w:rPr>
               <w:t>Address geocoding and validation</w:t>
             </w:r>
           </w:p>
@@ -5427,6 +5718,10 @@
           </w:tcPr>
           <w:p>
             <w:r>
+              <w:rPr>
+                <w:rFonts w:ascii="Calibri" w:hAnsi="Calibri"/>
+                <w:sz w:val="22"/>
+              </w:rPr>
               <w:t>Cicero</w:t>
             </w:r>
           </w:p>
@@ -5437,6 +5732,10 @@
           </w:tcPr>
           <w:p>
             <w:r>
+              <w:rPr>
+                <w:rFonts w:ascii="Calibri" w:hAnsi="Calibri"/>
+                <w:sz w:val="22"/>
+              </w:rPr>
               <w:t>N/A — External</w:t>
             </w:r>
           </w:p>
@@ -5447,6 +5746,10 @@
           </w:tcPr>
           <w:p>
             <w:r>
+              <w:rPr>
+                <w:rFonts w:ascii="Calibri" w:hAnsi="Calibri"/>
+                <w:sz w:val="22"/>
+              </w:rPr>
               <w:t>Legislative district and address verification</w:t>
             </w:r>
           </w:p>
@@ -5459,6 +5762,10 @@
           </w:tcPr>
           <w:p>
             <w:r>
+              <w:rPr>
+                <w:rFonts w:ascii="Calibri" w:hAnsi="Calibri"/>
+                <w:sz w:val="22"/>
+              </w:rPr>
               <w:t>Salesforce Households (npo02)</w:t>
             </w:r>
           </w:p>
@@ -5470,7 +5777,9 @@
           <w:p>
             <w:r>
               <w:rPr>
+                <w:rFonts w:ascii="Calibri" w:hAnsi="Calibri"/>
                 <w:color w:val="FF0000"/>
+                <w:sz w:val="22"/>
               </w:rPr>
               <w:t>TBD</w:t>
             </w:r>
@@ -5482,6 +5791,10 @@
           </w:tcPr>
           <w:p>
             <w:r>
+              <w:rPr>
+                <w:rFonts w:ascii="Calibri" w:hAnsi="Calibri"/>
+                <w:sz w:val="22"/>
+              </w:rPr>
               <w:t>Household account model and naming</w:t>
             </w:r>
           </w:p>
@@ -5494,6 +5807,10 @@
           </w:tcPr>
           <w:p>
             <w:r>
+              <w:rPr>
+                <w:rFonts w:ascii="Calibri" w:hAnsi="Calibri"/>
+                <w:sz w:val="22"/>
+              </w:rPr>
               <w:t>Salesforce Recurring Donations (npe03)</w:t>
             </w:r>
           </w:p>
@@ -5505,7 +5822,9 @@
           <w:p>
             <w:r>
               <w:rPr>
+                <w:rFonts w:ascii="Calibri" w:hAnsi="Calibri"/>
                 <w:color w:val="FF0000"/>
+                <w:sz w:val="22"/>
               </w:rPr>
               <w:t>TBD</w:t>
             </w:r>
@@ -5517,6 +5836,10 @@
           </w:tcPr>
           <w:p>
             <w:r>
+              <w:rPr>
+                <w:rFonts w:ascii="Calibri" w:hAnsi="Calibri"/>
+                <w:sz w:val="22"/>
+              </w:rPr>
               <w:t>Base recurring donation object and framework</w:t>
             </w:r>
           </w:p>
@@ -5529,6 +5852,10 @@
           </w:tcPr>
           <w:p>
             <w:r>
+              <w:rPr>
+                <w:rFonts w:ascii="Calibri" w:hAnsi="Calibri"/>
+                <w:sz w:val="22"/>
+              </w:rPr>
               <w:t>Salesforce Relationships (npe04)</w:t>
             </w:r>
           </w:p>
@@ -5540,7 +5867,9 @@
           <w:p>
             <w:r>
               <w:rPr>
+                <w:rFonts w:ascii="Calibri" w:hAnsi="Calibri"/>
                 <w:color w:val="FF0000"/>
+                <w:sz w:val="22"/>
               </w:rPr>
               <w:t>TBD</w:t>
             </w:r>
@@ -5552,6 +5881,10 @@
           </w:tcPr>
           <w:p>
             <w:r>
+              <w:rPr>
+                <w:rFonts w:ascii="Calibri" w:hAnsi="Calibri"/>
+                <w:sz w:val="22"/>
+              </w:rPr>
               <w:t>Contact-to-contact relationship tracking</w:t>
             </w:r>
           </w:p>
@@ -5564,6 +5897,10 @@
           </w:tcPr>
           <w:p>
             <w:r>
+              <w:rPr>
+                <w:rFonts w:ascii="Calibri" w:hAnsi="Calibri"/>
+                <w:sz w:val="22"/>
+              </w:rPr>
               <w:t>Salesforce Affiliations (npe05)</w:t>
             </w:r>
           </w:p>
@@ -5575,7 +5912,9 @@
           <w:p>
             <w:r>
               <w:rPr>
+                <w:rFonts w:ascii="Calibri" w:hAnsi="Calibri"/>
                 <w:color w:val="FF0000"/>
+                <w:sz w:val="22"/>
               </w:rPr>
               <w:t>TBD</w:t>
             </w:r>
@@ -5587,6 +5926,10 @@
           </w:tcPr>
           <w:p>
             <w:r>
+              <w:rPr>
+                <w:rFonts w:ascii="Calibri" w:hAnsi="Calibri"/>
+                <w:sz w:val="22"/>
+              </w:rPr>
               <w:t>Organization affiliation management</w:t>
             </w:r>
           </w:p>
@@ -5659,7 +6002,7 @@
         </w:rPr>
       </w:pPr>
       <w:r>
-        <w:t>Response:</w:t>
+        <w:t>Response: See managed packages table below.</w:t>
       </w:r>
     </w:p>
     <w:p>
@@ -5771,6 +6114,10 @@
           </w:tcPr>
           <w:p>
             <w:r>
+              <w:rPr>
+                <w:rFonts w:ascii="Calibri" w:hAnsi="Calibri"/>
+                <w:sz w:val="22"/>
+              </w:rPr>
               <w:t>Nonprofit Success Pack (npsp)</w:t>
             </w:r>
           </w:p>
@@ -5781,6 +6128,10 @@
           </w:tcPr>
           <w:p>
             <w:r>
+              <w:rPr>
+                <w:rFonts w:ascii="Calibri" w:hAnsi="Calibri"/>
+                <w:sz w:val="22"/>
+              </w:rPr>
               <w:t>Core NPSP package — fundraising automation, gift entry, rollups, engagement</w:t>
             </w:r>
           </w:p>
@@ -5793,6 +6144,10 @@
           </w:tcPr>
           <w:p>
             <w:r>
+              <w:rPr>
+                <w:rFonts w:ascii="Calibri" w:hAnsi="Calibri"/>
+                <w:sz w:val="22"/>
+              </w:rPr>
               <w:t>Households (npo02)</w:t>
             </w:r>
           </w:p>
@@ -5803,6 +6158,10 @@
           </w:tcPr>
           <w:p>
             <w:r>
+              <w:rPr>
+                <w:rFonts w:ascii="Calibri" w:hAnsi="Calibri"/>
+                <w:sz w:val="22"/>
+              </w:rPr>
               <w:t>Household account model with automatic naming and address management</w:t>
             </w:r>
           </w:p>
@@ -5815,6 +6174,10 @@
           </w:tcPr>
           <w:p>
             <w:r>
+              <w:rPr>
+                <w:rFonts w:ascii="Calibri" w:hAnsi="Calibri"/>
+                <w:sz w:val="22"/>
+              </w:rPr>
               <w:t>Recurring Donations (npe03)</w:t>
             </w:r>
           </w:p>
@@ -5825,6 +6188,10 @@
           </w:tcPr>
           <w:p>
             <w:r>
+              <w:rPr>
+                <w:rFonts w:ascii="Calibri" w:hAnsi="Calibri"/>
+                <w:sz w:val="22"/>
+              </w:rPr>
               <w:t>Recurring donation scheduling and installment generation</w:t>
             </w:r>
           </w:p>
@@ -5837,6 +6204,10 @@
           </w:tcPr>
           <w:p>
             <w:r>
+              <w:rPr>
+                <w:rFonts w:ascii="Calibri" w:hAnsi="Calibri"/>
+                <w:sz w:val="22"/>
+              </w:rPr>
               <w:t>Relationships (npe04)</w:t>
             </w:r>
           </w:p>
@@ -5847,6 +6218,10 @@
           </w:tcPr>
           <w:p>
             <w:r>
+              <w:rPr>
+                <w:rFonts w:ascii="Calibri" w:hAnsi="Calibri"/>
+                <w:sz w:val="22"/>
+              </w:rPr>
               <w:t>Contact-to-contact relationship and reciprocal relationship tracking</w:t>
             </w:r>
           </w:p>
@@ -5859,6 +6234,10 @@
           </w:tcPr>
           <w:p>
             <w:r>
+              <w:rPr>
+                <w:rFonts w:ascii="Calibri" w:hAnsi="Calibri"/>
+                <w:sz w:val="22"/>
+              </w:rPr>
               <w:t>Affiliations (npe05)</w:t>
             </w:r>
           </w:p>
@@ -5869,6 +6248,10 @@
           </w:tcPr>
           <w:p>
             <w:r>
+              <w:rPr>
+                <w:rFonts w:ascii="Calibri" w:hAnsi="Calibri"/>
+                <w:sz w:val="22"/>
+              </w:rPr>
               <w:t>Contact-to-organization affiliation management</w:t>
             </w:r>
           </w:p>
@@ -6228,7 +6611,7 @@
         </w:rPr>
       </w:pPr>
       <w:r>
-        <w:t>Response:</w:t>
+        <w:t>Response: See data volume estimates table below.</w:t>
       </w:r>
     </w:p>
     <w:p/>
@@ -6463,6 +6846,10 @@
           </w:tcPr>
           <w:p>
             <w:r>
+              <w:rPr>
+                <w:rFonts w:ascii="Calibri" w:hAnsi="Calibri"/>
+                <w:sz w:val="22"/>
+              </w:rPr>
               <w:t>Contact</w:t>
             </w:r>
           </w:p>
@@ -6473,6 +6860,10 @@
           </w:tcPr>
           <w:p>
             <w:r>
+              <w:rPr>
+                <w:rFonts w:ascii="Calibri" w:hAnsi="Calibri"/>
+                <w:sz w:val="22"/>
+              </w:rPr>
               <w:t>10,000</w:t>
             </w:r>
           </w:p>
@@ -6483,6 +6874,10 @@
           </w:tcPr>
           <w:p>
             <w:r>
+              <w:rPr>
+                <w:rFonts w:ascii="Calibri" w:hAnsi="Calibri"/>
+                <w:sz w:val="22"/>
+              </w:rPr>
               <w:t>50,000</w:t>
             </w:r>
           </w:p>
@@ -6493,6 +6888,10 @@
           </w:tcPr>
           <w:p>
             <w:r>
+              <w:rPr>
+                <w:rFonts w:ascii="Calibri" w:hAnsi="Calibri"/>
+                <w:sz w:val="22"/>
+              </w:rPr>
               <w:t>150,000</w:t>
             </w:r>
           </w:p>
@@ -6503,6 +6902,10 @@
           </w:tcPr>
           <w:p>
             <w:r>
+              <w:rPr>
+                <w:rFonts w:ascii="Calibri" w:hAnsi="Calibri"/>
+                <w:sz w:val="22"/>
+              </w:rPr>
               <w:t>300,000</w:t>
             </w:r>
           </w:p>
@@ -6513,6 +6916,10 @@
           </w:tcPr>
           <w:p>
             <w:r>
+              <w:rPr>
+                <w:rFonts w:ascii="Calibri" w:hAnsi="Calibri"/>
+                <w:sz w:val="22"/>
+              </w:rPr>
               <w:t>Primary constituent records</w:t>
             </w:r>
           </w:p>
@@ -6525,6 +6932,10 @@
           </w:tcPr>
           <w:p>
             <w:r>
+              <w:rPr>
+                <w:rFonts w:ascii="Calibri" w:hAnsi="Calibri"/>
+                <w:sz w:val="22"/>
+              </w:rPr>
               <w:t>Account</w:t>
             </w:r>
           </w:p>
@@ -6535,6 +6946,10 @@
           </w:tcPr>
           <w:p>
             <w:r>
+              <w:rPr>
+                <w:rFonts w:ascii="Calibri" w:hAnsi="Calibri"/>
+                <w:sz w:val="22"/>
+              </w:rPr>
               <w:t>8,000</w:t>
             </w:r>
           </w:p>
@@ -6545,6 +6960,10 @@
           </w:tcPr>
           <w:p>
             <w:r>
+              <w:rPr>
+                <w:rFonts w:ascii="Calibri" w:hAnsi="Calibri"/>
+                <w:sz w:val="22"/>
+              </w:rPr>
               <w:t>40,000</w:t>
             </w:r>
           </w:p>
@@ -6555,6 +6974,10 @@
           </w:tcPr>
           <w:p>
             <w:r>
+              <w:rPr>
+                <w:rFonts w:ascii="Calibri" w:hAnsi="Calibri"/>
+                <w:sz w:val="22"/>
+              </w:rPr>
               <w:t>120,000</w:t>
             </w:r>
           </w:p>
@@ -6565,6 +6988,10 @@
           </w:tcPr>
           <w:p>
             <w:r>
+              <w:rPr>
+                <w:rFonts w:ascii="Calibri" w:hAnsi="Calibri"/>
+                <w:sz w:val="22"/>
+              </w:rPr>
               <w:t>240,000</w:t>
             </w:r>
           </w:p>
@@ -6575,6 +7002,10 @@
           </w:tcPr>
           <w:p>
             <w:r>
+              <w:rPr>
+                <w:rFonts w:ascii="Calibri" w:hAnsi="Calibri"/>
+                <w:sz w:val="22"/>
+              </w:rPr>
               <w:t>Household + Organization accounts</w:t>
             </w:r>
           </w:p>
@@ -6587,6 +7018,10 @@
           </w:tcPr>
           <w:p>
             <w:r>
+              <w:rPr>
+                <w:rFonts w:ascii="Calibri" w:hAnsi="Calibri"/>
+                <w:sz w:val="22"/>
+              </w:rPr>
               <w:t>Opportunity</w:t>
             </w:r>
           </w:p>
@@ -6597,6 +7032,10 @@
           </w:tcPr>
           <w:p>
             <w:r>
+              <w:rPr>
+                <w:rFonts w:ascii="Calibri" w:hAnsi="Calibri"/>
+                <w:sz w:val="22"/>
+              </w:rPr>
               <w:t>25,000</w:t>
             </w:r>
           </w:p>
@@ -6607,6 +7046,10 @@
           </w:tcPr>
           <w:p>
             <w:r>
+              <w:rPr>
+                <w:rFonts w:ascii="Calibri" w:hAnsi="Calibri"/>
+                <w:sz w:val="22"/>
+              </w:rPr>
               <w:t>125,000</w:t>
             </w:r>
           </w:p>
@@ -6617,6 +7060,10 @@
           </w:tcPr>
           <w:p>
             <w:r>
+              <w:rPr>
+                <w:rFonts w:ascii="Calibri" w:hAnsi="Calibri"/>
+                <w:sz w:val="22"/>
+              </w:rPr>
               <w:t>400,000</w:t>
             </w:r>
           </w:p>
@@ -6627,6 +7074,10 @@
           </w:tcPr>
           <w:p>
             <w:r>
+              <w:rPr>
+                <w:rFonts w:ascii="Calibri" w:hAnsi="Calibri"/>
+                <w:sz w:val="22"/>
+              </w:rPr>
               <w:t>800,000</w:t>
             </w:r>
           </w:p>
@@ -6637,6 +7088,10 @@
           </w:tcPr>
           <w:p>
             <w:r>
+              <w:rPr>
+                <w:rFonts w:ascii="Calibri" w:hAnsi="Calibri"/>
+                <w:sz w:val="22"/>
+              </w:rPr>
               <w:t>Individual donations and pledges</w:t>
             </w:r>
           </w:p>
@@ -6649,6 +7104,10 @@
           </w:tcPr>
           <w:p>
             <w:r>
+              <w:rPr>
+                <w:rFonts w:ascii="Calibri" w:hAnsi="Calibri"/>
+                <w:sz w:val="22"/>
+              </w:rPr>
               <w:t>npe01__OppPayment__c</w:t>
             </w:r>
           </w:p>
@@ -6659,6 +7118,10 @@
           </w:tcPr>
           <w:p>
             <w:r>
+              <w:rPr>
+                <w:rFonts w:ascii="Calibri" w:hAnsi="Calibri"/>
+                <w:sz w:val="22"/>
+              </w:rPr>
               <w:t>25,000</w:t>
             </w:r>
           </w:p>
@@ -6669,6 +7132,10 @@
           </w:tcPr>
           <w:p>
             <w:r>
+              <w:rPr>
+                <w:rFonts w:ascii="Calibri" w:hAnsi="Calibri"/>
+                <w:sz w:val="22"/>
+              </w:rPr>
               <w:t>125,000</w:t>
             </w:r>
           </w:p>
@@ -6679,6 +7146,10 @@
           </w:tcPr>
           <w:p>
             <w:r>
+              <w:rPr>
+                <w:rFonts w:ascii="Calibri" w:hAnsi="Calibri"/>
+                <w:sz w:val="22"/>
+              </w:rPr>
               <w:t>400,000</w:t>
             </w:r>
           </w:p>
@@ -6689,6 +7160,10 @@
           </w:tcPr>
           <w:p>
             <w:r>
+              <w:rPr>
+                <w:rFonts w:ascii="Calibri" w:hAnsi="Calibri"/>
+                <w:sz w:val="22"/>
+              </w:rPr>
               <w:t>800,000</w:t>
             </w:r>
           </w:p>
@@ -6699,6 +7174,10 @@
           </w:tcPr>
           <w:p>
             <w:r>
+              <w:rPr>
+                <w:rFonts w:ascii="Calibri" w:hAnsi="Calibri"/>
+                <w:sz w:val="22"/>
+              </w:rPr>
               <w:t>Payment records per Opportunity</w:t>
             </w:r>
           </w:p>
@@ -6711,6 +7190,10 @@
           </w:tcPr>
           <w:p>
             <w:r>
+              <w:rPr>
+                <w:rFonts w:ascii="Calibri" w:hAnsi="Calibri"/>
+                <w:sz w:val="22"/>
+              </w:rPr>
               <w:t>npe03__Recurring_Donation__c</w:t>
             </w:r>
           </w:p>
@@ -6721,6 +7204,10 @@
           </w:tcPr>
           <w:p>
             <w:r>
+              <w:rPr>
+                <w:rFonts w:ascii="Calibri" w:hAnsi="Calibri"/>
+                <w:sz w:val="22"/>
+              </w:rPr>
               <w:t>2,000</w:t>
             </w:r>
           </w:p>
@@ -6731,6 +7218,10 @@
           </w:tcPr>
           <w:p>
             <w:r>
+              <w:rPr>
+                <w:rFonts w:ascii="Calibri" w:hAnsi="Calibri"/>
+                <w:sz w:val="22"/>
+              </w:rPr>
               <w:t>10,000</w:t>
             </w:r>
           </w:p>
@@ -6741,6 +7232,10 @@
           </w:tcPr>
           <w:p>
             <w:r>
+              <w:rPr>
+                <w:rFonts w:ascii="Calibri" w:hAnsi="Calibri"/>
+                <w:sz w:val="22"/>
+              </w:rPr>
               <w:t>25,000</w:t>
             </w:r>
           </w:p>
@@ -6751,6 +7246,10 @@
           </w:tcPr>
           <w:p>
             <w:r>
+              <w:rPr>
+                <w:rFonts w:ascii="Calibri" w:hAnsi="Calibri"/>
+                <w:sz w:val="22"/>
+              </w:rPr>
               <w:t>50,000</w:t>
             </w:r>
           </w:p>
@@ -6761,6 +7260,10 @@
           </w:tcPr>
           <w:p>
             <w:r>
+              <w:rPr>
+                <w:rFonts w:ascii="Calibri" w:hAnsi="Calibri"/>
+                <w:sz w:val="22"/>
+              </w:rPr>
               <w:t>Active recurring giving schedules</w:t>
             </w:r>
           </w:p>
@@ -6773,6 +7276,10 @@
           </w:tcPr>
           <w:p>
             <w:r>
+              <w:rPr>
+                <w:rFonts w:ascii="Calibri" w:hAnsi="Calibri"/>
+                <w:sz w:val="22"/>
+              </w:rPr>
               <w:t>Allocation__c</w:t>
             </w:r>
           </w:p>
@@ -6783,6 +7290,10 @@
           </w:tcPr>
           <w:p>
             <w:r>
+              <w:rPr>
+                <w:rFonts w:ascii="Calibri" w:hAnsi="Calibri"/>
+                <w:sz w:val="22"/>
+              </w:rPr>
               <w:t>30,000</w:t>
             </w:r>
           </w:p>
@@ -6793,6 +7304,10 @@
           </w:tcPr>
           <w:p>
             <w:r>
+              <w:rPr>
+                <w:rFonts w:ascii="Calibri" w:hAnsi="Calibri"/>
+                <w:sz w:val="22"/>
+              </w:rPr>
               <w:t>150,000</w:t>
             </w:r>
           </w:p>
@@ -6803,6 +7318,10 @@
           </w:tcPr>
           <w:p>
             <w:r>
+              <w:rPr>
+                <w:rFonts w:ascii="Calibri" w:hAnsi="Calibri"/>
+                <w:sz w:val="22"/>
+              </w:rPr>
               <w:t>500,000</w:t>
             </w:r>
           </w:p>
@@ -6813,6 +7332,10 @@
           </w:tcPr>
           <w:p>
             <w:r>
+              <w:rPr>
+                <w:rFonts w:ascii="Calibri" w:hAnsi="Calibri"/>
+                <w:sz w:val="22"/>
+              </w:rPr>
               <w:t>1,000,000</w:t>
             </w:r>
           </w:p>
@@ -6823,6 +7346,10 @@
           </w:tcPr>
           <w:p>
             <w:r>
+              <w:rPr>
+                <w:rFonts w:ascii="Calibri" w:hAnsi="Calibri"/>
+                <w:sz w:val="22"/>
+              </w:rPr>
               <w:t>Fund allocation per gift</w:t>
             </w:r>
           </w:p>
@@ -6835,6 +7362,10 @@
           </w:tcPr>
           <w:p>
             <w:r>
+              <w:rPr>
+                <w:rFonts w:ascii="Calibri" w:hAnsi="Calibri"/>
+                <w:sz w:val="22"/>
+              </w:rPr>
               <w:t>DataImport__c</w:t>
             </w:r>
           </w:p>
@@ -6845,6 +7376,10 @@
           </w:tcPr>
           <w:p>
             <w:r>
+              <w:rPr>
+                <w:rFonts w:ascii="Calibri" w:hAnsi="Calibri"/>
+                <w:sz w:val="22"/>
+              </w:rPr>
               <w:t>5,000</w:t>
             </w:r>
           </w:p>
@@ -6855,6 +7390,10 @@
           </w:tcPr>
           <w:p>
             <w:r>
+              <w:rPr>
+                <w:rFonts w:ascii="Calibri" w:hAnsi="Calibri"/>
+                <w:sz w:val="22"/>
+              </w:rPr>
               <w:t>25,000</w:t>
             </w:r>
           </w:p>
@@ -6865,6 +7404,10 @@
           </w:tcPr>
           <w:p>
             <w:r>
+              <w:rPr>
+                <w:rFonts w:ascii="Calibri" w:hAnsi="Calibri"/>
+                <w:sz w:val="22"/>
+              </w:rPr>
               <w:t>50,000</w:t>
             </w:r>
           </w:p>
@@ -6875,6 +7418,10 @@
           </w:tcPr>
           <w:p>
             <w:r>
+              <w:rPr>
+                <w:rFonts w:ascii="Calibri" w:hAnsi="Calibri"/>
+                <w:sz w:val="22"/>
+              </w:rPr>
               <w:t>75,000</w:t>
             </w:r>
           </w:p>
@@ -6885,6 +7432,10 @@
           </w:tcPr>
           <w:p>
             <w:r>
+              <w:rPr>
+                <w:rFonts w:ascii="Calibri" w:hAnsi="Calibri"/>
+                <w:sz w:val="22"/>
+              </w:rPr>
               <w:t>Transient staging records (archivable)</w:t>
             </w:r>
           </w:p>
@@ -6897,6 +7448,10 @@
           </w:tcPr>
           <w:p>
             <w:r>
+              <w:rPr>
+                <w:rFonts w:ascii="Calibri" w:hAnsi="Calibri"/>
+                <w:sz w:val="22"/>
+              </w:rPr>
               <w:t>Address__c</w:t>
             </w:r>
           </w:p>
@@ -6907,6 +7462,10 @@
           </w:tcPr>
           <w:p>
             <w:r>
+              <w:rPr>
+                <w:rFonts w:ascii="Calibri" w:hAnsi="Calibri"/>
+                <w:sz w:val="22"/>
+              </w:rPr>
               <w:t>10,000</w:t>
             </w:r>
           </w:p>
@@ -6917,6 +7476,10 @@
           </w:tcPr>
           <w:p>
             <w:r>
+              <w:rPr>
+                <w:rFonts w:ascii="Calibri" w:hAnsi="Calibri"/>
+                <w:sz w:val="22"/>
+              </w:rPr>
               <w:t>50,000</w:t>
             </w:r>
           </w:p>
@@ -6927,6 +7490,10 @@
           </w:tcPr>
           <w:p>
             <w:r>
+              <w:rPr>
+                <w:rFonts w:ascii="Calibri" w:hAnsi="Calibri"/>
+                <w:sz w:val="22"/>
+              </w:rPr>
               <w:t>150,000</w:t>
             </w:r>
           </w:p>
@@ -6937,6 +7504,10 @@
           </w:tcPr>
           <w:p>
             <w:r>
+              <w:rPr>
+                <w:rFonts w:ascii="Calibri" w:hAnsi="Calibri"/>
+                <w:sz w:val="22"/>
+              </w:rPr>
               <w:t>300,000</w:t>
             </w:r>
           </w:p>
@@ -6947,6 +7518,10 @@
           </w:tcPr>
           <w:p>
             <w:r>
+              <w:rPr>
+                <w:rFonts w:ascii="Calibri" w:hAnsi="Calibri"/>
+                <w:sz w:val="22"/>
+              </w:rPr>
               <w:t>Verified constituent addresses</w:t>
             </w:r>
           </w:p>
@@ -7234,7 +7809,7 @@
       <w:bookmarkStart w:name="_Toc197940020" w:id="47"/>
       <w:bookmarkStart w:name="_Toc1687165829" w:id="48"/>
       <w:r>
-        <w:t>Response:</w:t>
+        <w:t>Response: See personas table below.</w:t>
       </w:r>
       <w:bookmarkEnd w:id="46"/>
       <w:bookmarkEnd w:id="47"/>
@@ -7515,6 +8090,10 @@
           </w:tcPr>
           <w:p>
             <w:r>
+              <w:rPr>
+                <w:rFonts w:ascii="Calibri" w:hAnsi="Calibri"/>
+                <w:sz w:val="22"/>
+              </w:rPr>
               <w:t>System Administrator</w:t>
             </w:r>
           </w:p>
@@ -7525,6 +8104,10 @@
           </w:tcPr>
           <w:p>
             <w:r>
+              <w:rPr>
+                <w:rFonts w:ascii="Calibri" w:hAnsi="Calibri"/>
+                <w:sz w:val="22"/>
+              </w:rPr>
               <w:t>1-3</w:t>
             </w:r>
           </w:p>
@@ -7535,6 +8118,10 @@
           </w:tcPr>
           <w:p>
             <w:r>
+              <w:rPr>
+                <w:rFonts w:ascii="Calibri" w:hAnsi="Calibri"/>
+                <w:sz w:val="22"/>
+              </w:rPr>
               <w:t>Daily</w:t>
             </w:r>
           </w:p>
@@ -7545,6 +8132,10 @@
           </w:tcPr>
           <w:p>
             <w:r>
+              <w:rPr>
+                <w:rFonts w:ascii="Calibri" w:hAnsi="Calibri"/>
+                <w:sz w:val="22"/>
+              </w:rPr>
               <w:t>Full system configuration, NPSP Settings management, user provisioning, data management</w:t>
             </w:r>
           </w:p>
@@ -7557,6 +8148,10 @@
           </w:tcPr>
           <w:p>
             <w:r>
+              <w:rPr>
+                <w:rFonts w:ascii="Calibri" w:hAnsi="Calibri"/>
+                <w:sz w:val="22"/>
+              </w:rPr>
               <w:t>Fundraising Manager</w:t>
             </w:r>
           </w:p>
@@ -7567,6 +8162,10 @@
           </w:tcPr>
           <w:p>
             <w:r>
+              <w:rPr>
+                <w:rFonts w:ascii="Calibri" w:hAnsi="Calibri"/>
+                <w:sz w:val="22"/>
+              </w:rPr>
               <w:t>2-10</w:t>
             </w:r>
           </w:p>
@@ -7577,6 +8176,10 @@
           </w:tcPr>
           <w:p>
             <w:r>
+              <w:rPr>
+                <w:rFonts w:ascii="Calibri" w:hAnsi="Calibri"/>
+                <w:sz w:val="22"/>
+              </w:rPr>
               <w:t>Daily</w:t>
             </w:r>
           </w:p>
@@ -7587,6 +8190,10 @@
           </w:tcPr>
           <w:p>
             <w:r>
+              <w:rPr>
+                <w:rFonts w:ascii="Calibri" w:hAnsi="Calibri"/>
+                <w:sz w:val="22"/>
+              </w:rPr>
               <w:t>Gift Entry, batch donation processing, recurring donation management, donor reporting</w:t>
             </w:r>
           </w:p>
@@ -7599,6 +8206,10 @@
           </w:tcPr>
           <w:p>
             <w:r>
+              <w:rPr>
+                <w:rFonts w:ascii="Calibri" w:hAnsi="Calibri"/>
+                <w:sz w:val="22"/>
+              </w:rPr>
               <w:t>Development Director</w:t>
             </w:r>
           </w:p>
@@ -7609,6 +8220,10 @@
           </w:tcPr>
           <w:p>
             <w:r>
+              <w:rPr>
+                <w:rFonts w:ascii="Calibri" w:hAnsi="Calibri"/>
+                <w:sz w:val="22"/>
+              </w:rPr>
               <w:t>1-3</w:t>
             </w:r>
           </w:p>
@@ -7619,6 +8234,10 @@
           </w:tcPr>
           <w:p>
             <w:r>
+              <w:rPr>
+                <w:rFonts w:ascii="Calibri" w:hAnsi="Calibri"/>
+                <w:sz w:val="22"/>
+              </w:rPr>
               <w:t>Weekly</w:t>
             </w:r>
           </w:p>
@@ -7629,6 +8248,10 @@
           </w:tcPr>
           <w:p>
             <w:r>
+              <w:rPr>
+                <w:rFonts w:ascii="Calibri" w:hAnsi="Calibri"/>
+                <w:sz w:val="22"/>
+              </w:rPr>
               <w:t>Reporting dashboards, engagement plan oversight, donor level review, campaign management</w:t>
             </w:r>
           </w:p>
@@ -7641,6 +8264,10 @@
           </w:tcPr>
           <w:p>
             <w:r>
+              <w:rPr>
+                <w:rFonts w:ascii="Calibri" w:hAnsi="Calibri"/>
+                <w:sz w:val="22"/>
+              </w:rPr>
               <w:t>Gift Entry Clerk</w:t>
             </w:r>
           </w:p>
@@ -7651,6 +8278,10 @@
           </w:tcPr>
           <w:p>
             <w:r>
+              <w:rPr>
+                <w:rFonts w:ascii="Calibri" w:hAnsi="Calibri"/>
+                <w:sz w:val="22"/>
+              </w:rPr>
               <w:t>3-15</w:t>
             </w:r>
           </w:p>
@@ -7661,6 +8292,10 @@
           </w:tcPr>
           <w:p>
             <w:r>
+              <w:rPr>
+                <w:rFonts w:ascii="Calibri" w:hAnsi="Calibri"/>
+                <w:sz w:val="22"/>
+              </w:rPr>
               <w:t>Daily</w:t>
             </w:r>
           </w:p>
@@ -7671,6 +8306,10 @@
           </w:tcPr>
           <w:p>
             <w:r>
+              <w:rPr>
+                <w:rFonts w:ascii="Calibri" w:hAnsi="Calibri"/>
+                <w:sz w:val="22"/>
+              </w:rPr>
               <w:t>High-volume gift entry via batch UI, payment matching, data import operations</w:t>
             </w:r>
           </w:p>
@@ -7683,6 +8322,10 @@
           </w:tcPr>
           <w:p>
             <w:r>
+              <w:rPr>
+                <w:rFonts w:ascii="Calibri" w:hAnsi="Calibri"/>
+                <w:sz w:val="22"/>
+              </w:rPr>
               <w:t>Program Staff</w:t>
             </w:r>
           </w:p>
@@ -7693,6 +8336,10 @@
           </w:tcPr>
           <w:p>
             <w:r>
+              <w:rPr>
+                <w:rFonts w:ascii="Calibri" w:hAnsi="Calibri"/>
+                <w:sz w:val="22"/>
+              </w:rPr>
               <w:t>5-50</w:t>
             </w:r>
           </w:p>
@@ -7703,6 +8350,10 @@
           </w:tcPr>
           <w:p>
             <w:r>
+              <w:rPr>
+                <w:rFonts w:ascii="Calibri" w:hAnsi="Calibri"/>
+                <w:sz w:val="22"/>
+              </w:rPr>
               <w:t>Weekly</w:t>
             </w:r>
           </w:p>
@@ -7713,6 +8364,10 @@
           </w:tcPr>
           <w:p>
             <w:r>
+              <w:rPr>
+                <w:rFonts w:ascii="Calibri" w:hAnsi="Calibri"/>
+                <w:sz w:val="22"/>
+              </w:rPr>
               <w:t>View donor information, engagement plan tasks, relationship management</w:t>
             </w:r>
           </w:p>
@@ -7725,6 +8380,10 @@
           </w:tcPr>
           <w:p>
             <w:r>
+              <w:rPr>
+                <w:rFonts w:ascii="Calibri" w:hAnsi="Calibri"/>
+                <w:sz w:val="22"/>
+              </w:rPr>
               <w:t>Executive</w:t>
             </w:r>
           </w:p>
@@ -7735,6 +8394,10 @@
           </w:tcPr>
           <w:p>
             <w:r>
+              <w:rPr>
+                <w:rFonts w:ascii="Calibri" w:hAnsi="Calibri"/>
+                <w:sz w:val="22"/>
+              </w:rPr>
               <w:t>1-5</w:t>
             </w:r>
           </w:p>
@@ -7745,6 +8408,10 @@
           </w:tcPr>
           <w:p>
             <w:r>
+              <w:rPr>
+                <w:rFonts w:ascii="Calibri" w:hAnsi="Calibri"/>
+                <w:sz w:val="22"/>
+              </w:rPr>
               <w:t>Monthly</w:t>
             </w:r>
           </w:p>
@@ -7755,6 +8422,10 @@
           </w:tcPr>
           <w:p>
             <w:r>
+              <w:rPr>
+                <w:rFonts w:ascii="Calibri" w:hAnsi="Calibri"/>
+                <w:sz w:val="22"/>
+              </w:rPr>
               <w:t>Dashboard reporting, aggregate giving summaries, campaign ROI analysis</w:t>
             </w:r>
           </w:p>
@@ -7977,7 +8648,7 @@
         </w:rPr>
       </w:pPr>
       <w:r>
-        <w:t>Response:</w:t>
+        <w:t>Response: See persona-to-profile mapping table below.</w:t>
       </w:r>
     </w:p>
     <w:p>
@@ -8155,6 +8826,10 @@
           </w:tcPr>
           <w:p>
             <w:r>
+              <w:rPr>
+                <w:rFonts w:ascii="Calibri" w:hAnsi="Calibri"/>
+                <w:sz w:val="22"/>
+              </w:rPr>
               <w:t>System Administrator</w:t>
             </w:r>
           </w:p>
@@ -8165,6 +8840,10 @@
           </w:tcPr>
           <w:p>
             <w:r>
+              <w:rPr>
+                <w:rFonts w:ascii="Calibri" w:hAnsi="Calibri"/>
+                <w:sz w:val="22"/>
+              </w:rPr>
               <w:t>System Administrator</w:t>
             </w:r>
           </w:p>
@@ -8175,6 +8854,10 @@
           </w:tcPr>
           <w:p>
             <w:r>
+              <w:rPr>
+                <w:rFonts w:ascii="Calibri" w:hAnsi="Calibri"/>
+                <w:sz w:val="22"/>
+              </w:rPr>
               <w:t>Full access to all NPSP objects, settings, and configuration</w:t>
             </w:r>
           </w:p>
@@ -8187,6 +8870,10 @@
           </w:tcPr>
           <w:p>
             <w:r>
+              <w:rPr>
+                <w:rFonts w:ascii="Calibri" w:hAnsi="Calibri"/>
+                <w:sz w:val="22"/>
+              </w:rPr>
               <w:t>Fundraising Manager</w:t>
             </w:r>
           </w:p>
@@ -8197,6 +8884,10 @@
           </w:tcPr>
           <w:p>
             <w:r>
+              <w:rPr>
+                <w:rFonts w:ascii="Calibri" w:hAnsi="Calibri"/>
+                <w:sz w:val="22"/>
+              </w:rPr>
               <w:t>Custom: NPSP Fundraising</w:t>
             </w:r>
           </w:p>
@@ -8207,6 +8898,10 @@
           </w:tcPr>
           <w:p>
             <w:r>
+              <w:rPr>
+                <w:rFonts w:ascii="Calibri" w:hAnsi="Calibri"/>
+                <w:sz w:val="22"/>
+              </w:rPr>
               <w:t>CRUD on Opportunities, Payments, RDs, Campaigns; Read on settings</w:t>
             </w:r>
           </w:p>
@@ -8219,6 +8914,10 @@
           </w:tcPr>
           <w:p>
             <w:r>
+              <w:rPr>
+                <w:rFonts w:ascii="Calibri" w:hAnsi="Calibri"/>
+                <w:sz w:val="22"/>
+              </w:rPr>
               <w:t>Development Director</w:t>
             </w:r>
           </w:p>
@@ -8229,6 +8928,10 @@
           </w:tcPr>
           <w:p>
             <w:r>
+              <w:rPr>
+                <w:rFonts w:ascii="Calibri" w:hAnsi="Calibri"/>
+                <w:sz w:val="22"/>
+              </w:rPr>
               <w:t>Custom: NPSP Development</w:t>
             </w:r>
           </w:p>
@@ -8239,6 +8942,10 @@
           </w:tcPr>
           <w:p>
             <w:r>
+              <w:rPr>
+                <w:rFonts w:ascii="Calibri" w:hAnsi="Calibri"/>
+                <w:sz w:val="22"/>
+              </w:rPr>
               <w:t>Read/Report on all donation objects; Edit Engagement Plans</w:t>
             </w:r>
           </w:p>
@@ -8251,6 +8958,10 @@
           </w:tcPr>
           <w:p>
             <w:r>
+              <w:rPr>
+                <w:rFonts w:ascii="Calibri" w:hAnsi="Calibri"/>
+                <w:sz w:val="22"/>
+              </w:rPr>
               <w:t>Gift Entry Clerk</w:t>
             </w:r>
           </w:p>
@@ -8261,6 +8972,10 @@
           </w:tcPr>
           <w:p>
             <w:r>
+              <w:rPr>
+                <w:rFonts w:ascii="Calibri" w:hAnsi="Calibri"/>
+                <w:sz w:val="22"/>
+              </w:rPr>
               <w:t>Custom: NPSP Gift Entry</w:t>
             </w:r>
           </w:p>
@@ -8271,6 +8986,10 @@
           </w:tcPr>
           <w:p>
             <w:r>
+              <w:rPr>
+                <w:rFonts w:ascii="Calibri" w:hAnsi="Calibri"/>
+                <w:sz w:val="22"/>
+              </w:rPr>
               <w:t>Create/Edit on DataImport__c, Opportunity, Payment; limited Account/Contact edit</w:t>
             </w:r>
           </w:p>
@@ -8283,6 +9002,10 @@
           </w:tcPr>
           <w:p>
             <w:r>
+              <w:rPr>
+                <w:rFonts w:ascii="Calibri" w:hAnsi="Calibri"/>
+                <w:sz w:val="22"/>
+              </w:rPr>
               <w:t>Program Staff</w:t>
             </w:r>
           </w:p>
@@ -8293,6 +9016,10 @@
           </w:tcPr>
           <w:p>
             <w:r>
+              <w:rPr>
+                <w:rFonts w:ascii="Calibri" w:hAnsi="Calibri"/>
+                <w:sz w:val="22"/>
+              </w:rPr>
               <w:t>Custom: NPSP Read Only+</w:t>
             </w:r>
           </w:p>
@@ -8303,6 +9030,10 @@
           </w:tcPr>
           <w:p>
             <w:r>
+              <w:rPr>
+                <w:rFonts w:ascii="Calibri" w:hAnsi="Calibri"/>
+                <w:sz w:val="22"/>
+              </w:rPr>
               <w:t>Read on most objects; Edit on assigned Tasks and Engagement Plans</w:t>
             </w:r>
           </w:p>
@@ -8315,6 +9046,10 @@
           </w:tcPr>
           <w:p>
             <w:r>
+              <w:rPr>
+                <w:rFonts w:ascii="Calibri" w:hAnsi="Calibri"/>
+                <w:sz w:val="22"/>
+              </w:rPr>
               <w:t>Executive</w:t>
             </w:r>
           </w:p>
@@ -8325,6 +9060,10 @@
           </w:tcPr>
           <w:p>
             <w:r>
+              <w:rPr>
+                <w:rFonts w:ascii="Calibri" w:hAnsi="Calibri"/>
+                <w:sz w:val="22"/>
+              </w:rPr>
               <w:t>Custom: NPSP Executive</w:t>
             </w:r>
           </w:p>
@@ -8335,6 +9074,10 @@
           </w:tcPr>
           <w:p>
             <w:r>
+              <w:rPr>
+                <w:rFonts w:ascii="Calibri" w:hAnsi="Calibri"/>
+                <w:sz w:val="22"/>
+              </w:rPr>
               <w:t>Read access with Dashboard visibility; no edit permissions</w:t>
             </w:r>
           </w:p>
@@ -8837,7 +9580,7 @@
       <w:bookmarkStart w:name="_Toc197940023" w:id="58"/>
       <w:bookmarkStart w:name="_Toc201732191" w:id="59"/>
       <w:r>
-        <w:t>Response:</w:t>
+        <w:t>Response: See license requirements table below.</w:t>
       </w:r>
       <w:bookmarkEnd w:id="57"/>
       <w:bookmarkEnd w:id="58"/>
@@ -9100,6 +9843,10 @@
           </w:tcPr>
           <w:p>
             <w:r>
+              <w:rPr>
+                <w:rFonts w:ascii="Calibri" w:hAnsi="Calibri"/>
+                <w:sz w:val="22"/>
+              </w:rPr>
               <w:t>Salesforce Platform</w:t>
             </w:r>
           </w:p>
@@ -9110,6 +9857,10 @@
           </w:tcPr>
           <w:p>
             <w:r>
+              <w:rPr>
+                <w:rFonts w:ascii="Calibri" w:hAnsi="Calibri"/>
+                <w:sz w:val="22"/>
+              </w:rPr>
               <w:t>60-80</w:t>
             </w:r>
           </w:p>
@@ -9120,6 +9871,10 @@
           </w:tcPr>
           <w:p>
             <w:r>
+              <w:rPr>
+                <w:rFonts w:ascii="Calibri" w:hAnsi="Calibri"/>
+                <w:sz w:val="22"/>
+              </w:rPr>
               <w:t>Core platform access for all personas</w:t>
             </w:r>
           </w:p>
@@ -9138,6 +9893,10 @@
           </w:tcPr>
           <w:p>
             <w:r>
+              <w:rPr>
+                <w:rFonts w:ascii="Calibri" w:hAnsi="Calibri"/>
+                <w:sz w:val="22"/>
+              </w:rPr>
               <w:t>Salesforce CRM</w:t>
             </w:r>
           </w:p>
@@ -9148,6 +9907,10 @@
           </w:tcPr>
           <w:p>
             <w:r>
+              <w:rPr>
+                <w:rFonts w:ascii="Calibri" w:hAnsi="Calibri"/>
+                <w:sz w:val="22"/>
+              </w:rPr>
               <w:t>15-25</w:t>
             </w:r>
           </w:p>
@@ -9158,6 +9921,10 @@
           </w:tcPr>
           <w:p>
             <w:r>
+              <w:rPr>
+                <w:rFonts w:ascii="Calibri" w:hAnsi="Calibri"/>
+                <w:sz w:val="22"/>
+              </w:rPr>
               <w:t>Full CRM for Fundraising Managers and Directors</w:t>
             </w:r>
           </w:p>
@@ -9176,6 +9943,10 @@
           </w:tcPr>
           <w:p>
             <w:r>
+              <w:rPr>
+                <w:rFonts w:ascii="Calibri" w:hAnsi="Calibri"/>
+                <w:sz w:val="22"/>
+              </w:rPr>
               <w:t>Elevate (Gift Processing)</w:t>
             </w:r>
           </w:p>
@@ -9186,6 +9957,10 @@
           </w:tcPr>
           <w:p>
             <w:r>
+              <w:rPr>
+                <w:rFonts w:ascii="Calibri" w:hAnsi="Calibri"/>
+                <w:sz w:val="22"/>
+              </w:rPr>
               <w:t>5-15</w:t>
             </w:r>
           </w:p>
@@ -9196,6 +9971,10 @@
           </w:tcPr>
           <w:p>
             <w:r>
+              <w:rPr>
+                <w:rFonts w:ascii="Calibri" w:hAnsi="Calibri"/>
+                <w:sz w:val="22"/>
+              </w:rPr>
               <w:t>Payment gateway access for Gift Entry users</w:t>
             </w:r>
           </w:p>
@@ -9479,9 +10258,288 @@
                 <w:sz w:val="22"/>
                 <w:szCs w:val="22"/>
               </w:rPr>
-              <w:t>&lt;Data Storage&gt;</w:t>
-            </w:r>
-          </w:p>
+              <w:t>Data Storage</w:t>
+            </w:r>
+          </w:p>
+        </w:tc>
+        <w:tc>
+          <w:tcPr>
+            <w:tcW w:w="3545" w:type="dxa"/>
+            <w:tcBorders>
+              <w:top w:val="single" w:color="000000" w:themeColor="text1" w:sz="6" w:space="0"/>
+              <w:left w:val="single" w:color="000000" w:themeColor="text1" w:sz="6" w:space="0"/>
+              <w:bottom w:val="single" w:color="000000" w:themeColor="text1" w:sz="6" w:space="0"/>
+              <w:right w:val="single" w:color="000000" w:themeColor="text1" w:sz="6" w:space="0"/>
+            </w:tcBorders>
+            <w:tcMar/>
+          </w:tcPr>
+          <w:p>
+            <w:pPr>
+              <w:pBdr>
+                <w:top w:val="nil"/>
+                <w:left w:val="nil"/>
+                <w:bottom w:val="nil"/>
+                <w:right w:val="nil"/>
+                <w:between w:val="nil"/>
+              </w:pBdr>
+              <w:jc w:val="center"/>
+              <w:rPr>
+                <w:rFonts w:asciiTheme="majorHAnsi" w:hAnsiTheme="majorHAnsi" w:cstheme="majorBidi"/>
+                <w:color w:val="943634" w:themeColor="accent2" w:themeShade="BF"/>
+                <w:sz w:val="22"/>
+                <w:szCs w:val="22"/>
+              </w:rPr>
+            </w:pPr>
+            <w:r>
+              <w:rPr>
+                <w:rFonts w:asciiTheme="majorHAnsi" w:hAnsiTheme="majorHAnsi" w:cstheme="majorBidi" w:ascii="Calibri" w:hAnsi="Calibri"/>
+                <w:color w:val="943634" w:themeColor="accent2" w:themeShade="BF"/>
+                <w:sz w:val="22"/>
+                <w:szCs w:val="22"/>
+              </w:rPr>
+              <w:t>15 GB, end of year 3</w:t>
+            </w:r>
+            <w:r>
+              <w:rPr>
+                <w:rFonts w:asciiTheme="majorHAnsi" w:hAnsiTheme="majorHAnsi" w:cstheme="majorBidi" w:ascii="Calibri" w:hAnsi="Calibri"/>
+                <w:color w:val="943634" w:themeColor="accent2" w:themeShade="BF"/>
+                <w:sz w:val="22"/>
+                <w:szCs w:val="22"/>
+              </w:rPr>
+            </w:r>
+            <w:r>
+              <w:rPr>
+                <w:rFonts w:asciiTheme="majorHAnsi" w:hAnsiTheme="majorHAnsi" w:cstheme="majorBidi" w:ascii="Calibri" w:hAnsi="Calibri"/>
+                <w:color w:val="943634" w:themeColor="accent2" w:themeShade="BF"/>
+                <w:sz w:val="22"/>
+                <w:szCs w:val="22"/>
+              </w:rPr>
+            </w:r>
+            <w:r>
+              <w:rPr>
+                <w:rFonts w:asciiTheme="majorHAnsi" w:hAnsiTheme="majorHAnsi" w:cstheme="majorBidi" w:ascii="Calibri" w:hAnsi="Calibri"/>
+                <w:color w:val="943634" w:themeColor="accent2" w:themeShade="BF"/>
+                <w:sz w:val="22"/>
+                <w:szCs w:val="22"/>
+              </w:rPr>
+            </w:r>
+          </w:p>
+        </w:tc>
+        <w:tc>
+          <w:tcPr>
+            <w:tcW w:w="3545" w:type="dxa"/>
+            <w:tcBorders>
+              <w:top w:val="single" w:color="000000" w:themeColor="text1" w:sz="6" w:space="0"/>
+              <w:left w:val="single" w:color="000000" w:themeColor="text1" w:sz="6" w:space="0"/>
+              <w:bottom w:val="single" w:color="000000" w:themeColor="text1" w:sz="6" w:space="0"/>
+              <w:right w:val="single" w:color="000000" w:themeColor="text1" w:sz="6" w:space="0"/>
+            </w:tcBorders>
+            <w:tcMar/>
+          </w:tcPr>
+          <w:p>
+            <w:pPr>
+              <w:jc w:val="left"/>
+              <w:rPr>
+                <w:rFonts w:ascii="Calibri" w:hAnsi="Calibri" w:cs="Times New Roman" w:asciiTheme="majorAscii" w:hAnsiTheme="majorAscii" w:cstheme="majorBidi"/>
+                <w:color w:val="943634" w:themeColor="accent2" w:themeShade="BF"/>
+                <w:sz w:val="22"/>
+                <w:szCs w:val="22"/>
+              </w:rPr>
+            </w:pPr>
+            <w:r>
+              <w:rPr>
+                <w:rFonts w:ascii="Calibri" w:hAnsi="Calibri" w:cs="Times New Roman" w:asciiTheme="majorAscii" w:hAnsiTheme="majorAscii" w:cstheme="majorBidi"/>
+                <w:color w:val="943634" w:themeColor="accent2" w:themeTint="FF" w:themeShade="BF"/>
+                <w:sz w:val="22"/>
+                <w:szCs w:val="22"/>
+              </w:rPr>
+              <w:t>Estimate based on Contact, Account, Opportunity, Payment, Allocation, and DataImport__c growth projections</w:t>
+            </w:r>
+            <w:r>
+              <w:rPr>
+                <w:rFonts w:ascii="Calibri" w:hAnsi="Calibri" w:cs="Times New Roman" w:asciiTheme="majorAscii" w:hAnsiTheme="majorAscii" w:cstheme="majorBidi"/>
+                <w:color w:val="943634" w:themeColor="accent2" w:themeTint="FF" w:themeShade="BF"/>
+                <w:sz w:val="22"/>
+                <w:szCs w:val="22"/>
+              </w:rPr>
+            </w:r>
+            <w:r>
+              <w:rPr>
+                <w:rFonts w:ascii="Calibri" w:hAnsi="Calibri" w:cs="Times New Roman" w:asciiTheme="majorAscii" w:hAnsiTheme="majorAscii" w:cstheme="majorBidi"/>
+                <w:color w:val="943634" w:themeColor="accent2" w:themeTint="FF" w:themeShade="BF"/>
+                <w:sz w:val="22"/>
+                <w:szCs w:val="22"/>
+              </w:rPr>
+            </w:r>
+          </w:p>
+        </w:tc>
+      </w:tr>
+      <w:tr>
+        <w:trPr>
+          <w:trHeight w:val="300"/>
+        </w:trPr>
+        <w:tc>
+          <w:tcPr>
+            <w:tcW w:w="2269" w:type="dxa"/>
+            <w:tcBorders>
+              <w:top w:val="single" w:color="000000" w:themeColor="text1" w:sz="6" w:space="0"/>
+              <w:left w:val="single" w:color="000000" w:themeColor="text1" w:sz="6" w:space="0"/>
+              <w:bottom w:val="single" w:color="000000" w:themeColor="text1" w:sz="6" w:space="0"/>
+              <w:right w:val="single" w:color="000000" w:themeColor="text1" w:sz="6" w:space="0"/>
+            </w:tcBorders>
+            <w:shd w:val="clear" w:color="auto" w:fill="FFFFFF" w:themeFill="background1"/>
+            <w:tcMar/>
+          </w:tcPr>
+          <w:p>
+            <w:pPr>
+              <w:pStyle w:val="paragraph"/>
+              <w:jc w:val="left"/>
+              <w:rPr>
+                <w:rFonts w:ascii="Calibri" w:hAnsi="Calibri" w:cs="Times New Roman" w:asciiTheme="majorAscii" w:hAnsiTheme="majorAscii" w:cstheme="majorBidi"/>
+                <w:color w:val="943634" w:themeColor="accent2" w:themeShade="BF"/>
+                <w:sz w:val="22"/>
+                <w:szCs w:val="22"/>
+              </w:rPr>
+            </w:pPr>
+            <w:r>
+              <w:rPr>
+                <w:rFonts w:ascii="Calibri" w:hAnsi="Calibri" w:cs="Times New Roman" w:asciiTheme="majorAscii" w:hAnsiTheme="majorAscii" w:cstheme="majorBidi"/>
+                <w:color w:val="943634" w:themeColor="accent2" w:themeTint="FF" w:themeShade="BF"/>
+                <w:sz w:val="22"/>
+                <w:szCs w:val="22"/>
+              </w:rPr>
+              <w:t>File Storage</w:t>
+            </w:r>
+            <w:r>
+              <w:rPr>
+                <w:rFonts w:ascii="Calibri" w:hAnsi="Calibri" w:cs="Times New Roman" w:asciiTheme="majorAscii" w:hAnsiTheme="majorAscii" w:cstheme="majorBidi"/>
+                <w:color w:val="943634" w:themeColor="accent2" w:themeTint="FF" w:themeShade="BF"/>
+                <w:sz w:val="22"/>
+                <w:szCs w:val="22"/>
+              </w:rPr>
+            </w:r>
+            <w:r>
+              <w:rPr>
+                <w:rFonts w:ascii="Calibri" w:hAnsi="Calibri" w:cs="Times New Roman" w:asciiTheme="majorAscii" w:hAnsiTheme="majorAscii" w:cstheme="majorBidi"/>
+                <w:color w:val="943634" w:themeColor="accent2" w:themeTint="FF" w:themeShade="BF"/>
+                <w:sz w:val="22"/>
+                <w:szCs w:val="22"/>
+              </w:rPr>
+            </w:r>
+          </w:p>
+        </w:tc>
+        <w:tc>
+          <w:tcPr>
+            <w:tcW w:w="3545" w:type="dxa"/>
+            <w:tcBorders>
+              <w:top w:val="single" w:color="000000" w:themeColor="text1" w:sz="6" w:space="0"/>
+              <w:left w:val="single" w:color="000000" w:themeColor="text1" w:sz="6" w:space="0"/>
+              <w:bottom w:val="single" w:color="000000" w:themeColor="text1" w:sz="6" w:space="0"/>
+              <w:right w:val="single" w:color="000000" w:themeColor="text1" w:sz="6" w:space="0"/>
+            </w:tcBorders>
+            <w:tcMar/>
+          </w:tcPr>
+          <w:p>
+            <w:pPr>
+              <w:jc w:val="center"/>
+              <w:rPr>
+                <w:rFonts w:asciiTheme="majorHAnsi" w:hAnsiTheme="majorHAnsi" w:cstheme="majorBidi"/>
+                <w:color w:val="943634" w:themeColor="accent2" w:themeShade="BF"/>
+                <w:sz w:val="22"/>
+                <w:szCs w:val="22"/>
+                <w:lang w:val="en"/>
+              </w:rPr>
+            </w:pPr>
+            <w:r>
+              <w:rPr>
+                <w:rFonts w:asciiTheme="majorHAnsi" w:hAnsiTheme="majorHAnsi" w:cstheme="majorBidi" w:ascii="Calibri" w:hAnsi="Calibri"/>
+                <w:color w:val="943634" w:themeColor="accent2" w:themeShade="BF"/>
+                <w:sz w:val="22"/>
+                <w:szCs w:val="22"/>
+                <w:lang w:val="en"/>
+              </w:rPr>
+              <w:t>5 GB, end of year 3</w:t>
+            </w:r>
+            <w:r>
+              <w:rPr>
+                <w:rFonts w:asciiTheme="majorHAnsi" w:hAnsiTheme="majorHAnsi" w:cstheme="majorBidi" w:ascii="Calibri" w:hAnsi="Calibri"/>
+                <w:color w:val="943634" w:themeColor="accent2" w:themeShade="BF"/>
+                <w:sz w:val="22"/>
+                <w:szCs w:val="22"/>
+                <w:lang w:val="en"/>
+              </w:rPr>
+            </w:r>
+            <w:r>
+              <w:rPr>
+                <w:rFonts w:asciiTheme="majorHAnsi" w:hAnsiTheme="majorHAnsi" w:cstheme="majorBidi" w:ascii="Calibri" w:hAnsi="Calibri"/>
+                <w:color w:val="943634" w:themeColor="accent2" w:themeShade="BF"/>
+                <w:sz w:val="22"/>
+                <w:szCs w:val="22"/>
+                <w:lang w:val="en"/>
+              </w:rPr>
+            </w:r>
+            <w:r>
+              <w:rPr>
+                <w:rFonts w:asciiTheme="majorHAnsi" w:hAnsiTheme="majorHAnsi" w:cstheme="majorBidi" w:ascii="Calibri" w:hAnsi="Calibri"/>
+                <w:color w:val="943634" w:themeColor="accent2" w:themeShade="BF"/>
+                <w:sz w:val="22"/>
+                <w:szCs w:val="22"/>
+                <w:lang w:val="en"/>
+              </w:rPr>
+            </w:r>
+          </w:p>
+        </w:tc>
+        <w:tc>
+          <w:tcPr>
+            <w:tcW w:w="3545" w:type="dxa"/>
+            <w:tcBorders>
+              <w:top w:val="single" w:color="000000" w:themeColor="text1" w:sz="6" w:space="0"/>
+              <w:left w:val="single" w:color="000000" w:themeColor="text1" w:sz="6" w:space="0"/>
+              <w:bottom w:val="single" w:color="000000" w:themeColor="text1" w:sz="6" w:space="0"/>
+              <w:right w:val="single" w:color="000000" w:themeColor="text1" w:sz="6" w:space="0"/>
+            </w:tcBorders>
+            <w:tcMar/>
+          </w:tcPr>
+          <w:p>
+            <w:pPr>
+              <w:jc w:val="left"/>
+              <w:rPr>
+                <w:rFonts w:ascii="Calibri" w:hAnsi="Calibri" w:cs="Times New Roman" w:asciiTheme="majorAscii" w:hAnsiTheme="majorAscii" w:cstheme="majorBidi"/>
+                <w:color w:val="943634" w:themeColor="accent2" w:themeShade="BF"/>
+                <w:sz w:val="22"/>
+                <w:szCs w:val="22"/>
+                <w:lang w:val="en"/>
+              </w:rPr>
+            </w:pPr>
+            <w:r>
+              <w:rPr>
+                <w:rFonts w:ascii="Calibri" w:hAnsi="Calibri" w:cs="Times New Roman" w:asciiTheme="majorAscii" w:hAnsiTheme="majorAscii" w:cstheme="majorBidi"/>
+                <w:color w:val="943634" w:themeColor="accent2" w:themeTint="FF" w:themeShade="BF"/>
+                <w:sz w:val="22"/>
+                <w:szCs w:val="22"/>
+                <w:lang w:val="en"/>
+              </w:rPr>
+              <w:t>Minimal file storage — NPSP is data-centric with few document attachments</w:t>
+            </w:r>
+          </w:p>
+        </w:tc>
+      </w:tr>
+      <w:tr>
+        <w:trPr>
+          <w:trHeight w:val="300"/>
+        </w:trPr>
+        <w:tc>
+          <w:tcPr>
+            <w:tcW w:w="2269" w:type="dxa"/>
+            <w:tcBorders>
+              <w:top w:val="single" w:color="000000" w:themeColor="text1" w:sz="6" w:space="0"/>
+              <w:left w:val="single" w:color="000000" w:themeColor="text1" w:sz="6" w:space="0"/>
+              <w:bottom w:val="single" w:color="000000" w:themeColor="text1" w:sz="6" w:space="0"/>
+              <w:right w:val="single" w:color="000000" w:themeColor="text1" w:sz="6" w:space="0"/>
+            </w:tcBorders>
+            <w:shd w:val="clear" w:color="auto" w:fill="FFFFFF" w:themeFill="background1"/>
+            <w:tcMar/>
+          </w:tcPr>
           <w:p>
             <w:pPr>
               <w:pBdr>
@@ -9499,6 +10557,47 @@
                 <w:szCs w:val="22"/>
               </w:rPr>
             </w:pPr>
+            <w:r>
+              <w:rPr>
+                <w:rFonts w:ascii="Calibri" w:hAnsi="Calibri" w:cs="Times New Roman" w:asciiTheme="majorAscii" w:hAnsiTheme="majorAscii" w:cstheme="majorBidi"/>
+                <w:color w:val="943634" w:themeColor="accent2" w:themeTint="FF" w:themeShade="BF"/>
+                <w:sz w:val="22"/>
+                <w:szCs w:val="22"/>
+              </w:rPr>
+              <w:t>Platform Events Published</w:t>
+            </w:r>
+            <w:r>
+              <w:rPr>
+                <w:rFonts w:ascii="Calibri" w:hAnsi="Calibri" w:cs="Times New Roman" w:asciiTheme="majorAscii" w:hAnsiTheme="majorAscii" w:cstheme="majorBidi"/>
+                <w:color w:val="943634" w:themeColor="accent2" w:themeTint="FF" w:themeShade="BF"/>
+                <w:sz w:val="22"/>
+                <w:szCs w:val="22"/>
+              </w:rPr>
+            </w:r>
+            <w:r>
+              <w:rPr>
+                <w:rFonts w:ascii="Calibri" w:hAnsi="Calibri" w:cs="Times New Roman" w:asciiTheme="majorAscii" w:hAnsiTheme="majorAscii" w:cstheme="majorBidi"/>
+                <w:color w:val="943634" w:themeColor="accent2" w:themeTint="FF" w:themeShade="BF"/>
+                <w:sz w:val="22"/>
+                <w:szCs w:val="22"/>
+              </w:rPr>
+            </w:r>
+            <w:r>
+              <w:rPr>
+                <w:rFonts w:ascii="Calibri" w:hAnsi="Calibri" w:cs="Times New Roman" w:asciiTheme="majorAscii" w:hAnsiTheme="majorAscii" w:cstheme="majorBidi"/>
+                <w:color w:val="943634" w:themeColor="accent2" w:themeTint="FF" w:themeShade="BF"/>
+                <w:sz w:val="22"/>
+                <w:szCs w:val="22"/>
+              </w:rPr>
+            </w:r>
+            <w:r>
+              <w:rPr>
+                <w:rFonts w:ascii="Calibri" w:hAnsi="Calibri" w:cs="Times New Roman" w:asciiTheme="majorAscii" w:hAnsiTheme="majorAscii" w:cstheme="majorBidi"/>
+                <w:color w:val="943634" w:themeColor="accent2" w:themeTint="FF" w:themeShade="BF"/>
+                <w:sz w:val="22"/>
+                <w:szCs w:val="22"/>
+              </w:rPr>
+            </w:r>
           </w:p>
         </w:tc>
         <w:tc>
@@ -9514,13 +10613,6 @@
           </w:tcPr>
           <w:p>
             <w:pPr>
-              <w:pBdr>
-                <w:top w:val="nil"/>
-                <w:left w:val="nil"/>
-                <w:bottom w:val="nil"/>
-                <w:right w:val="nil"/>
-                <w:between w:val="nil"/>
-              </w:pBdr>
               <w:jc w:val="center"/>
               <w:rPr>
                 <w:rFonts w:asciiTheme="majorHAnsi" w:hAnsiTheme="majorHAnsi" w:cstheme="majorBidi"/>
@@ -9531,51 +10623,45 @@
             </w:pPr>
             <w:r>
               <w:rPr>
-                <w:rFonts w:asciiTheme="majorHAnsi" w:hAnsiTheme="majorHAnsi" w:cstheme="majorBidi"/>
+                <w:rFonts w:asciiTheme="majorHAnsi" w:hAnsiTheme="majorHAnsi" w:cstheme="majorBidi" w:ascii="Calibri" w:hAnsi="Calibri"/>
                 <w:color w:val="943634" w:themeColor="accent2" w:themeShade="BF"/>
                 <w:sz w:val="22"/>
                 <w:szCs w:val="22"/>
               </w:rPr>
-              <w:t>&lt;</w:t>
-            </w:r>
-            <w:r>
-              <w:rPr>
-                <w:rFonts w:asciiTheme="majorHAnsi" w:hAnsiTheme="majorHAnsi" w:cstheme="majorBidi"/>
+              <w:t>1K/24 hrs (peak)</w:t>
+            </w:r>
+            <w:r>
+              <w:rPr>
+                <w:rFonts w:asciiTheme="majorHAnsi" w:hAnsiTheme="majorHAnsi" w:cstheme="majorBidi" w:ascii="Calibri" w:hAnsi="Calibri"/>
                 <w:color w:val="943634" w:themeColor="accent2" w:themeShade="BF"/>
                 <w:sz w:val="22"/>
                 <w:szCs w:val="22"/>
               </w:rPr>
-              <w:t>30 GB</w:t>
-            </w:r>
-            <w:r>
-              <w:rPr>
-                <w:rFonts w:asciiTheme="majorHAnsi" w:hAnsiTheme="majorHAnsi" w:cstheme="majorBidi"/>
+            </w:r>
+            <w:r>
+              <w:rPr>
+                <w:rFonts w:asciiTheme="majorHAnsi" w:hAnsiTheme="majorHAnsi" w:cstheme="majorBidi" w:ascii="Calibri" w:hAnsi="Calibri"/>
                 <w:color w:val="943634" w:themeColor="accent2" w:themeShade="BF"/>
                 <w:sz w:val="22"/>
                 <w:szCs w:val="22"/>
               </w:rPr>
-              <w:t>, end of year 3</w:t>
-            </w:r>
-            <w:r>
-              <w:rPr>
-                <w:rFonts w:asciiTheme="majorHAnsi" w:hAnsiTheme="majorHAnsi" w:cstheme="majorBidi"/>
+            </w:r>
+            <w:r>
+              <w:rPr>
+                <w:rFonts w:asciiTheme="majorHAnsi" w:hAnsiTheme="majorHAnsi" w:cstheme="majorBidi" w:ascii="Calibri" w:hAnsi="Calibri"/>
                 <w:color w:val="943634" w:themeColor="accent2" w:themeShade="BF"/>
                 <w:sz w:val="22"/>
                 <w:szCs w:val="22"/>
               </w:rPr>
-              <w:t>&gt;</w:t>
-            </w:r>
-          </w:p>
-          <w:p>
-            <w:pPr>
-              <w:jc w:val="center"/>
-              <w:rPr>
-                <w:rFonts w:asciiTheme="majorHAnsi" w:hAnsiTheme="majorHAnsi" w:cstheme="majorBidi"/>
+            </w:r>
+            <w:r>
+              <w:rPr>
+                <w:rFonts w:asciiTheme="majorHAnsi" w:hAnsiTheme="majorHAnsi" w:cstheme="majorBidi" w:ascii="Calibri" w:hAnsi="Calibri"/>
                 <w:color w:val="943634" w:themeColor="accent2" w:themeShade="BF"/>
                 <w:sz w:val="22"/>
                 <w:szCs w:val="22"/>
               </w:rPr>
-            </w:pPr>
+            </w:r>
           </w:p>
         </w:tc>
         <w:tc>
@@ -9601,30 +10687,10 @@
             </w:pPr>
             <w:r>
               <w:rPr>
-                <w:rFonts w:ascii="Calibri" w:hAnsi="Calibri" w:cs="Times New Roman" w:asciiTheme="majorAscii" w:hAnsiTheme="majorAscii" w:cstheme="majorBidi"/>
-                <w:color w:val="943634" w:themeColor="accent2" w:themeTint="FF" w:themeShade="BF"/>
-                <w:sz w:val="22"/>
-                <w:szCs w:val="22"/>
-              </w:rPr>
-              <w:t xml:space="preserve"> Estimate considers that</w:t>
-            </w:r>
-            <w:r>
-              <w:rPr>
-                <w:rFonts w:ascii="Calibri" w:hAnsi="Calibri" w:cs="Times New Roman" w:asciiTheme="majorAscii" w:hAnsiTheme="majorAscii" w:cstheme="majorBidi"/>
-                <w:color w:val="943634" w:themeColor="accent2" w:themeTint="FF" w:themeShade="BF"/>
-                <w:sz w:val="22"/>
-                <w:szCs w:val="22"/>
-              </w:rPr>
-              <w:t xml:space="preserve"> additi</w:t>
-            </w:r>
-            <w:r>
-              <w:rPr>
-                <w:rFonts w:ascii="Calibri" w:hAnsi="Calibri" w:cs="Times New Roman" w:asciiTheme="majorAscii" w:hAnsiTheme="majorAscii" w:cstheme="majorBidi"/>
-                <w:color w:val="943634" w:themeColor="accent2" w:themeTint="FF" w:themeShade="BF"/>
-                <w:sz w:val="22"/>
-                <w:szCs w:val="22"/>
-              </w:rPr>
-              <w:t>onal custom objects will be defined in TDD.</w:t>
+                <w:rFonts w:ascii="Calibri" w:hAnsi="Calibri"/>
+                <w:sz w:val="22"/>
+              </w:rPr>
+              <w:t>DeploymentEvent__e for CRLP metadata deployments — low volume, config-change only</w:t>
             </w:r>
           </w:p>
         </w:tc>
@@ -9647,7 +10713,13 @@
           </w:tcPr>
           <w:p>
             <w:pPr>
-              <w:pStyle w:val="paragraph"/>
+              <w:pBdr>
+                <w:top w:val="nil" w:color="FF000000" w:sz="0" w:space="0"/>
+                <w:left w:val="nil" w:color="FF000000" w:sz="0" w:space="0"/>
+                <w:bottom w:val="nil" w:color="FF000000" w:sz="0" w:space="0"/>
+                <w:right w:val="nil" w:color="FF000000" w:sz="0" w:space="0"/>
+                <w:between w:val="nil" w:color="FF000000" w:sz="0" w:space="0"/>
+              </w:pBdr>
               <w:jc w:val="left"/>
               <w:rPr>
                 <w:rFonts w:ascii="Calibri" w:hAnsi="Calibri" w:cs="Times New Roman" w:asciiTheme="majorAscii" w:hAnsiTheme="majorAscii" w:cstheme="majorBidi"/>
@@ -9663,7 +10735,7 @@
                 <w:sz w:val="22"/>
                 <w:szCs w:val="22"/>
               </w:rPr>
-              <w:t>&lt;</w:t>
+              <w:t>Platform Events Delivered</w:t>
             </w:r>
             <w:r>
               <w:rPr>
@@ -9672,7 +10744,6 @@
                 <w:sz w:val="22"/>
                 <w:szCs w:val="22"/>
               </w:rPr>
-              <w:t>File Storage</w:t>
             </w:r>
             <w:r>
               <w:rPr>
@@ -9681,7 +10752,14 @@
                 <w:sz w:val="22"/>
                 <w:szCs w:val="22"/>
               </w:rPr>
-              <w:t>&gt;</w:t>
+            </w:r>
+            <w:r>
+              <w:rPr>
+                <w:rFonts w:ascii="Calibri" w:hAnsi="Calibri" w:cs="Times New Roman" w:asciiTheme="majorAscii" w:hAnsiTheme="majorAscii" w:cstheme="majorBidi"/>
+                <w:color w:val="943634" w:themeColor="accent2" w:themeTint="FF" w:themeShade="BF"/>
+                <w:sz w:val="22"/>
+                <w:szCs w:val="22"/>
+              </w:rPr>
             </w:r>
           </w:p>
         </w:tc>
@@ -9704,48 +10782,48 @@
                 <w:color w:val="943634" w:themeColor="accent2" w:themeShade="BF"/>
                 <w:sz w:val="22"/>
                 <w:szCs w:val="22"/>
-                <w:lang w:val="en"/>
               </w:rPr>
             </w:pPr>
             <w:r>
               <w:rPr>
-                <w:rFonts w:asciiTheme="majorHAnsi" w:hAnsiTheme="majorHAnsi" w:cstheme="majorBidi"/>
+                <w:rFonts w:asciiTheme="majorHAnsi" w:hAnsiTheme="majorHAnsi" w:cstheme="majorBidi" w:ascii="Calibri" w:hAnsi="Calibri"/>
                 <w:color w:val="943634" w:themeColor="accent2" w:themeShade="BF"/>
                 <w:sz w:val="22"/>
                 <w:szCs w:val="22"/>
-                <w:lang w:val="en"/>
-              </w:rPr>
-              <w:t>&lt;</w:t>
-            </w:r>
-            <w:r>
-              <w:rPr>
-                <w:rFonts w:asciiTheme="majorHAnsi" w:hAnsiTheme="majorHAnsi" w:cstheme="majorBidi"/>
+              </w:rPr>
+              <w:t>1K/24 hrs (peak)</w:t>
+            </w:r>
+            <w:r>
+              <w:rPr>
+                <w:rFonts w:asciiTheme="majorHAnsi" w:hAnsiTheme="majorHAnsi" w:cstheme="majorBidi" w:ascii="Calibri" w:hAnsi="Calibri"/>
                 <w:color w:val="943634" w:themeColor="accent2" w:themeShade="BF"/>
                 <w:sz w:val="22"/>
                 <w:szCs w:val="22"/>
-                <w:lang w:val="en"/>
-              </w:rPr>
-              <w:t>150 GB</w:t>
-            </w:r>
-            <w:r>
-              <w:rPr>
-                <w:rFonts w:asciiTheme="majorHAnsi" w:hAnsiTheme="majorHAnsi" w:cstheme="majorBidi"/>
+              </w:rPr>
+            </w:r>
+            <w:r>
+              <w:rPr>
+                <w:rFonts w:asciiTheme="majorHAnsi" w:hAnsiTheme="majorHAnsi" w:cstheme="majorBidi" w:ascii="Calibri" w:hAnsi="Calibri"/>
                 <w:color w:val="943634" w:themeColor="accent2" w:themeShade="BF"/>
                 <w:sz w:val="22"/>
                 <w:szCs w:val="22"/>
-                <w:lang w:val="en"/>
-              </w:rPr>
-              <w:t>, end of year 3</w:t>
-            </w:r>
-            <w:r>
-              <w:rPr>
-                <w:rFonts w:asciiTheme="majorHAnsi" w:hAnsiTheme="majorHAnsi" w:cstheme="majorBidi"/>
+              </w:rPr>
+            </w:r>
+            <w:r>
+              <w:rPr>
+                <w:rFonts w:asciiTheme="majorHAnsi" w:hAnsiTheme="majorHAnsi" w:cstheme="majorBidi" w:ascii="Calibri" w:hAnsi="Calibri"/>
                 <w:color w:val="943634" w:themeColor="accent2" w:themeShade="BF"/>
                 <w:sz w:val="22"/>
                 <w:szCs w:val="22"/>
-                <w:lang w:val="en"/>
-              </w:rPr>
-              <w:t>&gt;</w:t>
+              </w:rPr>
+            </w:r>
+            <w:r>
+              <w:rPr>
+                <w:rFonts w:asciiTheme="majorHAnsi" w:hAnsiTheme="majorHAnsi" w:cstheme="majorBidi" w:ascii="Calibri" w:hAnsi="Calibri"/>
+                <w:color w:val="943634" w:themeColor="accent2" w:themeShade="BF"/>
+                <w:sz w:val="22"/>
+                <w:szCs w:val="22"/>
+              </w:rPr>
             </w:r>
           </w:p>
         </w:tc>
@@ -9768,7 +10846,6 @@
                 <w:color w:val="943634" w:themeColor="accent2" w:themeShade="BF"/>
                 <w:sz w:val="22"/>
                 <w:szCs w:val="22"/>
-                <w:lang w:val="en"/>
               </w:rPr>
             </w:pPr>
             <w:r>
@@ -9777,9 +10854,8 @@
                 <w:color w:val="943634" w:themeColor="accent2" w:themeTint="FF" w:themeShade="BF"/>
                 <w:sz w:val="22"/>
                 <w:szCs w:val="22"/>
-                <w:lang w:val="en"/>
-              </w:rPr>
-              <w:t>Calculation: 2 files per claim, 50kb per file</w:t>
+              </w:rPr>
+              <w:t>Single subscriber (CRLP engine) per DeploymentEvent__e</w:t>
             </w:r>
           </w:p>
         </w:tc>
@@ -9802,375 +10878,6 @@
           </w:tcPr>
           <w:p>
             <w:pPr>
-              <w:pBdr>
-                <w:top w:val="nil" w:color="FF000000" w:sz="0" w:space="0"/>
-                <w:left w:val="nil" w:color="FF000000" w:sz="0" w:space="0"/>
-                <w:bottom w:val="nil" w:color="FF000000" w:sz="0" w:space="0"/>
-                <w:right w:val="nil" w:color="FF000000" w:sz="0" w:space="0"/>
-                <w:between w:val="nil" w:color="FF000000" w:sz="0" w:space="0"/>
-              </w:pBdr>
-              <w:jc w:val="left"/>
-              <w:rPr>
-                <w:rFonts w:ascii="Calibri" w:hAnsi="Calibri" w:cs="Times New Roman" w:asciiTheme="majorAscii" w:hAnsiTheme="majorAscii" w:cstheme="majorBidi"/>
-                <w:color w:val="943634" w:themeColor="accent2" w:themeShade="BF"/>
-                <w:sz w:val="22"/>
-                <w:szCs w:val="22"/>
-              </w:rPr>
-            </w:pPr>
-            <w:r>
-              <w:rPr>
-                <w:rFonts w:ascii="Calibri" w:hAnsi="Calibri" w:cs="Times New Roman" w:asciiTheme="majorAscii" w:hAnsiTheme="majorAscii" w:cstheme="majorBidi"/>
-                <w:color w:val="943634" w:themeColor="accent2" w:themeTint="FF" w:themeShade="BF"/>
-                <w:sz w:val="22"/>
-                <w:szCs w:val="22"/>
-              </w:rPr>
-              <w:t>&lt;</w:t>
-            </w:r>
-            <w:r>
-              <w:rPr>
-                <w:rFonts w:ascii="Calibri" w:hAnsi="Calibri" w:cs="Times New Roman" w:asciiTheme="majorAscii" w:hAnsiTheme="majorAscii" w:cstheme="majorBidi"/>
-                <w:color w:val="943634" w:themeColor="accent2" w:themeTint="FF" w:themeShade="BF"/>
-                <w:sz w:val="22"/>
-                <w:szCs w:val="22"/>
-              </w:rPr>
-              <w:t xml:space="preserve">High Volume </w:t>
-            </w:r>
-            <w:r>
-              <w:rPr>
-                <w:rFonts w:ascii="Calibri" w:hAnsi="Calibri" w:cs="Times New Roman" w:asciiTheme="majorAscii" w:hAnsiTheme="majorAscii" w:cstheme="majorBidi"/>
-                <w:color w:val="943634" w:themeColor="accent2" w:themeTint="FF" w:themeShade="BF"/>
-                <w:sz w:val="22"/>
-                <w:szCs w:val="22"/>
-              </w:rPr>
-              <w:t>Platform Events</w:t>
-            </w:r>
-            <w:r>
-              <w:rPr>
-                <w:rFonts w:ascii="Calibri" w:hAnsi="Calibri" w:cs="Times New Roman" w:asciiTheme="majorAscii" w:hAnsiTheme="majorAscii" w:cstheme="majorBidi"/>
-                <w:color w:val="943634" w:themeColor="accent2" w:themeTint="FF" w:themeShade="BF"/>
-                <w:sz w:val="22"/>
-                <w:szCs w:val="22"/>
-              </w:rPr>
-              <w:t xml:space="preserve"> Published </w:t>
-            </w:r>
-            <w:r>
-              <w:rPr>
-                <w:rFonts w:ascii="Calibri" w:hAnsi="Calibri" w:cs="Times New Roman" w:asciiTheme="majorAscii" w:hAnsiTheme="majorAscii" w:cstheme="majorBidi"/>
-                <w:color w:val="943634" w:themeColor="accent2" w:themeTint="FF" w:themeShade="BF"/>
-                <w:sz w:val="22"/>
-                <w:szCs w:val="22"/>
-              </w:rPr>
-              <w:t>&gt;</w:t>
-            </w:r>
-          </w:p>
-        </w:tc>
-        <w:tc>
-          <w:tcPr>
-            <w:tcW w:w="3545" w:type="dxa"/>
-            <w:tcBorders>
-              <w:top w:val="single" w:color="000000" w:themeColor="text1" w:sz="6" w:space="0"/>
-              <w:left w:val="single" w:color="000000" w:themeColor="text1" w:sz="6" w:space="0"/>
-              <w:bottom w:val="single" w:color="000000" w:themeColor="text1" w:sz="6" w:space="0"/>
-              <w:right w:val="single" w:color="000000" w:themeColor="text1" w:sz="6" w:space="0"/>
-            </w:tcBorders>
-            <w:tcMar/>
-          </w:tcPr>
-          <w:p>
-            <w:pPr>
-              <w:jc w:val="center"/>
-              <w:rPr>
-                <w:rFonts w:asciiTheme="majorHAnsi" w:hAnsiTheme="majorHAnsi" w:cstheme="majorBidi"/>
-                <w:color w:val="943634" w:themeColor="accent2" w:themeShade="BF"/>
-                <w:sz w:val="22"/>
-                <w:szCs w:val="22"/>
-              </w:rPr>
-            </w:pPr>
-            <w:r>
-              <w:rPr>
-                <w:rFonts w:asciiTheme="majorHAnsi" w:hAnsiTheme="majorHAnsi" w:cstheme="majorBidi"/>
-                <w:color w:val="943634" w:themeColor="accent2" w:themeShade="BF"/>
-                <w:sz w:val="22"/>
-                <w:szCs w:val="22"/>
-              </w:rPr>
-              <w:t>&lt;</w:t>
-            </w:r>
-            <w:r>
-              <w:rPr>
-                <w:rFonts w:asciiTheme="majorHAnsi" w:hAnsiTheme="majorHAnsi" w:cstheme="majorBidi"/>
-                <w:color w:val="943634" w:themeColor="accent2" w:themeShade="BF"/>
-                <w:sz w:val="22"/>
-                <w:szCs w:val="22"/>
-              </w:rPr>
-              <w:t>10</w:t>
-            </w:r>
-            <w:r>
-              <w:rPr>
-                <w:rFonts w:asciiTheme="majorHAnsi" w:hAnsiTheme="majorHAnsi" w:cstheme="majorBidi"/>
-                <w:color w:val="943634" w:themeColor="accent2" w:themeShade="BF"/>
-                <w:sz w:val="22"/>
-                <w:szCs w:val="22"/>
-              </w:rPr>
-              <w:t>K/24</w:t>
-            </w:r>
-            <w:r>
-              <w:rPr>
-                <w:rFonts w:asciiTheme="majorHAnsi" w:hAnsiTheme="majorHAnsi" w:cstheme="majorBidi"/>
-                <w:color w:val="943634" w:themeColor="accent2" w:themeShade="BF"/>
-                <w:sz w:val="22"/>
-                <w:szCs w:val="22"/>
-              </w:rPr>
-              <w:t xml:space="preserve"> </w:t>
-            </w:r>
-            <w:r>
-              <w:rPr>
-                <w:rFonts w:asciiTheme="majorHAnsi" w:hAnsiTheme="majorHAnsi" w:cstheme="majorBidi"/>
-                <w:color w:val="943634" w:themeColor="accent2" w:themeShade="BF"/>
-                <w:sz w:val="22"/>
-                <w:szCs w:val="22"/>
-              </w:rPr>
-              <w:t>hrs&gt;</w:t>
-            </w:r>
-          </w:p>
-          <w:p>
-            <w:pPr>
-              <w:jc w:val="center"/>
-              <w:rPr>
-                <w:rFonts w:asciiTheme="majorHAnsi" w:hAnsiTheme="majorHAnsi" w:cstheme="majorBidi"/>
-                <w:color w:val="943634" w:themeColor="accent2" w:themeShade="BF"/>
-                <w:sz w:val="22"/>
-                <w:szCs w:val="22"/>
-                <w:lang w:val="en"/>
-              </w:rPr>
-            </w:pPr>
-          </w:p>
-        </w:tc>
-        <w:tc>
-          <w:tcPr>
-            <w:tcW w:w="3545" w:type="dxa"/>
-            <w:tcBorders>
-              <w:top w:val="single" w:color="000000" w:themeColor="text1" w:sz="6" w:space="0"/>
-              <w:left w:val="single" w:color="000000" w:themeColor="text1" w:sz="6" w:space="0"/>
-              <w:bottom w:val="single" w:color="000000" w:themeColor="text1" w:sz="6" w:space="0"/>
-              <w:right w:val="single" w:color="000000" w:themeColor="text1" w:sz="6" w:space="0"/>
-            </w:tcBorders>
-            <w:tcMar/>
-          </w:tcPr>
-          <w:p>
-            <w:pPr>
-              <w:jc w:val="left"/>
-              <w:rPr>
-                <w:rFonts w:ascii="Calibri" w:hAnsi="Calibri" w:cs="Times New Roman" w:asciiTheme="majorAscii" w:hAnsiTheme="majorAscii" w:cstheme="majorBidi"/>
-                <w:color w:val="943634" w:themeColor="accent2" w:themeShade="BF"/>
-                <w:sz w:val="22"/>
-                <w:szCs w:val="22"/>
-              </w:rPr>
-            </w:pPr>
-          </w:p>
-        </w:tc>
-      </w:tr>
-      <w:tr>
-        <w:trPr>
-          <w:trHeight w:val="300"/>
-        </w:trPr>
-        <w:tc>
-          <w:tcPr>
-            <w:tcW w:w="2269" w:type="dxa"/>
-            <w:tcBorders>
-              <w:top w:val="single" w:color="000000" w:themeColor="text1" w:sz="6" w:space="0"/>
-              <w:left w:val="single" w:color="000000" w:themeColor="text1" w:sz="6" w:space="0"/>
-              <w:bottom w:val="single" w:color="000000" w:themeColor="text1" w:sz="6" w:space="0"/>
-              <w:right w:val="single" w:color="000000" w:themeColor="text1" w:sz="6" w:space="0"/>
-            </w:tcBorders>
-            <w:shd w:val="clear" w:color="auto" w:fill="FFFFFF" w:themeFill="background1"/>
-            <w:tcMar/>
-          </w:tcPr>
-          <w:p>
-            <w:pPr>
-              <w:pBdr>
-                <w:top w:val="nil" w:color="FF000000" w:sz="0" w:space="0"/>
-                <w:left w:val="nil" w:color="FF000000" w:sz="0" w:space="0"/>
-                <w:bottom w:val="nil" w:color="FF000000" w:sz="0" w:space="0"/>
-                <w:right w:val="nil" w:color="FF000000" w:sz="0" w:space="0"/>
-                <w:between w:val="nil" w:color="FF000000" w:sz="0" w:space="0"/>
-              </w:pBdr>
-              <w:jc w:val="left"/>
-              <w:rPr>
-                <w:rFonts w:ascii="Calibri" w:hAnsi="Calibri" w:cs="Times New Roman" w:asciiTheme="majorAscii" w:hAnsiTheme="majorAscii" w:cstheme="majorBidi"/>
-                <w:color w:val="943634" w:themeColor="accent2" w:themeShade="BF"/>
-                <w:sz w:val="22"/>
-                <w:szCs w:val="22"/>
-              </w:rPr>
-            </w:pPr>
-            <w:r>
-              <w:rPr>
-                <w:rFonts w:ascii="Calibri" w:hAnsi="Calibri" w:cs="Times New Roman" w:asciiTheme="majorAscii" w:hAnsiTheme="majorAscii" w:cstheme="majorBidi"/>
-                <w:color w:val="943634" w:themeColor="accent2" w:themeTint="FF" w:themeShade="BF"/>
-                <w:sz w:val="22"/>
-                <w:szCs w:val="22"/>
-              </w:rPr>
-              <w:t>&lt;High Volume Platform Events</w:t>
-            </w:r>
-            <w:r>
-              <w:rPr>
-                <w:rFonts w:ascii="Calibri" w:hAnsi="Calibri" w:cs="Times New Roman" w:asciiTheme="majorAscii" w:hAnsiTheme="majorAscii" w:cstheme="majorBidi"/>
-                <w:color w:val="943634" w:themeColor="accent2" w:themeTint="FF" w:themeShade="BF"/>
-                <w:sz w:val="22"/>
-                <w:szCs w:val="22"/>
-              </w:rPr>
-              <w:t xml:space="preserve"> Delivered</w:t>
-            </w:r>
-            <w:r>
-              <w:rPr>
-                <w:rFonts w:ascii="Calibri" w:hAnsi="Calibri" w:cs="Times New Roman" w:asciiTheme="majorAscii" w:hAnsiTheme="majorAscii" w:cstheme="majorBidi"/>
-                <w:color w:val="943634" w:themeColor="accent2" w:themeTint="FF" w:themeShade="BF"/>
-                <w:sz w:val="22"/>
-                <w:szCs w:val="22"/>
-              </w:rPr>
-              <w:t>&gt;</w:t>
-            </w:r>
-            <w:r>
-              <w:rPr>
-                <w:rFonts w:ascii="Calibri" w:hAnsi="Calibri" w:cs="Times New Roman" w:asciiTheme="majorAscii" w:hAnsiTheme="majorAscii" w:cstheme="majorBidi"/>
-                <w:color w:val="943634" w:themeColor="accent2" w:themeTint="FF" w:themeShade="BF"/>
-                <w:sz w:val="22"/>
-                <w:szCs w:val="22"/>
-              </w:rPr>
-              <w:t xml:space="preserve"> </w:t>
-            </w:r>
-          </w:p>
-        </w:tc>
-        <w:tc>
-          <w:tcPr>
-            <w:tcW w:w="3545" w:type="dxa"/>
-            <w:tcBorders>
-              <w:top w:val="single" w:color="000000" w:themeColor="text1" w:sz="6" w:space="0"/>
-              <w:left w:val="single" w:color="000000" w:themeColor="text1" w:sz="6" w:space="0"/>
-              <w:bottom w:val="single" w:color="000000" w:themeColor="text1" w:sz="6" w:space="0"/>
-              <w:right w:val="single" w:color="000000" w:themeColor="text1" w:sz="6" w:space="0"/>
-            </w:tcBorders>
-            <w:tcMar/>
-          </w:tcPr>
-          <w:p>
-            <w:pPr>
-              <w:jc w:val="center"/>
-              <w:rPr>
-                <w:rFonts w:asciiTheme="majorHAnsi" w:hAnsiTheme="majorHAnsi" w:cstheme="majorBidi"/>
-                <w:color w:val="943634" w:themeColor="accent2" w:themeShade="BF"/>
-                <w:sz w:val="22"/>
-                <w:szCs w:val="22"/>
-              </w:rPr>
-            </w:pPr>
-            <w:r>
-              <w:rPr>
-                <w:rFonts w:asciiTheme="majorHAnsi" w:hAnsiTheme="majorHAnsi" w:cstheme="majorBidi"/>
-                <w:color w:val="943634" w:themeColor="accent2" w:themeShade="BF"/>
-                <w:sz w:val="22"/>
-                <w:szCs w:val="22"/>
-              </w:rPr>
-              <w:t>&lt;</w:t>
-            </w:r>
-            <w:r>
-              <w:rPr>
-                <w:rFonts w:asciiTheme="majorHAnsi" w:hAnsiTheme="majorHAnsi" w:cstheme="majorBidi"/>
-                <w:color w:val="943634" w:themeColor="accent2" w:themeShade="BF"/>
-                <w:sz w:val="22"/>
-                <w:szCs w:val="22"/>
-              </w:rPr>
-              <w:t>10</w:t>
-            </w:r>
-            <w:r>
-              <w:rPr>
-                <w:rFonts w:asciiTheme="majorHAnsi" w:hAnsiTheme="majorHAnsi" w:cstheme="majorBidi"/>
-                <w:color w:val="943634" w:themeColor="accent2" w:themeShade="BF"/>
-                <w:sz w:val="22"/>
-                <w:szCs w:val="22"/>
-              </w:rPr>
-              <w:t>K/24</w:t>
-            </w:r>
-            <w:r>
-              <w:rPr>
-                <w:rFonts w:asciiTheme="majorHAnsi" w:hAnsiTheme="majorHAnsi" w:cstheme="majorBidi"/>
-                <w:color w:val="943634" w:themeColor="accent2" w:themeShade="BF"/>
-                <w:sz w:val="22"/>
-                <w:szCs w:val="22"/>
-              </w:rPr>
-              <w:t xml:space="preserve"> </w:t>
-            </w:r>
-            <w:r>
-              <w:rPr>
-                <w:rFonts w:asciiTheme="majorHAnsi" w:hAnsiTheme="majorHAnsi" w:cstheme="majorBidi"/>
-                <w:color w:val="943634" w:themeColor="accent2" w:themeShade="BF"/>
-                <w:sz w:val="22"/>
-                <w:szCs w:val="22"/>
-              </w:rPr>
-              <w:t>hrs&gt;</w:t>
-            </w:r>
-          </w:p>
-          <w:p>
-            <w:pPr>
-              <w:jc w:val="center"/>
-              <w:rPr>
-                <w:rFonts w:asciiTheme="majorHAnsi" w:hAnsiTheme="majorHAnsi" w:cstheme="majorBidi"/>
-                <w:color w:val="943634" w:themeColor="accent2" w:themeShade="BF"/>
-                <w:sz w:val="22"/>
-                <w:szCs w:val="22"/>
-                <w:highlight w:val="yellow"/>
-                <w:lang w:val="en"/>
-              </w:rPr>
-            </w:pPr>
-          </w:p>
-        </w:tc>
-        <w:tc>
-          <w:tcPr>
-            <w:tcW w:w="3545" w:type="dxa"/>
-            <w:tcBorders>
-              <w:top w:val="single" w:color="000000" w:themeColor="text1" w:sz="6" w:space="0"/>
-              <w:left w:val="single" w:color="000000" w:themeColor="text1" w:sz="6" w:space="0"/>
-              <w:bottom w:val="single" w:color="000000" w:themeColor="text1" w:sz="6" w:space="0"/>
-              <w:right w:val="single" w:color="000000" w:themeColor="text1" w:sz="6" w:space="0"/>
-            </w:tcBorders>
-            <w:tcMar/>
-          </w:tcPr>
-          <w:p>
-            <w:pPr>
-              <w:jc w:val="left"/>
-              <w:rPr>
-                <w:rFonts w:ascii="Calibri" w:hAnsi="Calibri" w:cs="Times New Roman" w:asciiTheme="majorAscii" w:hAnsiTheme="majorAscii" w:cstheme="majorBidi"/>
-                <w:color w:val="943634" w:themeColor="accent2" w:themeShade="BF"/>
-                <w:sz w:val="22"/>
-                <w:szCs w:val="22"/>
-              </w:rPr>
-            </w:pPr>
-            <w:r>
-              <w:rPr>
-                <w:rFonts w:ascii="Calibri" w:hAnsi="Calibri" w:cs="Times New Roman" w:asciiTheme="majorAscii" w:hAnsiTheme="majorAscii" w:cstheme="majorBidi"/>
-                <w:color w:val="943634" w:themeColor="accent2" w:themeTint="FF" w:themeShade="BF"/>
-                <w:sz w:val="22"/>
-                <w:szCs w:val="22"/>
-              </w:rPr>
-              <w:t>Single subscriber per event type.</w:t>
-            </w:r>
-          </w:p>
-        </w:tc>
-      </w:tr>
-      <w:tr>
-        <w:trPr>
-          <w:trHeight w:val="300"/>
-        </w:trPr>
-        <w:tc>
-          <w:tcPr>
-            <w:tcW w:w="2269" w:type="dxa"/>
-            <w:tcBorders>
-              <w:top w:val="single" w:color="000000" w:themeColor="text1" w:sz="6" w:space="0"/>
-              <w:left w:val="single" w:color="000000" w:themeColor="text1" w:sz="6" w:space="0"/>
-              <w:bottom w:val="single" w:color="000000" w:themeColor="text1" w:sz="6" w:space="0"/>
-              <w:right w:val="single" w:color="000000" w:themeColor="text1" w:sz="6" w:space="0"/>
-            </w:tcBorders>
-            <w:shd w:val="clear" w:color="auto" w:fill="FFFFFF" w:themeFill="background1"/>
-            <w:tcMar/>
-          </w:tcPr>
-          <w:p>
-            <w:pPr>
               <w:pStyle w:val="paragraph"/>
               <w:spacing w:before="0" w:beforeAutospacing="off" w:after="0" w:afterAutospacing="off"/>
               <w:jc w:val="left"/>
@@ -10188,7 +10895,7 @@
                 <w:sz w:val="22"/>
                 <w:szCs w:val="22"/>
               </w:rPr>
-              <w:t>&lt;</w:t>
+              <w:t>API Calls</w:t>
             </w:r>
             <w:r>
               <w:rPr>
@@ -10197,7 +10904,6 @@
                 <w:sz w:val="22"/>
                 <w:szCs w:val="22"/>
               </w:rPr>
-              <w:t>API Calls</w:t>
             </w:r>
             <w:r>
               <w:rPr>
@@ -10206,7 +10912,6 @@
                 <w:sz w:val="22"/>
                 <w:szCs w:val="22"/>
               </w:rPr>
-              <w:t>&gt;</w:t>
             </w:r>
           </w:p>
         </w:tc>
@@ -10234,39 +10939,36 @@
             </w:pPr>
             <w:r>
               <w:rPr>
-                <w:rFonts w:asciiTheme="majorHAnsi" w:hAnsiTheme="majorHAnsi" w:cstheme="majorBidi"/>
+                <w:rFonts w:asciiTheme="majorHAnsi" w:hAnsiTheme="majorHAnsi" w:cstheme="majorBidi" w:ascii="Calibri" w:hAnsi="Calibri"/>
                 <w:color w:val="943634" w:themeColor="accent2" w:themeShade="BF"/>
                 <w:sz w:val="22"/>
                 <w:szCs w:val="22"/>
               </w:rPr>
-              <w:t>&lt;</w:t>
-            </w:r>
-            <w:r>
-              <w:rPr>
-                <w:rFonts w:asciiTheme="majorHAnsi" w:hAnsiTheme="majorHAnsi" w:cstheme="majorBidi"/>
+              <w:t>5,000/24 hrs (peak)</w:t>
+            </w:r>
+            <w:r>
+              <w:rPr>
+                <w:rFonts w:asciiTheme="majorHAnsi" w:hAnsiTheme="majorHAnsi" w:cstheme="majorBidi" w:ascii="Calibri" w:hAnsi="Calibri"/>
                 <w:color w:val="943634" w:themeColor="accent2" w:themeShade="BF"/>
                 <w:sz w:val="22"/>
                 <w:szCs w:val="22"/>
               </w:rPr>
-              <w:t xml:space="preserve">Less than </w:t>
-            </w:r>
-            <w:r>
-              <w:rPr>
-                <w:rFonts w:asciiTheme="majorHAnsi" w:hAnsiTheme="majorHAnsi" w:cstheme="majorBidi"/>
+            </w:r>
+            <w:r>
+              <w:rPr>
+                <w:rFonts w:asciiTheme="majorHAnsi" w:hAnsiTheme="majorHAnsi" w:cstheme="majorBidi" w:ascii="Calibri" w:hAnsi="Calibri"/>
                 <w:color w:val="943634" w:themeColor="accent2" w:themeShade="BF"/>
                 <w:sz w:val="22"/>
                 <w:szCs w:val="22"/>
               </w:rPr>
-              <w:t>100</w:t>
-            </w:r>
-            <w:r>
-              <w:rPr>
-                <w:rFonts w:asciiTheme="majorHAnsi" w:hAnsiTheme="majorHAnsi" w:cstheme="majorBidi"/>
+            </w:r>
+            <w:r>
+              <w:rPr>
+                <w:rFonts w:asciiTheme="majorHAnsi" w:hAnsiTheme="majorHAnsi" w:cstheme="majorBidi" w:ascii="Calibri" w:hAnsi="Calibri"/>
                 <w:color w:val="943634" w:themeColor="accent2" w:themeShade="BF"/>
                 <w:sz w:val="22"/>
                 <w:szCs w:val="22"/>
               </w:rPr>
-              <w:t>/24 hrs&gt;</w:t>
             </w:r>
           </w:p>
         </w:tc>
@@ -10299,7 +11001,7 @@
                 <w:sz w:val="22"/>
                 <w:szCs w:val="22"/>
               </w:rPr>
-              <w:t>Inbound API usage is limited to nightly integrations using Bulk API.</w:t>
+              <w:t>Outbound calls to Elevate, SmartyStreets, Google Geo, Cicero APIs during batch address verification and recurring donation processing</w:t>
             </w:r>
           </w:p>
         </w:tc>
@@ -11454,30 +12156,28 @@
             </w:pPr>
             <w:r>
               <w:rPr>
-                <w:rFonts w:asciiTheme="majorHAnsi" w:hAnsiTheme="majorHAnsi" w:eastAsiaTheme="majorEastAsia" w:cstheme="majorBidi"/>
+                <w:rFonts w:asciiTheme="majorHAnsi" w:hAnsiTheme="majorHAnsi" w:eastAsiaTheme="majorEastAsia" w:cstheme="majorBidi" w:ascii="Calibri" w:hAnsi="Calibri"/>
                 <w:color w:val="943634" w:themeColor="accent2" w:themeShade="BF"/>
                 <w:sz w:val="22"/>
                 <w:szCs w:val="22"/>
               </w:rPr>
-              <w:t>&lt;</w:t>
-            </w:r>
-            <w:r>
-              <w:rPr>
-                <w:rFonts w:asciiTheme="majorHAnsi" w:hAnsiTheme="majorHAnsi" w:eastAsiaTheme="majorEastAsia" w:cstheme="majorBidi"/>
+              <w:t>DataImport__c (staging records)</w:t>
+            </w:r>
+            <w:r>
+              <w:rPr>
+                <w:rFonts w:asciiTheme="majorHAnsi" w:hAnsiTheme="majorHAnsi" w:eastAsiaTheme="majorEastAsia" w:cstheme="majorBidi" w:ascii="Calibri" w:hAnsi="Calibri"/>
                 <w:color w:val="943634" w:themeColor="accent2" w:themeShade="BF"/>
                 <w:sz w:val="22"/>
                 <w:szCs w:val="22"/>
               </w:rPr>
-              <w:t>Account, Contact, Case</w:t>
-            </w:r>
-            <w:r>
-              <w:rPr>
-                <w:rFonts w:asciiTheme="majorHAnsi" w:hAnsiTheme="majorHAnsi" w:eastAsiaTheme="majorEastAsia" w:cstheme="majorBidi"/>
+            </w:r>
+            <w:r>
+              <w:rPr>
+                <w:rFonts w:asciiTheme="majorHAnsi" w:hAnsiTheme="majorHAnsi" w:eastAsiaTheme="majorEastAsia" w:cstheme="majorBidi" w:ascii="Calibri" w:hAnsi="Calibri"/>
                 <w:color w:val="943634" w:themeColor="accent2" w:themeShade="BF"/>
                 <w:sz w:val="22"/>
                 <w:szCs w:val="22"/>
               </w:rPr>
-              <w:t>&gt;</w:t>
             </w:r>
           </w:p>
         </w:tc>
@@ -11504,66 +12204,60 @@
             </w:pPr>
             <w:r>
               <w:rPr>
-                <w:rFonts w:asciiTheme="majorHAnsi" w:hAnsiTheme="majorHAnsi" w:eastAsiaTheme="majorEastAsia" w:cstheme="majorBidi"/>
+                <w:rFonts w:asciiTheme="majorHAnsi" w:hAnsiTheme="majorHAnsi" w:eastAsiaTheme="majorEastAsia" w:cstheme="majorBidi" w:ascii="Calibri" w:hAnsi="Calibri"/>
                 <w:color w:val="943634" w:themeColor="accent2" w:themeShade="BF"/>
                 <w:sz w:val="22"/>
                 <w:szCs w:val="22"/>
               </w:rPr>
-              <w:t>&lt;</w:t>
-            </w:r>
-            <w:r>
-              <w:rPr>
-                <w:rFonts w:asciiTheme="majorHAnsi" w:hAnsiTheme="majorHAnsi" w:eastAsiaTheme="majorEastAsia" w:cstheme="majorBidi"/>
+              <w:t>Status = Imported AND no updates in 90 days</w:t>
+            </w:r>
+            <w:r>
+              <w:rPr>
+                <w:rFonts w:asciiTheme="majorHAnsi" w:hAnsiTheme="majorHAnsi" w:eastAsiaTheme="majorEastAsia" w:cstheme="majorBidi" w:ascii="Calibri" w:hAnsi="Calibri"/>
                 <w:color w:val="943634" w:themeColor="accent2" w:themeShade="BF"/>
                 <w:sz w:val="22"/>
                 <w:szCs w:val="22"/>
               </w:rPr>
-              <w:t xml:space="preserve">No updates </w:t>
-            </w:r>
-            <w:r>
-              <w:rPr>
-                <w:rFonts w:asciiTheme="majorHAnsi" w:hAnsiTheme="majorHAnsi" w:eastAsiaTheme="majorEastAsia" w:cstheme="majorBidi"/>
+            </w:r>
+            <w:r>
+              <w:rPr>
+                <w:rFonts w:asciiTheme="majorHAnsi" w:hAnsiTheme="majorHAnsi" w:eastAsiaTheme="majorEastAsia" w:cstheme="majorBidi" w:ascii="Calibri" w:hAnsi="Calibri"/>
                 <w:color w:val="943634" w:themeColor="accent2" w:themeShade="BF"/>
                 <w:sz w:val="22"/>
                 <w:szCs w:val="22"/>
               </w:rPr>
-              <w:t>and no</w:t>
-            </w:r>
-            <w:r>
-              <w:rPr>
-                <w:rFonts w:asciiTheme="majorHAnsi" w:hAnsiTheme="majorHAnsi" w:eastAsiaTheme="majorEastAsia" w:cstheme="majorBidi"/>
+            </w:r>
+            <w:r>
+              <w:rPr>
+                <w:rFonts w:asciiTheme="majorHAnsi" w:hAnsiTheme="majorHAnsi" w:eastAsiaTheme="majorEastAsia" w:cstheme="majorBidi" w:ascii="Calibri" w:hAnsi="Calibri"/>
                 <w:color w:val="943634" w:themeColor="accent2" w:themeShade="BF"/>
                 <w:sz w:val="22"/>
                 <w:szCs w:val="22"/>
               </w:rPr>
-              <w:t xml:space="preserve"> related </w:t>
-            </w:r>
-            <w:r>
-              <w:rPr>
-                <w:rFonts w:asciiTheme="majorHAnsi" w:hAnsiTheme="majorHAnsi" w:eastAsiaTheme="majorEastAsia" w:cstheme="majorBidi"/>
+            </w:r>
+            <w:r>
+              <w:rPr>
+                <w:rFonts w:asciiTheme="majorHAnsi" w:hAnsiTheme="majorHAnsi" w:eastAsiaTheme="majorEastAsia" w:cstheme="majorBidi" w:ascii="Calibri" w:hAnsi="Calibri"/>
                 <w:color w:val="943634" w:themeColor="accent2" w:themeShade="BF"/>
                 <w:sz w:val="22"/>
                 <w:szCs w:val="22"/>
               </w:rPr>
-              <w:t xml:space="preserve">records updated or created </w:t>
-            </w:r>
-            <w:r>
-              <w:rPr>
-                <w:rFonts w:asciiTheme="majorHAnsi" w:hAnsiTheme="majorHAnsi" w:eastAsiaTheme="majorEastAsia" w:cstheme="majorBidi"/>
+            </w:r>
+            <w:r>
+              <w:rPr>
+                <w:rFonts w:asciiTheme="majorHAnsi" w:hAnsiTheme="majorHAnsi" w:eastAsiaTheme="majorEastAsia" w:cstheme="majorBidi" w:ascii="Calibri" w:hAnsi="Calibri"/>
                 <w:color w:val="943634" w:themeColor="accent2" w:themeShade="BF"/>
                 <w:sz w:val="22"/>
                 <w:szCs w:val="22"/>
               </w:rPr>
-              <w:t>in 7 years</w:t>
-            </w:r>
-            <w:r>
-              <w:rPr>
-                <w:rFonts w:asciiTheme="majorHAnsi" w:hAnsiTheme="majorHAnsi" w:eastAsiaTheme="majorEastAsia" w:cstheme="majorBidi"/>
+            </w:r>
+            <w:r>
+              <w:rPr>
+                <w:rFonts w:asciiTheme="majorHAnsi" w:hAnsiTheme="majorHAnsi" w:eastAsiaTheme="majorEastAsia" w:cstheme="majorBidi" w:ascii="Calibri" w:hAnsi="Calibri"/>
                 <w:color w:val="943634" w:themeColor="accent2" w:themeShade="BF"/>
                 <w:sz w:val="22"/>
                 <w:szCs w:val="22"/>
               </w:rPr>
-              <w:t>&gt;</w:t>
             </w:r>
           </w:p>
         </w:tc>
@@ -11590,30 +12284,28 @@
             </w:pPr>
             <w:r>
               <w:rPr>
-                <w:rFonts w:asciiTheme="majorHAnsi" w:hAnsiTheme="majorHAnsi" w:eastAsiaTheme="majorEastAsia" w:cstheme="majorBidi"/>
+                <w:rFonts w:asciiTheme="majorHAnsi" w:hAnsiTheme="majorHAnsi" w:eastAsiaTheme="majorEastAsia" w:cstheme="majorBidi" w:ascii="Calibri" w:hAnsi="Calibri"/>
                 <w:color w:val="943634" w:themeColor="accent2" w:themeShade="BF"/>
                 <w:sz w:val="22"/>
                 <w:szCs w:val="22"/>
               </w:rPr>
-              <w:t>&lt;</w:t>
-            </w:r>
-            <w:r>
-              <w:rPr>
-                <w:rFonts w:asciiTheme="majorHAnsi" w:hAnsiTheme="majorHAnsi" w:eastAsiaTheme="majorEastAsia" w:cstheme="majorBidi"/>
+              <w:t>Quarterly</w:t>
+            </w:r>
+            <w:r>
+              <w:rPr>
+                <w:rFonts w:asciiTheme="majorHAnsi" w:hAnsiTheme="majorHAnsi" w:eastAsiaTheme="majorEastAsia" w:cstheme="majorBidi" w:ascii="Calibri" w:hAnsi="Calibri"/>
                 <w:color w:val="943634" w:themeColor="accent2" w:themeShade="BF"/>
                 <w:sz w:val="22"/>
                 <w:szCs w:val="22"/>
               </w:rPr>
-              <w:t>Quarterly</w:t>
-            </w:r>
-            <w:r>
-              <w:rPr>
-                <w:rFonts w:asciiTheme="majorHAnsi" w:hAnsiTheme="majorHAnsi" w:eastAsiaTheme="majorEastAsia" w:cstheme="majorBidi"/>
+            </w:r>
+            <w:r>
+              <w:rPr>
+                <w:rFonts w:asciiTheme="majorHAnsi" w:hAnsiTheme="majorHAnsi" w:eastAsiaTheme="majorEastAsia" w:cstheme="majorBidi" w:ascii="Calibri" w:hAnsi="Calibri"/>
                 <w:color w:val="943634" w:themeColor="accent2" w:themeShade="BF"/>
                 <w:sz w:val="22"/>
                 <w:szCs w:val="22"/>
               </w:rPr>
-              <w:t>&gt;</w:t>
             </w:r>
           </w:p>
         </w:tc>
@@ -11644,30 +12336,28 @@
             </w:pPr>
             <w:r>
               <w:rPr>
-                <w:rFonts w:asciiTheme="majorHAnsi" w:hAnsiTheme="majorHAnsi" w:eastAsiaTheme="majorEastAsia" w:cstheme="majorBidi"/>
+                <w:rFonts w:asciiTheme="majorHAnsi" w:hAnsiTheme="majorHAnsi" w:eastAsiaTheme="majorEastAsia" w:cstheme="majorBidi" w:ascii="Calibri" w:hAnsi="Calibri"/>
                 <w:color w:val="943634" w:themeColor="accent2" w:themeShade="BF"/>
                 <w:sz w:val="22"/>
                 <w:szCs w:val="22"/>
               </w:rPr>
-              <w:t>&lt;</w:t>
-            </w:r>
-            <w:r>
-              <w:rPr>
-                <w:rFonts w:asciiTheme="majorHAnsi" w:hAnsiTheme="majorHAnsi" w:eastAsiaTheme="majorEastAsia" w:cstheme="majorBidi"/>
+              <w:t>Error__c (error logs)</w:t>
+            </w:r>
+            <w:r>
+              <w:rPr>
+                <w:rFonts w:asciiTheme="majorHAnsi" w:hAnsiTheme="majorHAnsi" w:eastAsiaTheme="majorEastAsia" w:cstheme="majorBidi" w:ascii="Calibri" w:hAnsi="Calibri"/>
                 <w:color w:val="943634" w:themeColor="accent2" w:themeShade="BF"/>
                 <w:sz w:val="22"/>
                 <w:szCs w:val="22"/>
               </w:rPr>
-              <w:t>Other standard objects</w:t>
-            </w:r>
-            <w:r>
-              <w:rPr>
-                <w:rFonts w:asciiTheme="majorHAnsi" w:hAnsiTheme="majorHAnsi" w:eastAsiaTheme="majorEastAsia" w:cstheme="majorBidi"/>
+            </w:r>
+            <w:r>
+              <w:rPr>
+                <w:rFonts w:asciiTheme="majorHAnsi" w:hAnsiTheme="majorHAnsi" w:eastAsiaTheme="majorEastAsia" w:cstheme="majorBidi" w:ascii="Calibri" w:hAnsi="Calibri"/>
                 <w:color w:val="943634" w:themeColor="accent2" w:themeShade="BF"/>
                 <w:sz w:val="22"/>
                 <w:szCs w:val="22"/>
               </w:rPr>
-              <w:t>&gt;</w:t>
             </w:r>
           </w:p>
         </w:tc>
@@ -11694,100 +12384,101 @@
             </w:pPr>
             <w:r>
               <w:rPr>
+                <w:rFonts w:asciiTheme="majorHAnsi" w:hAnsiTheme="majorHAnsi" w:eastAsiaTheme="majorEastAsia" w:cstheme="majorBidi" w:ascii="Calibri" w:hAnsi="Calibri"/>
+                <w:color w:val="943634" w:themeColor="accent2" w:themeShade="BF"/>
+                <w:sz w:val="22"/>
+                <w:szCs w:val="22"/>
+              </w:rPr>
+              <w:t>Created date older than 180 days</w:t>
+            </w:r>
+            <w:r>
+              <w:rPr>
+                <w:rFonts w:asciiTheme="majorHAnsi" w:hAnsiTheme="majorHAnsi" w:eastAsiaTheme="majorEastAsia" w:cstheme="majorBidi" w:ascii="Calibri" w:hAnsi="Calibri"/>
+                <w:color w:val="943634" w:themeColor="accent2" w:themeShade="BF"/>
+                <w:sz w:val="22"/>
+                <w:szCs w:val="22"/>
+              </w:rPr>
+            </w:r>
+            <w:r>
+              <w:rPr>
+                <w:rFonts w:asciiTheme="majorHAnsi" w:hAnsiTheme="majorHAnsi" w:eastAsiaTheme="majorEastAsia" w:cstheme="majorBidi" w:ascii="Calibri" w:hAnsi="Calibri"/>
+                <w:color w:val="943634" w:themeColor="accent2" w:themeShade="BF"/>
+                <w:sz w:val="22"/>
+                <w:szCs w:val="22"/>
+              </w:rPr>
+            </w:r>
+            <w:r>
+              <w:rPr>
+                <w:rFonts w:asciiTheme="majorHAnsi" w:hAnsiTheme="majorHAnsi" w:eastAsiaTheme="majorEastAsia" w:cstheme="majorBidi" w:ascii="Calibri" w:hAnsi="Calibri"/>
+                <w:color w:val="943634" w:themeColor="accent2" w:themeShade="BF"/>
+                <w:sz w:val="22"/>
+                <w:szCs w:val="22"/>
+              </w:rPr>
+            </w:r>
+            <w:r>
+              <w:rPr>
+                <w:rFonts w:asciiTheme="majorHAnsi" w:hAnsiTheme="majorHAnsi" w:eastAsiaTheme="majorEastAsia" w:cstheme="majorBidi" w:ascii="Calibri" w:hAnsi="Calibri"/>
+                <w:color w:val="943634" w:themeColor="accent2" w:themeShade="BF"/>
+                <w:sz w:val="22"/>
+                <w:szCs w:val="22"/>
+              </w:rPr>
+            </w:r>
+          </w:p>
+          <w:p>
+            <w:pPr>
+              <w:rPr>
                 <w:rFonts w:asciiTheme="majorHAnsi" w:hAnsiTheme="majorHAnsi" w:eastAsiaTheme="majorEastAsia" w:cstheme="majorBidi"/>
                 <w:color w:val="943634" w:themeColor="accent2" w:themeShade="BF"/>
                 <w:sz w:val="22"/>
                 <w:szCs w:val="22"/>
               </w:rPr>
-              <w:t xml:space="preserve">&lt;No updates </w:t>
-            </w:r>
-            <w:r>
+            </w:pPr>
+            <w:r>
+              <w:rPr>
+                <w:rFonts w:ascii="Calibri" w:hAnsi="Calibri"/>
+                <w:sz w:val="22"/>
+              </w:rPr>
+              <w:t>Created date older than 180 days</w:t>
+            </w:r>
+          </w:p>
+        </w:tc>
+        <w:tc>
+          <w:tcPr>
+            <w:tcW w:w="2887" w:type="dxa"/>
+          </w:tcPr>
+          <w:p>
+            <w:pPr>
               <w:rPr>
                 <w:rFonts w:asciiTheme="majorHAnsi" w:hAnsiTheme="majorHAnsi" w:eastAsiaTheme="majorEastAsia" w:cstheme="majorBidi"/>
                 <w:color w:val="943634" w:themeColor="accent2" w:themeShade="BF"/>
                 <w:sz w:val="22"/>
                 <w:szCs w:val="22"/>
               </w:rPr>
-              <w:t>and no</w:t>
-            </w:r>
-            <w:r>
-              <w:rPr>
-                <w:rFonts w:asciiTheme="majorHAnsi" w:hAnsiTheme="majorHAnsi" w:eastAsiaTheme="majorEastAsia" w:cstheme="majorBidi"/>
+            </w:pPr>
+            <w:r>
+              <w:rPr>
+                <w:rFonts w:asciiTheme="majorHAnsi" w:hAnsiTheme="majorHAnsi" w:eastAsiaTheme="majorEastAsia" w:cstheme="majorBidi" w:ascii="Calibri" w:hAnsi="Calibri"/>
                 <w:color w:val="943634" w:themeColor="accent2" w:themeShade="BF"/>
                 <w:sz w:val="22"/>
                 <w:szCs w:val="22"/>
               </w:rPr>
-              <w:t xml:space="preserve"> related records updated or created in </w:t>
-            </w:r>
-            <w:r>
-              <w:rPr>
-                <w:rFonts w:asciiTheme="majorHAnsi" w:hAnsiTheme="majorHAnsi" w:eastAsiaTheme="majorEastAsia" w:cstheme="majorBidi"/>
+              <w:t>Quarterly</w:t>
+            </w:r>
+            <w:r>
+              <w:rPr>
+                <w:rFonts w:asciiTheme="majorHAnsi" w:hAnsiTheme="majorHAnsi" w:eastAsiaTheme="majorEastAsia" w:cstheme="majorBidi" w:ascii="Calibri" w:hAnsi="Calibri"/>
                 <w:color w:val="943634" w:themeColor="accent2" w:themeShade="BF"/>
                 <w:sz w:val="22"/>
                 <w:szCs w:val="22"/>
               </w:rPr>
-              <w:t>5</w:t>
-            </w:r>
-            <w:r>
-              <w:rPr>
-                <w:rFonts w:asciiTheme="majorHAnsi" w:hAnsiTheme="majorHAnsi" w:eastAsiaTheme="majorEastAsia" w:cstheme="majorBidi"/>
+            </w:r>
+            <w:r>
+              <w:rPr>
+                <w:rFonts w:asciiTheme="majorHAnsi" w:hAnsiTheme="majorHAnsi" w:eastAsiaTheme="majorEastAsia" w:cstheme="majorBidi" w:ascii="Calibri" w:hAnsi="Calibri"/>
                 <w:color w:val="943634" w:themeColor="accent2" w:themeShade="BF"/>
                 <w:sz w:val="22"/>
                 <w:szCs w:val="22"/>
               </w:rPr>
-              <w:t xml:space="preserve"> years&gt;</w:t>
-            </w:r>
-          </w:p>
-          <w:p>
-            <w:pPr>
-              <w:rPr>
-                <w:rFonts w:asciiTheme="majorHAnsi" w:hAnsiTheme="majorHAnsi" w:eastAsiaTheme="majorEastAsia" w:cstheme="majorBidi"/>
-                <w:color w:val="943634" w:themeColor="accent2" w:themeShade="BF"/>
-                <w:sz w:val="22"/>
-                <w:szCs w:val="22"/>
-              </w:rPr>
-            </w:pPr>
-          </w:p>
-        </w:tc>
-        <w:tc>
-          <w:tcPr>
-            <w:tcW w:w="2887" w:type="dxa"/>
-          </w:tcPr>
-          <w:p>
-            <w:pPr>
-              <w:rPr>
-                <w:rFonts w:asciiTheme="majorHAnsi" w:hAnsiTheme="majorHAnsi" w:eastAsiaTheme="majorEastAsia" w:cstheme="majorBidi"/>
-                <w:color w:val="943634" w:themeColor="accent2" w:themeShade="BF"/>
-                <w:sz w:val="22"/>
-                <w:szCs w:val="22"/>
-              </w:rPr>
-            </w:pPr>
-            <w:r>
-              <w:rPr>
-                <w:rFonts w:asciiTheme="majorHAnsi" w:hAnsiTheme="majorHAnsi" w:eastAsiaTheme="majorEastAsia" w:cstheme="majorBidi"/>
-                <w:color w:val="943634" w:themeColor="accent2" w:themeShade="BF"/>
-                <w:sz w:val="22"/>
-                <w:szCs w:val="22"/>
-              </w:rPr>
-              <w:t>&lt;</w:t>
-            </w:r>
-            <w:r>
-              <w:rPr>
-                <w:rFonts w:asciiTheme="majorHAnsi" w:hAnsiTheme="majorHAnsi" w:eastAsiaTheme="majorEastAsia" w:cstheme="majorBidi"/>
-                <w:color w:val="943634" w:themeColor="accent2" w:themeShade="BF"/>
-                <w:sz w:val="22"/>
-                <w:szCs w:val="22"/>
-              </w:rPr>
-              <w:t>Quarterly</w:t>
-            </w:r>
-            <w:r>
-              <w:rPr>
-                <w:rFonts w:asciiTheme="majorHAnsi" w:hAnsiTheme="majorHAnsi" w:eastAsiaTheme="majorEastAsia" w:cstheme="majorBidi"/>
-                <w:color w:val="943634" w:themeColor="accent2" w:themeShade="BF"/>
-                <w:sz w:val="22"/>
-                <w:szCs w:val="22"/>
-              </w:rPr>
-              <w:t>&gt;</w:t>
             </w:r>
           </w:p>
           <w:p>
@@ -11799,6 +12490,13 @@
                 <w:szCs w:val="22"/>
               </w:rPr>
             </w:pPr>
+            <w:r>
+              <w:rPr>
+                <w:rFonts w:ascii="Calibri" w:hAnsi="Calibri"/>
+                <w:sz w:val="22"/>
+              </w:rPr>
+              <w:t>Quarterly</w:t>
+            </w:r>
           </w:p>
         </w:tc>
       </w:tr>
@@ -11828,18 +12526,66 @@
             </w:pPr>
             <w:r>
               <w:rPr>
+                <w:rFonts w:asciiTheme="majorHAnsi" w:hAnsiTheme="majorHAnsi" w:eastAsiaTheme="majorEastAsia" w:cstheme="majorBidi" w:ascii="Calibri" w:hAnsi="Calibri"/>
+                <w:color w:val="943634" w:themeColor="accent2" w:themeShade="BF"/>
+                <w:sz w:val="22"/>
+                <w:szCs w:val="22"/>
+              </w:rPr>
+              <w:t>RecurringDonationChangeLog__c</w:t>
+            </w:r>
+          </w:p>
+        </w:tc>
+        <w:tc>
+          <w:tcPr>
+            <w:tcW w:w="4500" w:type="dxa"/>
+          </w:tcPr>
+          <w:p>
+            <w:pPr>
+              <w:rPr>
                 <w:rFonts w:asciiTheme="majorHAnsi" w:hAnsiTheme="majorHAnsi" w:eastAsiaTheme="majorEastAsia" w:cstheme="majorBidi"/>
                 <w:color w:val="943634" w:themeColor="accent2" w:themeShade="BF"/>
                 <w:sz w:val="22"/>
                 <w:szCs w:val="22"/>
               </w:rPr>
-              <w:t>&lt;CARMA custom objects&gt;</w:t>
-            </w:r>
-          </w:p>
-        </w:tc>
-        <w:tc>
-          <w:tcPr>
-            <w:tcW w:w="4500" w:type="dxa"/>
+            </w:pPr>
+            <w:r>
+              <w:rPr>
+                <w:rFonts w:asciiTheme="majorHAnsi" w:hAnsiTheme="majorHAnsi" w:eastAsiaTheme="majorEastAsia" w:cstheme="majorBidi" w:ascii="Calibri" w:hAnsi="Calibri"/>
+                <w:color w:val="943634" w:themeColor="accent2" w:themeShade="BF"/>
+                <w:sz w:val="22"/>
+                <w:szCs w:val="22"/>
+              </w:rPr>
+              <w:t>Created date older than 2 years</w:t>
+            </w:r>
+            <w:r>
+              <w:rPr>
+                <w:rFonts w:asciiTheme="majorHAnsi" w:hAnsiTheme="majorHAnsi" w:eastAsiaTheme="majorEastAsia" w:cstheme="majorBidi" w:ascii="Calibri" w:hAnsi="Calibri"/>
+                <w:color w:val="943634" w:themeColor="accent2" w:themeShade="BF"/>
+                <w:sz w:val="22"/>
+                <w:szCs w:val="22"/>
+              </w:rPr>
+            </w:r>
+            <w:r>
+              <w:rPr>
+                <w:rFonts w:asciiTheme="majorHAnsi" w:hAnsiTheme="majorHAnsi" w:eastAsiaTheme="majorEastAsia" w:cstheme="majorBidi" w:ascii="Calibri" w:hAnsi="Calibri"/>
+                <w:color w:val="943634" w:themeColor="accent2" w:themeShade="BF"/>
+                <w:sz w:val="22"/>
+                <w:szCs w:val="22"/>
+              </w:rPr>
+            </w:r>
+            <w:r>
+              <w:rPr>
+                <w:rFonts w:asciiTheme="majorHAnsi" w:hAnsiTheme="majorHAnsi" w:eastAsiaTheme="majorEastAsia" w:cstheme="majorBidi" w:ascii="Calibri" w:hAnsi="Calibri"/>
+                <w:color w:val="943634" w:themeColor="accent2" w:themeShade="BF"/>
+                <w:sz w:val="22"/>
+                <w:szCs w:val="22"/>
+              </w:rPr>
+            </w:r>
+          </w:p>
+        </w:tc>
+        <w:tc>
+          <w:tcPr>
+            <w:tcW w:w="2887" w:type="dxa"/>
           </w:tcPr>
           <w:p>
             <w:pPr>
@@ -11852,63 +12598,12 @@
             </w:pPr>
             <w:r>
               <w:rPr>
-                <w:rFonts w:asciiTheme="majorHAnsi" w:hAnsiTheme="majorHAnsi" w:eastAsiaTheme="majorEastAsia" w:cstheme="majorBidi"/>
+                <w:rFonts w:asciiTheme="majorHAnsi" w:hAnsiTheme="majorHAnsi" w:eastAsiaTheme="majorEastAsia" w:cstheme="majorBidi" w:ascii="Calibri" w:hAnsi="Calibri"/>
                 <w:color w:val="943634" w:themeColor="accent2" w:themeShade="BF"/>
                 <w:sz w:val="22"/>
                 <w:szCs w:val="22"/>
               </w:rPr>
-              <w:t xml:space="preserve">&lt;No updates </w:t>
-            </w:r>
-            <w:r>
-              <w:rPr>
-                <w:rFonts w:asciiTheme="majorHAnsi" w:hAnsiTheme="majorHAnsi" w:eastAsiaTheme="majorEastAsia" w:cstheme="majorBidi"/>
-                <w:color w:val="943634" w:themeColor="accent2" w:themeShade="BF"/>
-                <w:sz w:val="22"/>
-                <w:szCs w:val="22"/>
-              </w:rPr>
-              <w:t xml:space="preserve">in </w:t>
-            </w:r>
-            <w:r>
-              <w:rPr>
-                <w:rFonts w:asciiTheme="majorHAnsi" w:hAnsiTheme="majorHAnsi" w:eastAsiaTheme="majorEastAsia" w:cstheme="majorBidi"/>
-                <w:color w:val="943634" w:themeColor="accent2" w:themeShade="BF"/>
-                <w:sz w:val="22"/>
-                <w:szCs w:val="22"/>
-              </w:rPr>
-              <w:t>10</w:t>
-            </w:r>
-            <w:r>
-              <w:rPr>
-                <w:rFonts w:asciiTheme="majorHAnsi" w:hAnsiTheme="majorHAnsi" w:eastAsiaTheme="majorEastAsia" w:cstheme="majorBidi"/>
-                <w:color w:val="943634" w:themeColor="accent2" w:themeShade="BF"/>
-                <w:sz w:val="22"/>
-                <w:szCs w:val="22"/>
-              </w:rPr>
-              <w:t xml:space="preserve"> years&gt;</w:t>
-            </w:r>
-          </w:p>
-        </w:tc>
-        <w:tc>
-          <w:tcPr>
-            <w:tcW w:w="2887" w:type="dxa"/>
-          </w:tcPr>
-          <w:p>
-            <w:pPr>
-              <w:rPr>
-                <w:rFonts w:asciiTheme="majorHAnsi" w:hAnsiTheme="majorHAnsi" w:eastAsiaTheme="majorEastAsia" w:cstheme="majorBidi"/>
-                <w:color w:val="943634" w:themeColor="accent2" w:themeShade="BF"/>
-                <w:sz w:val="22"/>
-                <w:szCs w:val="22"/>
-              </w:rPr>
-            </w:pPr>
-            <w:r>
-              <w:rPr>
-                <w:rFonts w:asciiTheme="majorHAnsi" w:hAnsiTheme="majorHAnsi" w:eastAsiaTheme="majorEastAsia" w:cstheme="majorBidi"/>
-                <w:color w:val="943634" w:themeColor="accent2" w:themeShade="BF"/>
-                <w:sz w:val="22"/>
-                <w:szCs w:val="22"/>
-              </w:rPr>
-              <w:t>&lt;Yearly&gt;</w:t>
+              <w:t>Yearly</w:t>
             </w:r>
           </w:p>
         </w:tc>
@@ -12249,7 +12944,7 @@
         </w:rPr>
       </w:pPr>
       <w:r>
-        <w:t>Response:</w:t>
+        <w:t>Response: See API integration table below.</w:t>
       </w:r>
     </w:p>
     <w:p/>
@@ -12655,6 +13350,10 @@
           </w:tcPr>
           <w:p>
             <w:r>
+              <w:rPr>
+                <w:rFonts w:ascii="Calibri" w:hAnsi="Calibri"/>
+                <w:sz w:val="22"/>
+              </w:rPr>
               <w:t>Elevate Payment Services</w:t>
             </w:r>
           </w:p>
@@ -12665,6 +13364,10 @@
           </w:tcPr>
           <w:p>
             <w:r>
+              <w:rPr>
+                <w:rFonts w:ascii="Calibri" w:hAnsi="Calibri"/>
+                <w:sz w:val="22"/>
+              </w:rPr>
               <w:t>Create/update payment commitments, process charges, refunds</w:t>
             </w:r>
           </w:p>
@@ -12675,6 +13378,10 @@
           </w:tcPr>
           <w:p>
             <w:r>
+              <w:rPr>
+                <w:rFonts w:ascii="Calibri" w:hAnsi="Calibri"/>
+                <w:sz w:val="22"/>
+              </w:rPr>
               <w:t>Outbound</w:t>
             </w:r>
           </w:p>
@@ -12685,6 +13392,10 @@
           </w:tcPr>
           <w:p>
             <w:r>
+              <w:rPr>
+                <w:rFonts w:ascii="Calibri" w:hAnsi="Calibri"/>
+                <w:sz w:val="22"/>
+              </w:rPr>
               <w:t>REST API via PS_Request / PS_CommitmentRequest</w:t>
             </w:r>
           </w:p>
@@ -12695,6 +13406,10 @@
           </w:tcPr>
           <w:p>
             <w:r>
+              <w:rPr>
+                <w:rFonts w:ascii="Calibri" w:hAnsi="Calibri"/>
+                <w:sz w:val="22"/>
+              </w:rPr>
               <w:t>100-1,000/day</w:t>
             </w:r>
           </w:p>
@@ -12705,6 +13420,10 @@
           </w:tcPr>
           <w:p>
             <w:r>
+              <w:rPr>
+                <w:rFonts w:ascii="Calibri" w:hAnsi="Calibri"/>
+                <w:sz w:val="22"/>
+              </w:rPr>
               <w:t>Error__c logging + retry via RD2_QueueableService</w:t>
             </w:r>
           </w:p>
@@ -12717,6 +13436,10 @@
           </w:tcPr>
           <w:p>
             <w:r>
+              <w:rPr>
+                <w:rFonts w:ascii="Calibri" w:hAnsi="Calibri"/>
+                <w:sz w:val="22"/>
+              </w:rPr>
               <w:t>SmartyStreets Address Verification</w:t>
             </w:r>
           </w:p>
@@ -12727,6 +13450,10 @@
           </w:tcPr>
           <w:p>
             <w:r>
+              <w:rPr>
+                <w:rFonts w:ascii="Calibri" w:hAnsi="Calibri"/>
+                <w:sz w:val="22"/>
+              </w:rPr>
               <w:t>Validate and standardize US mailing addresses</w:t>
             </w:r>
           </w:p>
@@ -12737,6 +13464,10 @@
           </w:tcPr>
           <w:p>
             <w:r>
+              <w:rPr>
+                <w:rFonts w:ascii="Calibri" w:hAnsi="Calibri"/>
+                <w:sz w:val="22"/>
+              </w:rPr>
               <w:t>Outbound</w:t>
             </w:r>
           </w:p>
@@ -12747,6 +13478,10 @@
           </w:tcPr>
           <w:p>
             <w:r>
+              <w:rPr>
+                <w:rFonts w:ascii="Calibri" w:hAnsi="Calibri"/>
+                <w:sz w:val="22"/>
+              </w:rPr>
               <w:t>REST API via ADDR_SmartyStreets_Gateway</w:t>
             </w:r>
           </w:p>
@@ -12757,6 +13492,10 @@
           </w:tcPr>
           <w:p>
             <w:r>
+              <w:rPr>
+                <w:rFonts w:ascii="Calibri" w:hAnsi="Calibri"/>
+                <w:sz w:val="22"/>
+              </w:rPr>
               <w:t>On-demand batch</w:t>
             </w:r>
           </w:p>
@@ -12767,6 +13506,10 @@
           </w:tcPr>
           <w:p>
             <w:r>
+              <w:rPr>
+                <w:rFonts w:ascii="Calibri" w:hAnsi="Calibri"/>
+                <w:sz w:val="22"/>
+              </w:rPr>
               <w:t>Error__c logging</w:t>
             </w:r>
           </w:p>
@@ -12779,6 +13522,10 @@
           </w:tcPr>
           <w:p>
             <w:r>
+              <w:rPr>
+                <w:rFonts w:ascii="Calibri" w:hAnsi="Calibri"/>
+                <w:sz w:val="22"/>
+              </w:rPr>
               <w:t>Google Geocoding API</w:t>
             </w:r>
           </w:p>
@@ -12789,6 +13536,10 @@
           </w:tcPr>
           <w:p>
             <w:r>
+              <w:rPr>
+                <w:rFonts w:ascii="Calibri" w:hAnsi="Calibri"/>
+                <w:sz w:val="22"/>
+              </w:rPr>
               <w:t>Geocode addresses for verification</w:t>
             </w:r>
           </w:p>
@@ -12799,6 +13550,10 @@
           </w:tcPr>
           <w:p>
             <w:r>
+              <w:rPr>
+                <w:rFonts w:ascii="Calibri" w:hAnsi="Calibri"/>
+                <w:sz w:val="22"/>
+              </w:rPr>
               <w:t>Outbound</w:t>
             </w:r>
           </w:p>
@@ -12809,6 +13564,10 @@
           </w:tcPr>
           <w:p>
             <w:r>
+              <w:rPr>
+                <w:rFonts w:ascii="Calibri" w:hAnsi="Calibri"/>
+                <w:sz w:val="22"/>
+              </w:rPr>
               <w:t>REST API via ADDR_GoogleGeoAPI_Validator</w:t>
             </w:r>
           </w:p>
@@ -12819,6 +13578,10 @@
           </w:tcPr>
           <w:p>
             <w:r>
+              <w:rPr>
+                <w:rFonts w:ascii="Calibri" w:hAnsi="Calibri"/>
+                <w:sz w:val="22"/>
+              </w:rPr>
               <w:t>On-demand batch</w:t>
             </w:r>
           </w:p>
@@ -12829,6 +13592,10 @@
           </w:tcPr>
           <w:p>
             <w:r>
+              <w:rPr>
+                <w:rFonts w:ascii="Calibri" w:hAnsi="Calibri"/>
+                <w:sz w:val="22"/>
+              </w:rPr>
               <w:t>Error__c logging</w:t>
             </w:r>
           </w:p>
@@ -12841,6 +13608,10 @@
           </w:tcPr>
           <w:p>
             <w:r>
+              <w:rPr>
+                <w:rFonts w:ascii="Calibri" w:hAnsi="Calibri"/>
+                <w:sz w:val="22"/>
+              </w:rPr>
               <w:t>Cicero Legislative Districts</w:t>
             </w:r>
           </w:p>
@@ -12851,6 +13622,10 @@
           </w:tcPr>
           <w:p>
             <w:r>
+              <w:rPr>
+                <w:rFonts w:ascii="Calibri" w:hAnsi="Calibri"/>
+                <w:sz w:val="22"/>
+              </w:rPr>
               <w:t>District-level address verification</w:t>
             </w:r>
           </w:p>
@@ -12861,6 +13636,10 @@
           </w:tcPr>
           <w:p>
             <w:r>
+              <w:rPr>
+                <w:rFonts w:ascii="Calibri" w:hAnsi="Calibri"/>
+                <w:sz w:val="22"/>
+              </w:rPr>
               <w:t>Outbound</w:t>
             </w:r>
           </w:p>
@@ -12871,6 +13650,10 @@
           </w:tcPr>
           <w:p>
             <w:r>
+              <w:rPr>
+                <w:rFonts w:ascii="Calibri" w:hAnsi="Calibri"/>
+                <w:sz w:val="22"/>
+              </w:rPr>
               <w:t>REST API via ADDR_Cicero_Validator</w:t>
             </w:r>
           </w:p>
@@ -12881,6 +13664,10 @@
           </w:tcPr>
           <w:p>
             <w:r>
+              <w:rPr>
+                <w:rFonts w:ascii="Calibri" w:hAnsi="Calibri"/>
+                <w:sz w:val="22"/>
+              </w:rPr>
               <w:t>On-demand batch</w:t>
             </w:r>
           </w:p>
@@ -12891,6 +13678,10 @@
           </w:tcPr>
           <w:p>
             <w:r>
+              <w:rPr>
+                <w:rFonts w:ascii="Calibri" w:hAnsi="Calibri"/>
+                <w:sz w:val="22"/>
+              </w:rPr>
               <w:t>Error__c logging</w:t>
             </w:r>
           </w:p>
@@ -12903,6 +13694,10 @@
           </w:tcPr>
           <w:p>
             <w:r>
+              <w:rPr>
+                <w:rFonts w:ascii="Calibri" w:hAnsi="Calibri"/>
+                <w:sz w:val="22"/>
+              </w:rPr>
               <w:t>Salesforce Metadata API</w:t>
             </w:r>
           </w:p>
@@ -12913,6 +13708,10 @@
           </w:tcPr>
           <w:p>
             <w:r>
+              <w:rPr>
+                <w:rFonts w:ascii="Calibri" w:hAnsi="Calibri"/>
+                <w:sz w:val="22"/>
+              </w:rPr>
               <w:t>Deploy Custom Metadata (CRLP rollup definitions)</w:t>
             </w:r>
           </w:p>
@@ -12923,6 +13722,10 @@
           </w:tcPr>
           <w:p>
             <w:r>
+              <w:rPr>
+                <w:rFonts w:ascii="Calibri" w:hAnsi="Calibri"/>
+                <w:sz w:val="22"/>
+              </w:rPr>
               <w:t>Outbound</w:t>
             </w:r>
           </w:p>
@@ -12933,6 +13736,10 @@
           </w:tcPr>
           <w:p>
             <w:r>
+              <w:rPr>
+                <w:rFonts w:ascii="Calibri" w:hAnsi="Calibri"/>
+                <w:sz w:val="22"/>
+              </w:rPr>
               <w:t>Metadata API via CMT_MetadataAPI</w:t>
             </w:r>
           </w:p>
@@ -12943,6 +13750,10 @@
           </w:tcPr>
           <w:p>
             <w:r>
+              <w:rPr>
+                <w:rFonts w:ascii="Calibri" w:hAnsi="Calibri"/>
+                <w:sz w:val="22"/>
+              </w:rPr>
               <w:t>Low (config changes)</w:t>
             </w:r>
           </w:p>
@@ -12953,6 +13764,10 @@
           </w:tcPr>
           <w:p>
             <w:r>
+              <w:rPr>
+                <w:rFonts w:ascii="Calibri" w:hAnsi="Calibri"/>
+                <w:sz w:val="22"/>
+              </w:rPr>
               <w:t>DeploymentEvent__e platform event</w:t>
             </w:r>
           </w:p>
@@ -13420,7 +14235,7 @@
       </w:pPr>
       <w:bookmarkStart w:name="_Toc197708051" w:id="79"/>
       <w:r>
-        <w:t>Response:</w:t>
+        <w:t>Response: See Platform Events table below.</w:t>
       </w:r>
       <w:bookmarkEnd w:id="79"/>
     </w:p>
@@ -13669,6 +14484,10 @@
           </w:tcPr>
           <w:p>
             <w:r>
+              <w:rPr>
+                <w:rFonts w:ascii="Calibri" w:hAnsi="Calibri"/>
+                <w:sz w:val="22"/>
+              </w:rPr>
               <w:t>DeploymentEvent__e</w:t>
             </w:r>
           </w:p>
@@ -13679,6 +14498,10 @@
           </w:tcPr>
           <w:p>
             <w:r>
+              <w:rPr>
+                <w:rFonts w:ascii="Calibri" w:hAnsi="Calibri"/>
+                <w:sz w:val="22"/>
+              </w:rPr>
               <w:t>Signals completion of Custom Metadata deployments for CRLP rollup configuration</w:t>
             </w:r>
           </w:p>
@@ -13689,6 +14512,10 @@
           </w:tcPr>
           <w:p>
             <w:r>
+              <w:rPr>
+                <w:rFonts w:ascii="Calibri" w:hAnsi="Calibri"/>
+                <w:sz w:val="22"/>
+              </w:rPr>
               <w:t>Internal</w:t>
             </w:r>
           </w:p>
@@ -13699,6 +14526,10 @@
           </w:tcPr>
           <w:p>
             <w:r>
+              <w:rPr>
+                <w:rFonts w:ascii="Calibri" w:hAnsi="Calibri"/>
+                <w:sz w:val="22"/>
+              </w:rPr>
               <w:t>Low — config changes only</w:t>
             </w:r>
           </w:p>
@@ -14160,6 +14991,10 @@
           </w:tcPr>
           <w:p>
             <w:r>
+              <w:rPr>
+                <w:rFonts w:ascii="Calibri" w:hAnsi="Calibri"/>
+                <w:sz w:val="22"/>
+              </w:rPr>
               <w:t>N/A — CDC not implemented</w:t>
             </w:r>
           </w:p>
@@ -14170,6 +15005,10 @@
           </w:tcPr>
           <w:p>
             <w:r>
+              <w:rPr>
+                <w:rFonts w:ascii="Calibri" w:hAnsi="Calibri"/>
+                <w:sz w:val="22"/>
+              </w:rPr>
               <w:t>NPSP uses Platform Events (DeploymentEvent__e) rather than CDC</w:t>
             </w:r>
           </w:p>
@@ -14180,6 +15019,10 @@
           </w:tcPr>
           <w:p>
             <w:r>
+              <w:rPr>
+                <w:rFonts w:ascii="Calibri" w:hAnsi="Calibri"/>
+                <w:sz w:val="22"/>
+              </w:rPr>
               <w:t>N/A</w:t>
             </w:r>
           </w:p>
@@ -14384,7 +15227,7 @@
       </w:pPr>
       <w:bookmarkStart w:name="_Toc197708053" w:id="83"/>
       <w:r>
-        <w:t>Response:</w:t>
+        <w:t>Response: See batch processing table below.</w:t>
       </w:r>
       <w:bookmarkEnd w:id="83"/>
     </w:p>
@@ -14668,6 +15511,10 @@
           </w:tcPr>
           <w:p>
             <w:r>
+              <w:rPr>
+                <w:rFonts w:ascii="Calibri" w:hAnsi="Calibri"/>
+                <w:sz w:val="22"/>
+              </w:rPr>
               <w:t>CRLP_Account_BATCH</w:t>
             </w:r>
           </w:p>
@@ -14678,6 +15525,10 @@
           </w:tcPr>
           <w:p>
             <w:r>
+              <w:rPr>
+                <w:rFonts w:ascii="Calibri" w:hAnsi="Calibri"/>
+                <w:sz w:val="22"/>
+              </w:rPr>
               <w:t>Recalculate rollup fields for Account records</w:t>
             </w:r>
           </w:p>
@@ -14688,6 +15539,10 @@
           </w:tcPr>
           <w:p>
             <w:r>
+              <w:rPr>
+                <w:rFonts w:ascii="Calibri" w:hAnsi="Calibri"/>
+                <w:sz w:val="22"/>
+              </w:rPr>
               <w:t>Scheduled + On-demand</w:t>
             </w:r>
           </w:p>
@@ -14698,6 +15553,10 @@
           </w:tcPr>
           <w:p>
             <w:r>
+              <w:rPr>
+                <w:rFonts w:ascii="Calibri" w:hAnsi="Calibri"/>
+                <w:sz w:val="22"/>
+              </w:rPr>
               <w:t>All Accounts with Opportunity children</w:t>
             </w:r>
           </w:p>
@@ -14708,6 +15567,10 @@
           </w:tcPr>
           <w:p>
             <w:r>
+              <w:rPr>
+                <w:rFonts w:ascii="Calibri" w:hAnsi="Calibri"/>
+                <w:sz w:val="22"/>
+              </w:rPr>
               <w:t>Nightly or triggered</w:t>
             </w:r>
           </w:p>
@@ -14720,6 +15583,10 @@
           </w:tcPr>
           <w:p>
             <w:r>
+              <w:rPr>
+                <w:rFonts w:ascii="Calibri" w:hAnsi="Calibri"/>
+                <w:sz w:val="22"/>
+              </w:rPr>
               <w:t>CRLP_Contact_BATCH</w:t>
             </w:r>
           </w:p>
@@ -14730,6 +15597,10 @@
           </w:tcPr>
           <w:p>
             <w:r>
+              <w:rPr>
+                <w:rFonts w:ascii="Calibri" w:hAnsi="Calibri"/>
+                <w:sz w:val="22"/>
+              </w:rPr>
               <w:t>Recalculate rollup fields for Contact records</w:t>
             </w:r>
           </w:p>
@@ -14740,6 +15611,10 @@
           </w:tcPr>
           <w:p>
             <w:r>
+              <w:rPr>
+                <w:rFonts w:ascii="Calibri" w:hAnsi="Calibri"/>
+                <w:sz w:val="22"/>
+              </w:rPr>
               <w:t>Scheduled + On-demand</w:t>
             </w:r>
           </w:p>
@@ -14750,6 +15625,10 @@
           </w:tcPr>
           <w:p>
             <w:r>
+              <w:rPr>
+                <w:rFonts w:ascii="Calibri" w:hAnsi="Calibri"/>
+                <w:sz w:val="22"/>
+              </w:rPr>
               <w:t>All Contacts with donation history</w:t>
             </w:r>
           </w:p>
@@ -14760,6 +15639,10 @@
           </w:tcPr>
           <w:p>
             <w:r>
+              <w:rPr>
+                <w:rFonts w:ascii="Calibri" w:hAnsi="Calibri"/>
+                <w:sz w:val="22"/>
+              </w:rPr>
               <w:t>Nightly or triggered</w:t>
             </w:r>
           </w:p>
@@ -14772,6 +15655,10 @@
           </w:tcPr>
           <w:p>
             <w:r>
+              <w:rPr>
+                <w:rFonts w:ascii="Calibri" w:hAnsi="Calibri"/>
+                <w:sz w:val="22"/>
+              </w:rPr>
               <w:t>CRLP_GAU_BATCH</w:t>
             </w:r>
           </w:p>
@@ -14782,6 +15669,10 @@
           </w:tcPr>
           <w:p>
             <w:r>
+              <w:rPr>
+                <w:rFonts w:ascii="Calibri" w:hAnsi="Calibri"/>
+                <w:sz w:val="22"/>
+              </w:rPr>
               <w:t>Recalculate rollup fields for General Accounting Units</w:t>
             </w:r>
           </w:p>
@@ -14792,6 +15683,10 @@
           </w:tcPr>
           <w:p>
             <w:r>
+              <w:rPr>
+                <w:rFonts w:ascii="Calibri" w:hAnsi="Calibri"/>
+                <w:sz w:val="22"/>
+              </w:rPr>
               <w:t>Scheduled</w:t>
             </w:r>
           </w:p>
@@ -14802,6 +15697,10 @@
           </w:tcPr>
           <w:p>
             <w:r>
+              <w:rPr>
+                <w:rFonts w:ascii="Calibri" w:hAnsi="Calibri"/>
+                <w:sz w:val="22"/>
+              </w:rPr>
               <w:t>All active GAU records</w:t>
             </w:r>
           </w:p>
@@ -14812,6 +15711,10 @@
           </w:tcPr>
           <w:p>
             <w:r>
+              <w:rPr>
+                <w:rFonts w:ascii="Calibri" w:hAnsi="Calibri"/>
+                <w:sz w:val="22"/>
+              </w:rPr>
               <w:t>Nightly</w:t>
             </w:r>
           </w:p>
@@ -14824,6 +15727,10 @@
           </w:tcPr>
           <w:p>
             <w:r>
+              <w:rPr>
+                <w:rFonts w:ascii="Calibri" w:hAnsi="Calibri"/>
+                <w:sz w:val="22"/>
+              </w:rPr>
               <w:t>BDI_DataImport_BATCH</w:t>
             </w:r>
           </w:p>
@@ -14834,6 +15741,10 @@
           </w:tcPr>
           <w:p>
             <w:r>
+              <w:rPr>
+                <w:rFonts w:ascii="Calibri" w:hAnsi="Calibri"/>
+                <w:sz w:val="22"/>
+              </w:rPr>
               <w:t>Process staged DataImport__c records into target objects</w:t>
             </w:r>
           </w:p>
@@ -14844,6 +15755,10 @@
           </w:tcPr>
           <w:p>
             <w:r>
+              <w:rPr>
+                <w:rFonts w:ascii="Calibri" w:hAnsi="Calibri"/>
+                <w:sz w:val="22"/>
+              </w:rPr>
               <w:t>On-demand (user-initiated)</w:t>
             </w:r>
           </w:p>
@@ -14854,6 +15769,10 @@
           </w:tcPr>
           <w:p>
             <w:r>
+              <w:rPr>
+                <w:rFonts w:ascii="Calibri" w:hAnsi="Calibri"/>
+                <w:sz w:val="22"/>
+              </w:rPr>
               <w:t>DataImport__c records in a batch</w:t>
             </w:r>
           </w:p>
@@ -14864,6 +15783,10 @@
           </w:tcPr>
           <w:p>
             <w:r>
+              <w:rPr>
+                <w:rFonts w:ascii="Calibri" w:hAnsi="Calibri"/>
+                <w:sz w:val="22"/>
+              </w:rPr>
               <w:t>Per batch submission</w:t>
             </w:r>
           </w:p>
@@ -14876,6 +15799,10 @@
           </w:tcPr>
           <w:p>
             <w:r>
+              <w:rPr>
+                <w:rFonts w:ascii="Calibri" w:hAnsi="Calibri"/>
+                <w:sz w:val="22"/>
+              </w:rPr>
               <w:t>RD2_OpportunityEvaluation_BATCH</w:t>
             </w:r>
           </w:p>
@@ -14886,6 +15813,10 @@
           </w:tcPr>
           <w:p>
             <w:r>
+              <w:rPr>
+                <w:rFonts w:ascii="Calibri" w:hAnsi="Calibri"/>
+                <w:sz w:val="22"/>
+              </w:rPr>
               <w:t>Create/update installment Opportunities for Recurring Donations</w:t>
             </w:r>
           </w:p>
@@ -14896,6 +15827,10 @@
           </w:tcPr>
           <w:p>
             <w:r>
+              <w:rPr>
+                <w:rFonts w:ascii="Calibri" w:hAnsi="Calibri"/>
+                <w:sz w:val="22"/>
+              </w:rPr>
               <w:t>Scheduled + On-demand</w:t>
             </w:r>
           </w:p>
@@ -14906,6 +15841,10 @@
           </w:tcPr>
           <w:p>
             <w:r>
+              <w:rPr>
+                <w:rFonts w:ascii="Calibri" w:hAnsi="Calibri"/>
+                <w:sz w:val="22"/>
+              </w:rPr>
               <w:t>Active npe03__Recurring_Donation__c records</w:t>
             </w:r>
           </w:p>
@@ -14916,6 +15855,10 @@
           </w:tcPr>
           <w:p>
             <w:r>
+              <w:rPr>
+                <w:rFonts w:ascii="Calibri" w:hAnsi="Calibri"/>
+                <w:sz w:val="22"/>
+              </w:rPr>
               <w:t>Nightly</w:t>
             </w:r>
           </w:p>
@@ -14928,6 +15871,10 @@
           </w:tcPr>
           <w:p>
             <w:r>
+              <w:rPr>
+                <w:rFonts w:ascii="Calibri" w:hAnsi="Calibri"/>
+                <w:sz w:val="22"/>
+              </w:rPr>
               <w:t>ADDR_Validator_Batch</w:t>
             </w:r>
           </w:p>
@@ -14938,6 +15885,10 @@
           </w:tcPr>
           <w:p>
             <w:r>
+              <w:rPr>
+                <w:rFonts w:ascii="Calibri" w:hAnsi="Calibri"/>
+                <w:sz w:val="22"/>
+              </w:rPr>
               <w:t>Batch verify addresses via external APIs</w:t>
             </w:r>
           </w:p>
@@ -14948,6 +15899,10 @@
           </w:tcPr>
           <w:p>
             <w:r>
+              <w:rPr>
+                <w:rFonts w:ascii="Calibri" w:hAnsi="Calibri"/>
+                <w:sz w:val="22"/>
+              </w:rPr>
               <w:t>On-demand</w:t>
             </w:r>
           </w:p>
@@ -14958,6 +15913,10 @@
           </w:tcPr>
           <w:p>
             <w:r>
+              <w:rPr>
+                <w:rFonts w:ascii="Calibri" w:hAnsi="Calibri"/>
+                <w:sz w:val="22"/>
+              </w:rPr>
               <w:t>Unverified Address__c records</w:t>
             </w:r>
           </w:p>
@@ -14968,6 +15927,10 @@
           </w:tcPr>
           <w:p>
             <w:r>
+              <w:rPr>
+                <w:rFonts w:ascii="Calibri" w:hAnsi="Calibri"/>
+                <w:sz w:val="22"/>
+              </w:rPr>
               <w:t>User-initiated</w:t>
             </w:r>
           </w:p>
@@ -14980,6 +15943,10 @@
           </w:tcPr>
           <w:p>
             <w:r>
+              <w:rPr>
+                <w:rFonts w:ascii="Calibri" w:hAnsi="Calibri"/>
+                <w:sz w:val="22"/>
+              </w:rPr>
               <w:t>LVL_LevelAssign_BATCH</w:t>
             </w:r>
           </w:p>
@@ -14990,6 +15957,10 @@
           </w:tcPr>
           <w:p>
             <w:r>
+              <w:rPr>
+                <w:rFonts w:ascii="Calibri" w:hAnsi="Calibri"/>
+                <w:sz w:val="22"/>
+              </w:rPr>
               <w:t>Assign donor levels based on rollup values</w:t>
             </w:r>
           </w:p>
@@ -15000,6 +15971,10 @@
           </w:tcPr>
           <w:p>
             <w:r>
+              <w:rPr>
+                <w:rFonts w:ascii="Calibri" w:hAnsi="Calibri"/>
+                <w:sz w:val="22"/>
+              </w:rPr>
               <w:t>Scheduled</w:t>
             </w:r>
           </w:p>
@@ -15010,6 +15985,10 @@
           </w:tcPr>
           <w:p>
             <w:r>
+              <w:rPr>
+                <w:rFonts w:ascii="Calibri" w:hAnsi="Calibri"/>
+                <w:sz w:val="22"/>
+              </w:rPr>
               <w:t>Contacts/Accounts with level criteria</w:t>
             </w:r>
           </w:p>
@@ -15020,6 +15999,10 @@
           </w:tcPr>
           <w:p>
             <w:r>
+              <w:rPr>
+                <w:rFonts w:ascii="Calibri" w:hAnsi="Calibri"/>
+                <w:sz w:val="22"/>
+              </w:rPr>
               <w:t>Nightly</w:t>
             </w:r>
           </w:p>
@@ -15032,6 +16015,10 @@
           </w:tcPr>
           <w:p>
             <w:r>
+              <w:rPr>
+                <w:rFonts w:ascii="Calibri" w:hAnsi="Calibri"/>
+                <w:sz w:val="22"/>
+              </w:rPr>
               <w:t>HH_HouseholdNaming_BATCH</w:t>
             </w:r>
           </w:p>
@@ -15042,6 +16029,10 @@
           </w:tcPr>
           <w:p>
             <w:r>
+              <w:rPr>
+                <w:rFonts w:ascii="Calibri" w:hAnsi="Calibri"/>
+                <w:sz w:val="22"/>
+              </w:rPr>
               <w:t>Recalculate household names after bulk changes</w:t>
             </w:r>
           </w:p>
@@ -15052,6 +16043,10 @@
           </w:tcPr>
           <w:p>
             <w:r>
+              <w:rPr>
+                <w:rFonts w:ascii="Calibri" w:hAnsi="Calibri"/>
+                <w:sz w:val="22"/>
+              </w:rPr>
               <w:t>On-demand</w:t>
             </w:r>
           </w:p>
@@ -15062,6 +16057,10 @@
           </w:tcPr>
           <w:p>
             <w:r>
+              <w:rPr>
+                <w:rFonts w:ascii="Calibri" w:hAnsi="Calibri"/>
+                <w:sz w:val="22"/>
+              </w:rPr>
               <w:t>Household Account records</w:t>
             </w:r>
           </w:p>
@@ -15072,6 +16071,10 @@
           </w:tcPr>
           <w:p>
             <w:r>
+              <w:rPr>
+                <w:rFonts w:ascii="Calibri" w:hAnsi="Calibri"/>
+                <w:sz w:val="22"/>
+              </w:rPr>
               <w:t>Triggered by bulk ops</w:t>
             </w:r>
           </w:p>
@@ -15084,6 +16087,10 @@
           </w:tcPr>
           <w:p>
             <w:r>
+              <w:rPr>
+                <w:rFonts w:ascii="Calibri" w:hAnsi="Calibri"/>
+                <w:sz w:val="22"/>
+              </w:rPr>
               <w:t>UTIL_OrgTelemetry_BATCH</w:t>
             </w:r>
           </w:p>
@@ -15094,6 +16101,10 @@
           </w:tcPr>
           <w:p>
             <w:r>
+              <w:rPr>
+                <w:rFonts w:ascii="Calibri" w:hAnsi="Calibri"/>
+                <w:sz w:val="22"/>
+              </w:rPr>
               <w:t>Collect org usage statistics for product telemetry</w:t>
             </w:r>
           </w:p>
@@ -15104,6 +16115,10 @@
           </w:tcPr>
           <w:p>
             <w:r>
+              <w:rPr>
+                <w:rFonts w:ascii="Calibri" w:hAnsi="Calibri"/>
+                <w:sz w:val="22"/>
+              </w:rPr>
               <w:t>Scheduled</w:t>
             </w:r>
           </w:p>
@@ -15114,6 +16129,10 @@
           </w:tcPr>
           <w:p>
             <w:r>
+              <w:rPr>
+                <w:rFonts w:ascii="Calibri" w:hAnsi="Calibri"/>
+                <w:sz w:val="22"/>
+              </w:rPr>
               <w:t>Org-wide metadata counts</w:t>
             </w:r>
           </w:p>
@@ -15124,6 +16143,10 @@
           </w:tcPr>
           <w:p>
             <w:r>
+              <w:rPr>
+                <w:rFonts w:ascii="Calibri" w:hAnsi="Calibri"/>
+                <w:sz w:val="22"/>
+              </w:rPr>
               <w:t>Weekly</w:t>
             </w:r>
           </w:p>
@@ -15136,6 +16159,10 @@
           </w:tcPr>
           <w:p>
             <w:r>
+              <w:rPr>
+                <w:rFonts w:ascii="Calibri" w:hAnsi="Calibri"/>
+                <w:sz w:val="22"/>
+              </w:rPr>
               <w:t>OPP_OpportunityNaming_BATCH</w:t>
             </w:r>
           </w:p>
@@ -15146,6 +16173,10 @@
           </w:tcPr>
           <w:p>
             <w:r>
+              <w:rPr>
+                <w:rFonts w:ascii="Calibri" w:hAnsi="Calibri"/>
+                <w:sz w:val="22"/>
+              </w:rPr>
               <w:t>Apply naming conventions to Opportunity records</w:t>
             </w:r>
           </w:p>
@@ -15156,6 +16187,10 @@
           </w:tcPr>
           <w:p>
             <w:r>
+              <w:rPr>
+                <w:rFonts w:ascii="Calibri" w:hAnsi="Calibri"/>
+                <w:sz w:val="22"/>
+              </w:rPr>
               <w:t>On-demand</w:t>
             </w:r>
           </w:p>
@@ -15166,6 +16201,10 @@
           </w:tcPr>
           <w:p>
             <w:r>
+              <w:rPr>
+                <w:rFonts w:ascii="Calibri" w:hAnsi="Calibri"/>
+                <w:sz w:val="22"/>
+              </w:rPr>
               <w:t>Opportunities missing standard names</w:t>
             </w:r>
           </w:p>
@@ -15176,6 +16215,10 @@
           </w:tcPr>
           <w:p>
             <w:r>
+              <w:rPr>
+                <w:rFonts w:ascii="Calibri" w:hAnsi="Calibri"/>
+                <w:sz w:val="22"/>
+              </w:rPr>
               <w:t>User-initiated</w:t>
             </w:r>
           </w:p>
@@ -15301,7 +16344,7 @@
         <w:pStyle w:val="Response"/>
       </w:pPr>
       <w:r>
-        <w:t>Response:</w:t>
+        <w:t>Response: See async processing table below.</w:t>
       </w:r>
     </w:p>
     <w:tbl>
@@ -15532,6 +16575,10 @@
           </w:tcPr>
           <w:p>
             <w:r>
+              <w:rPr>
+                <w:rFonts w:ascii="Calibri" w:hAnsi="Calibri"/>
+                <w:sz w:val="22"/>
+              </w:rPr>
               <w:t>RD2_QueueableService</w:t>
             </w:r>
           </w:p>
@@ -15542,6 +16589,10 @@
           </w:tcPr>
           <w:p>
             <w:r>
+              <w:rPr>
+                <w:rFonts w:ascii="Calibri" w:hAnsi="Calibri"/>
+                <w:sz w:val="22"/>
+              </w:rPr>
               <w:t>Queueable</w:t>
             </w:r>
           </w:p>
@@ -15552,6 +16603,10 @@
           </w:tcPr>
           <w:p>
             <w:r>
+              <w:rPr>
+                <w:rFonts w:ascii="Calibri" w:hAnsi="Calibri"/>
+                <w:sz w:val="22"/>
+              </w:rPr>
               <w:t>Process Elevate commitment API calls asynchronously with retry logic</w:t>
             </w:r>
           </w:p>
@@ -15570,6 +16625,10 @@
           </w:tcPr>
           <w:p>
             <w:r>
+              <w:rPr>
+                <w:rFonts w:ascii="Calibri" w:hAnsi="Calibri"/>
+                <w:sz w:val="22"/>
+              </w:rPr>
               <w:t>GiftEntryProcessorQueue</w:t>
             </w:r>
           </w:p>
@@ -15580,6 +16639,10 @@
           </w:tcPr>
           <w:p>
             <w:r>
+              <w:rPr>
+                <w:rFonts w:ascii="Calibri" w:hAnsi="Calibri"/>
+                <w:sz w:val="22"/>
+              </w:rPr>
               <w:t>Queueable</w:t>
             </w:r>
           </w:p>
@@ -15590,6 +16653,10 @@
           </w:tcPr>
           <w:p>
             <w:r>
+              <w:rPr>
+                <w:rFonts w:ascii="Calibri" w:hAnsi="Calibri"/>
+                <w:sz w:val="22"/>
+              </w:rPr>
               <w:t>Process Gift Entry submissions asynchronously for better UI responsiveness</w:t>
             </w:r>
           </w:p>
@@ -15608,6 +16675,10 @@
           </w:tcPr>
           <w:p>
             <w:r>
+              <w:rPr>
+                <w:rFonts w:ascii="Calibri" w:hAnsi="Calibri"/>
+                <w:sz w:val="22"/>
+              </w:rPr>
               <w:t>CRLP_RollupQueueable</w:t>
             </w:r>
           </w:p>
@@ -15618,6 +16689,10 @@
           </w:tcPr>
           <w:p>
             <w:r>
+              <w:rPr>
+                <w:rFonts w:ascii="Calibri" w:hAnsi="Calibri"/>
+                <w:sz w:val="22"/>
+              </w:rPr>
               <w:t>Queueable</w:t>
             </w:r>
           </w:p>
@@ -15628,6 +16703,10 @@
           </w:tcPr>
           <w:p>
             <w:r>
+              <w:rPr>
+                <w:rFonts w:ascii="Calibri" w:hAnsi="Calibri"/>
+                <w:sz w:val="22"/>
+              </w:rPr>
               <w:t>Process incremental rollup calculations triggered by DML operations</w:t>
             </w:r>
           </w:p>
@@ -15646,6 +16725,10 @@
           </w:tcPr>
           <w:p>
             <w:r>
+              <w:rPr>
+                <w:rFonts w:ascii="Calibri" w:hAnsi="Calibri"/>
+                <w:sz w:val="22"/>
+              </w:rPr>
               <w:t>CRLP_ResetRollupFieldsQueueable</w:t>
             </w:r>
           </w:p>
@@ -15656,6 +16739,10 @@
           </w:tcPr>
           <w:p>
             <w:r>
+              <w:rPr>
+                <w:rFonts w:ascii="Calibri" w:hAnsi="Calibri"/>
+                <w:sz w:val="22"/>
+              </w:rPr>
               <w:t>Queueable</w:t>
             </w:r>
           </w:p>
@@ -15666,6 +16753,10 @@
           </w:tcPr>
           <w:p>
             <w:r>
+              <w:rPr>
+                <w:rFonts w:ascii="Calibri" w:hAnsi="Calibri"/>
+                <w:sz w:val="22"/>
+              </w:rPr>
               <w:t>Reset rollup fields when rollup definitions change</w:t>
             </w:r>
           </w:p>
@@ -15684,6 +16775,10 @@
           </w:tcPr>
           <w:p>
             <w:r>
+              <w:rPr>
+                <w:rFonts w:ascii="Calibri" w:hAnsi="Calibri"/>
+                <w:sz w:val="22"/>
+              </w:rPr>
               <w:t>ElevateBatchCapturer</w:t>
             </w:r>
           </w:p>
@@ -15694,6 +16789,10 @@
           </w:tcPr>
           <w:p>
             <w:r>
+              <w:rPr>
+                <w:rFonts w:ascii="Calibri" w:hAnsi="Calibri"/>
+                <w:sz w:val="22"/>
+              </w:rPr>
               <w:t>Queueable/Batch</w:t>
             </w:r>
           </w:p>
@@ -15704,6 +16803,10 @@
           </w:tcPr>
           <w:p>
             <w:r>
+              <w:rPr>
+                <w:rFonts w:ascii="Calibri" w:hAnsi="Calibri"/>
+                <w:sz w:val="22"/>
+              </w:rPr>
               <w:t>Capture authorized Elevate batch payments</w:t>
             </w:r>
           </w:p>
@@ -15722,6 +16825,10 @@
           </w:tcPr>
           <w:p>
             <w:r>
+              <w:rPr>
+                <w:rFonts w:ascii="Calibri" w:hAnsi="Calibri"/>
+                <w:sz w:val="22"/>
+              </w:rPr>
               <w:t>ERR_AsyncErrors</w:t>
             </w:r>
           </w:p>
@@ -15732,6 +16839,10 @@
           </w:tcPr>
           <w:p>
             <w:r>
+              <w:rPr>
+                <w:rFonts w:ascii="Calibri" w:hAnsi="Calibri"/>
+                <w:sz w:val="22"/>
+              </w:rPr>
               <w:t>Queueable</w:t>
             </w:r>
           </w:p>
@@ -15742,6 +16853,10 @@
           </w:tcPr>
           <w:p>
             <w:r>
+              <w:rPr>
+                <w:rFonts w:ascii="Calibri" w:hAnsi="Calibri"/>
+                <w:sz w:val="22"/>
+              </w:rPr>
               <w:t>Process and store async operation errors</w:t>
             </w:r>
           </w:p>
@@ -16639,6 +17754,10 @@
           </w:tcPr>
           <w:p>
             <w:r>
+              <w:rPr>
+                <w:rFonts w:ascii="Calibri" w:hAnsi="Calibri"/>
+                <w:sz w:val="22"/>
+              </w:rPr>
               <w:t>Error__c Records</w:t>
             </w:r>
           </w:p>
@@ -16649,6 +17768,10 @@
           </w:tcPr>
           <w:p>
             <w:r>
+              <w:rPr>
+                <w:rFonts w:ascii="Calibri" w:hAnsi="Calibri"/>
+                <w:sz w:val="22"/>
+              </w:rPr>
               <w:t>Failure</w:t>
             </w:r>
           </w:p>
@@ -16659,6 +17782,10 @@
           </w:tcPr>
           <w:p>
             <w:r>
+              <w:rPr>
+                <w:rFonts w:ascii="Calibri" w:hAnsi="Calibri"/>
+                <w:sz w:val="22"/>
+              </w:rPr>
               <w:t>New Error__c records created (count &gt; threshold)</w:t>
             </w:r>
           </w:p>
@@ -16669,6 +17796,10 @@
           </w:tcPr>
           <w:p>
             <w:r>
+              <w:rPr>
+                <w:rFonts w:ascii="Calibri" w:hAnsi="Calibri"/>
+                <w:sz w:val="22"/>
+              </w:rPr>
               <w:t>Custom Error Dashboard</w:t>
             </w:r>
           </w:p>
@@ -16679,6 +17810,10 @@
           </w:tcPr>
           <w:p>
             <w:r>
+              <w:rPr>
+                <w:rFonts w:ascii="Calibri" w:hAnsi="Calibri"/>
+                <w:sz w:val="22"/>
+              </w:rPr>
               <w:t>System Administrator</w:t>
             </w:r>
           </w:p>
@@ -16691,6 +17826,10 @@
           </w:tcPr>
           <w:p>
             <w:r>
+              <w:rPr>
+                <w:rFonts w:ascii="Calibri" w:hAnsi="Calibri"/>
+                <w:sz w:val="22"/>
+              </w:rPr>
               <w:t>Batch Job Status</w:t>
             </w:r>
           </w:p>
@@ -16701,6 +17840,10 @@
           </w:tcPr>
           <w:p>
             <w:r>
+              <w:rPr>
+                <w:rFonts w:ascii="Calibri" w:hAnsi="Calibri"/>
+                <w:sz w:val="22"/>
+              </w:rPr>
               <w:t>Success/Failure</w:t>
             </w:r>
           </w:p>
@@ -16711,6 +17854,10 @@
           </w:tcPr>
           <w:p>
             <w:r>
+              <w:rPr>
+                <w:rFonts w:ascii="Calibri" w:hAnsi="Calibri"/>
+                <w:sz w:val="22"/>
+              </w:rPr>
               <w:t>Batch Apex job failures or extended runtime</w:t>
             </w:r>
           </w:p>
@@ -16721,6 +17868,10 @@
           </w:tcPr>
           <w:p>
             <w:r>
+              <w:rPr>
+                <w:rFonts w:ascii="Calibri" w:hAnsi="Calibri"/>
+                <w:sz w:val="22"/>
+              </w:rPr>
               <w:t>Salesforce Setup &gt; Apex Jobs</w:t>
             </w:r>
           </w:p>
@@ -16731,6 +17882,10 @@
           </w:tcPr>
           <w:p>
             <w:r>
+              <w:rPr>
+                <w:rFonts w:ascii="Calibri" w:hAnsi="Calibri"/>
+                <w:sz w:val="22"/>
+              </w:rPr>
               <w:t>System Administrator</w:t>
             </w:r>
           </w:p>
@@ -16743,6 +17898,10 @@
           </w:tcPr>
           <w:p>
             <w:r>
+              <w:rPr>
+                <w:rFonts w:ascii="Calibri" w:hAnsi="Calibri"/>
+                <w:sz w:val="22"/>
+              </w:rPr>
               <w:t>Elevate API Calls</w:t>
             </w:r>
           </w:p>
@@ -16753,6 +17912,10 @@
           </w:tcPr>
           <w:p>
             <w:r>
+              <w:rPr>
+                <w:rFonts w:ascii="Calibri" w:hAnsi="Calibri"/>
+                <w:sz w:val="22"/>
+              </w:rPr>
               <w:t>Failure</w:t>
             </w:r>
           </w:p>
@@ -16763,6 +17926,10 @@
           </w:tcPr>
           <w:p>
             <w:r>
+              <w:rPr>
+                <w:rFonts w:ascii="Calibri" w:hAnsi="Calibri"/>
+                <w:sz w:val="22"/>
+              </w:rPr>
               <w:t>HTTP 4xx/5xx responses from Payment Services</w:t>
             </w:r>
           </w:p>
@@ -16773,6 +17940,10 @@
           </w:tcPr>
           <w:p>
             <w:r>
+              <w:rPr>
+                <w:rFonts w:ascii="Calibri" w:hAnsi="Calibri"/>
+                <w:sz w:val="22"/>
+              </w:rPr>
               <w:t>Error__c + Custom Report</w:t>
             </w:r>
           </w:p>
@@ -16783,6 +17954,10 @@
           </w:tcPr>
           <w:p>
             <w:r>
+              <w:rPr>
+                <w:rFonts w:ascii="Calibri" w:hAnsi="Calibri"/>
+                <w:sz w:val="22"/>
+              </w:rPr>
               <w:t>Fundraising Manager</w:t>
             </w:r>
           </w:p>
@@ -16795,6 +17970,10 @@
           </w:tcPr>
           <w:p>
             <w:r>
+              <w:rPr>
+                <w:rFonts w:ascii="Calibri" w:hAnsi="Calibri"/>
+                <w:sz w:val="22"/>
+              </w:rPr>
               <w:t>CRLP Rollup Completion</w:t>
             </w:r>
           </w:p>
@@ -16805,6 +17984,10 @@
           </w:tcPr>
           <w:p>
             <w:r>
+              <w:rPr>
+                <w:rFonts w:ascii="Calibri" w:hAnsi="Calibri"/>
+                <w:sz w:val="22"/>
+              </w:rPr>
               <w:t>Success</w:t>
             </w:r>
           </w:p>
@@ -16815,6 +17998,10 @@
           </w:tcPr>
           <w:p>
             <w:r>
+              <w:rPr>
+                <w:rFonts w:ascii="Calibri" w:hAnsi="Calibri"/>
+                <w:sz w:val="22"/>
+              </w:rPr>
               <w:t>Batch completion within SLA timeframe</w:t>
             </w:r>
           </w:p>
@@ -16825,6 +18012,10 @@
           </w:tcPr>
           <w:p>
             <w:r>
+              <w:rPr>
+                <w:rFonts w:ascii="Calibri" w:hAnsi="Calibri"/>
+                <w:sz w:val="22"/>
+              </w:rPr>
               <w:t>UTIL_JobProgress_CTRL</w:t>
             </w:r>
           </w:p>
@@ -16835,6 +18026,10 @@
           </w:tcPr>
           <w:p>
             <w:r>
+              <w:rPr>
+                <w:rFonts w:ascii="Calibri" w:hAnsi="Calibri"/>
+                <w:sz w:val="22"/>
+              </w:rPr>
               <w:t>System Administrator</w:t>
             </w:r>
           </w:p>
@@ -16847,6 +18042,10 @@
           </w:tcPr>
           <w:p>
             <w:r>
+              <w:rPr>
+                <w:rFonts w:ascii="Calibri" w:hAnsi="Calibri"/>
+                <w:sz w:val="22"/>
+              </w:rPr>
               <w:t>Org Telemetry</w:t>
             </w:r>
           </w:p>
@@ -16857,6 +18056,10 @@
           </w:tcPr>
           <w:p>
             <w:r>
+              <w:rPr>
+                <w:rFonts w:ascii="Calibri" w:hAnsi="Calibri"/>
+                <w:sz w:val="22"/>
+              </w:rPr>
               <w:t>Success</w:t>
             </w:r>
           </w:p>
@@ -16867,6 +18070,10 @@
           </w:tcPr>
           <w:p>
             <w:r>
+              <w:rPr>
+                <w:rFonts w:ascii="Calibri" w:hAnsi="Calibri"/>
+                <w:sz w:val="22"/>
+              </w:rPr>
               <w:t>Weekly telemetry batch completion</w:t>
             </w:r>
           </w:p>
@@ -16877,6 +18084,10 @@
           </w:tcPr>
           <w:p>
             <w:r>
+              <w:rPr>
+                <w:rFonts w:ascii="Calibri" w:hAnsi="Calibri"/>
+                <w:sz w:val="22"/>
+              </w:rPr>
               <w:t>UTIL_OrgTelemetry_BATCH logs</w:t>
             </w:r>
           </w:p>
@@ -16887,6 +18098,10 @@
           </w:tcPr>
           <w:p>
             <w:r>
+              <w:rPr>
+                <w:rFonts w:ascii="Calibri" w:hAnsi="Calibri"/>
+                <w:sz w:val="22"/>
+              </w:rPr>
               <w:t>System Administrator</w:t>
             </w:r>
           </w:p>
@@ -17717,7 +18932,7 @@
                 <w:sz w:val="22"/>
                 <w:szCs w:val="22"/>
               </w:rPr>
-              <w:t>&lt;Outbound integration failures in the context of application user actions will result in an error displayed to the user.&gt;</w:t>
+              <w:t>Outbound API failures (Elevate, SmartyStreets)</w:t>
             </w:r>
           </w:p>
         </w:tc>
@@ -17753,7 +18968,7 @@
                 <w:sz w:val="22"/>
                 <w:szCs w:val="22"/>
               </w:rPr>
-              <w:t>&lt;Users can retry these actions and open help desk tickets should errors persist. &gt;</w:t>
+              <w:t>Retry via RD2_QueueableService with exponential backoff; errors logged to Error__c; users can retry Gift Entry submissions</w:t>
             </w:r>
           </w:p>
         </w:tc>
@@ -17781,7 +18996,7 @@
                 <w:sz w:val="22"/>
                 <w:szCs w:val="22"/>
               </w:rPr>
-              <w:t>End user</w:t>
+              <w:t>System Administrator</w:t>
             </w:r>
           </w:p>
         </w:tc>
@@ -17818,12 +19033,12 @@
             </w:pPr>
             <w:r>
               <w:rPr>
-                <w:rFonts w:asciiTheme="majorHAnsi" w:hAnsiTheme="majorHAnsi" w:eastAsiaTheme="majorEastAsia" w:cstheme="majorBidi"/>
+                <w:rFonts w:asciiTheme="majorHAnsi" w:hAnsiTheme="majorHAnsi" w:eastAsiaTheme="majorEastAsia" w:cstheme="majorBidi" w:ascii="Calibri" w:hAnsi="Calibri"/>
                 <w:color w:val="943634" w:themeColor="accent2" w:themeShade="BF"/>
                 <w:sz w:val="22"/>
                 <w:szCs w:val="22"/>
               </w:rPr>
-              <w:t>&lt;Asynchronous process failures&gt;</w:t>
+              <w:t>Batch/Async processing failures (CRLP, BDI, RD2)</w:t>
             </w:r>
           </w:p>
         </w:tc>
@@ -17854,12 +19069,12 @@
             </w:pPr>
             <w:r>
               <w:rPr>
-                <w:rFonts w:asciiTheme="majorHAnsi" w:hAnsiTheme="majorHAnsi" w:eastAsiaTheme="majorEastAsia" w:cstheme="majorBidi"/>
+                <w:rFonts w:asciiTheme="majorHAnsi" w:hAnsiTheme="majorHAnsi" w:eastAsiaTheme="majorEastAsia" w:cstheme="majorBidi" w:ascii="Calibri" w:hAnsi="Calibri"/>
                 <w:color w:val="943634" w:themeColor="accent2" w:themeShade="BF"/>
                 <w:sz w:val="22"/>
                 <w:szCs w:val="22"/>
               </w:rPr>
-              <w:t>&lt;The failure will be recorded in the Nebula log and an error notification email will be sent to one or more users&gt;</w:t>
+              <w:t>Failure logged to Error__c with full stack trace; partial batch failures isolated per chunk; configurable email alerts via Error_Settings__c</w:t>
             </w:r>
           </w:p>
         </w:tc>
@@ -17895,7 +19110,7 @@
                 <w:sz w:val="22"/>
                 <w:szCs w:val="22"/>
               </w:rPr>
-              <w:t xml:space="preserve">&lt;Application </w:t>
+              <w:t>System Administrator</w:t>
             </w:r>
             <w:r>
               <w:rPr>
@@ -17904,7 +19119,6 @@
                 <w:sz w:val="22"/>
                 <w:szCs w:val="22"/>
               </w:rPr>
-              <w:t>Admin</w:t>
             </w:r>
             <w:r>
               <w:rPr>
@@ -17913,7 +19127,6 @@
                 <w:sz w:val="22"/>
                 <w:szCs w:val="22"/>
               </w:rPr>
-              <w:t>&gt;</w:t>
             </w:r>
           </w:p>
         </w:tc>
@@ -17950,12 +19163,12 @@
             </w:pPr>
             <w:r>
               <w:rPr>
-                <w:rFonts w:asciiTheme="majorHAnsi" w:hAnsiTheme="majorHAnsi" w:eastAsiaTheme="majorEastAsia" w:cstheme="majorBidi"/>
+                <w:rFonts w:asciiTheme="majorHAnsi" w:hAnsiTheme="majorHAnsi" w:eastAsiaTheme="majorEastAsia" w:cstheme="majorBidi" w:ascii="Calibri" w:hAnsi="Calibri"/>
                 <w:color w:val="943634" w:themeColor="accent2" w:themeShade="BF"/>
                 <w:sz w:val="22"/>
                 <w:szCs w:val="22"/>
               </w:rPr>
-              <w:t>&lt;Resiliency for the inbound integrations will be part of the integration's design and will include configurable retry limits and error logs&gt;</w:t>
+              <w:t>Inbound data quality issues (BDI)</w:t>
             </w:r>
           </w:p>
         </w:tc>
@@ -17986,12 +19199,12 @@
             </w:pPr>
             <w:r>
               <w:rPr>
-                <w:rFonts w:asciiTheme="majorHAnsi" w:hAnsiTheme="majorHAnsi" w:eastAsiaTheme="majorEastAsia" w:cstheme="majorBidi"/>
+                <w:rFonts w:asciiTheme="majorHAnsi" w:hAnsiTheme="majorHAnsi" w:eastAsiaTheme="majorEastAsia" w:cstheme="majorBidi" w:ascii="Calibri" w:hAnsi="Calibri"/>
                 <w:color w:val="FF0000"/>
                 <w:sz w:val="22"/>
                 <w:szCs w:val="22"/>
               </w:rPr>
-              <w:t>&lt;Details for which monitoring tool will be used and which platform monitoring team will be responsible for the health of the integrations is TBD&gt;</w:t>
+              <w:t>BDI dry-run validation mode catches errors before commit; per-record error status on DataImport__c; batch can be reprocessed after corrections</w:t>
             </w:r>
           </w:p>
         </w:tc>
@@ -18019,7 +19232,7 @@
                 <w:sz w:val="22"/>
                 <w:szCs w:val="22"/>
               </w:rPr>
-              <w:t>&lt;TBD&gt;</w:t>
+              <w:t>Fundraising Manager</w:t>
             </w:r>
           </w:p>
         </w:tc>
@@ -19185,6 +20398,7 @@
                 <w:rFonts w:ascii="Calibri" w:hAnsi="Calibri" w:cs="Calibri"/>
                 <w:b/>
                 <w:bCs/>
+                <w:sz w:val="22"/>
               </w:rPr>
               <w:t>Action Items</w:t>
             </w:r>
@@ -19220,6 +20434,7 @@
                 <w:rFonts w:ascii="Calibri" w:hAnsi="Calibri" w:cs="Calibri"/>
                 <w:b/>
                 <w:bCs/>
+                <w:sz w:val="22"/>
               </w:rPr>
               <w:t>Completed by</w:t>
             </w:r>
@@ -19488,6 +20703,7 @@
                 <w:rStyle w:val="normaltextrun"/>
                 <w:rFonts w:ascii="Calibri" w:hAnsi="Calibri" w:cs="Calibri"/>
                 <w:b/>
+                <w:sz w:val="22"/>
               </w:rPr>
               <w:t>DTC Action Items</w:t>
             </w:r>
@@ -19517,6 +20733,7 @@
                 <w:rStyle w:val="normaltextrun"/>
                 <w:rFonts w:ascii="Calibri" w:hAnsi="Calibri" w:cs="Calibri"/>
                 <w:b/>
+                <w:sz w:val="22"/>
               </w:rPr>
               <w:t>Completed by</w:t>
             </w:r>

--- a/documentation/NPSP_High_Level_Design_Document_2026-05-14.docx
+++ b/documentation/NPSP_High_Level_Design_Document_2026-05-14.docx
@@ -5221,47 +5221,6 @@
         <w:rPr>
           <w:noProof/>
         </w:rPr>
-        <w:drawing>
-          <wp:inline distT="0" distB="0" distL="0" distR="0" wp14:anchorId="69BBC29F" wp14:editId="77AD55C7">
-            <wp:extent cx="7143750" cy="2887266"/>
-            <wp:effectExtent l="0" t="0" r="0" b="0"/>
-            <wp:docPr id="1999486742" name="Picture 1999486742"/>
-            <wp:cNvGraphicFramePr>
-              <a:graphicFrameLocks xmlns:a="http://schemas.openxmlformats.org/drawingml/2006/main" noChangeAspect="1"/>
-            </wp:cNvGraphicFramePr>
-            <a:graphic xmlns:a="http://schemas.openxmlformats.org/drawingml/2006/main">
-              <a:graphicData uri="http://schemas.openxmlformats.org/drawingml/2006/picture">
-                <pic:pic xmlns:pic="http://schemas.openxmlformats.org/drawingml/2006/picture">
-                  <pic:nvPicPr>
-                    <pic:cNvPr id="0" name=""/>
-                    <pic:cNvPicPr/>
-                  </pic:nvPicPr>
-                  <pic:blipFill>
-                    <a:blip r:embed="rId28" cstate="print">
-                      <a:extLst>
-                        <a:ext uri="{28A0092B-C50C-407E-A947-70E740481C1C}">
-                          <a14:useLocalDpi xmlns:a14="http://schemas.microsoft.com/office/drawing/2010/main" val="0"/>
-                        </a:ext>
-                      </a:extLst>
-                    </a:blip>
-                    <a:stretch>
-                      <a:fillRect/>
-                    </a:stretch>
-                  </pic:blipFill>
-                  <pic:spPr>
-                    <a:xfrm>
-                      <a:off x="0" y="0"/>
-                      <a:ext cx="7143750" cy="2887266"/>
-                    </a:xfrm>
-                    <a:prstGeom prst="rect">
-                      <a:avLst/>
-                    </a:prstGeom>
-                  </pic:spPr>
-                </pic:pic>
-              </a:graphicData>
-            </a:graphic>
-          </wp:inline>
-        </w:drawing>
       </w:r>
     </w:p>
     <w:p>
@@ -5409,46 +5368,13 @@
       <w:bookmarkStart w:name="_Toc197940018" w:id="40"/>
       <w:bookmarkStart w:name="_Toc142627320" w:id="41"/>
       <w:r>
-        <w:t xml:space="preserve">Response: </w:t>
+        <w:t>Response: See dependent systems table below.</w:t>
       </w:r>
       <w:bookmarkEnd w:id="39"/>
       <w:bookmarkEnd w:id="40"/>
       <w:bookmarkEnd w:id="41"/>
       <w:r/>
-      <w:r>
-        <w:drawing>
-          <wp:inline>
-            <wp:extent cx="5943600" cy="3969104"/>
-            <wp:docPr id="1999486744" name="Picture 1999486744"/>
-            <wp:cNvGraphicFramePr>
-              <a:graphicFrameLocks noChangeAspect="1"/>
-            </wp:cNvGraphicFramePr>
-            <a:graphic>
-              <a:graphicData uri="http://schemas.openxmlformats.org/drawingml/2006/picture">
-                <pic:pic>
-                  <pic:nvPicPr>
-                    <pic:cNvPr id="0" name="system_landscape.png"/>
-                    <pic:cNvPicPr/>
-                  </pic:nvPicPr>
-                  <pic:blipFill>
-                    <a:blip r:embed="rId25"/>
-                    <a:stretch>
-                      <a:fillRect/>
-                    </a:stretch>
-                  </pic:blipFill>
-                  <pic:spPr>
-                    <a:xfrm>
-                      <a:off x="0" y="0"/>
-                      <a:ext cx="5943600" cy="3969104"/>
-                    </a:xfrm>
-                    <a:prstGeom prst="rect"/>
-                  </pic:spPr>
-                </pic:pic>
-              </a:graphicData>
-            </a:graphic>
-          </wp:inline>
-        </w:drawing>
-      </w:r>
+      <w:r/>
     </w:p>
     <w:p/>
     <w:tbl>
@@ -6420,47 +6346,6 @@
         <w:rPr>
           <w:noProof/>
         </w:rPr>
-        <w:drawing>
-          <wp:inline distT="0" distB="0" distL="0" distR="0" wp14:anchorId="4BDE4618" wp14:editId="42AC803E">
-            <wp:extent cx="6858000" cy="5010148"/>
-            <wp:effectExtent l="0" t="0" r="0" b="0"/>
-            <wp:docPr id="1271037021" name="Picture 1271037021"/>
-            <wp:cNvGraphicFramePr>
-              <a:graphicFrameLocks xmlns:a="http://schemas.openxmlformats.org/drawingml/2006/main" noChangeAspect="1"/>
-            </wp:cNvGraphicFramePr>
-            <a:graphic xmlns:a="http://schemas.openxmlformats.org/drawingml/2006/main">
-              <a:graphicData uri="http://schemas.openxmlformats.org/drawingml/2006/picture">
-                <pic:pic xmlns:pic="http://schemas.openxmlformats.org/drawingml/2006/picture">
-                  <pic:nvPicPr>
-                    <pic:cNvPr id="0" name=""/>
-                    <pic:cNvPicPr/>
-                  </pic:nvPicPr>
-                  <pic:blipFill>
-                    <a:blip r:embed="rId32" cstate="print">
-                      <a:extLst>
-                        <a:ext uri="{28A0092B-C50C-407E-A947-70E740481C1C}">
-                          <a14:useLocalDpi xmlns:a14="http://schemas.microsoft.com/office/drawing/2010/main" val="0"/>
-                        </a:ext>
-                      </a:extLst>
-                    </a:blip>
-                    <a:stretch>
-                      <a:fillRect/>
-                    </a:stretch>
-                  </pic:blipFill>
-                  <pic:spPr>
-                    <a:xfrm>
-                      <a:off x="0" y="0"/>
-                      <a:ext cx="6858000" cy="5010148"/>
-                    </a:xfrm>
-                    <a:prstGeom prst="rect">
-                      <a:avLst/>
-                    </a:prstGeom>
-                  </pic:spPr>
-                </pic:pic>
-              </a:graphicData>
-            </a:graphic>
-          </wp:inline>
-        </w:drawing>
       </w:r>
     </w:p>
     <w:p>
